--- a/burton-inn/lease.docx
+++ b/burton-inn/lease.docx
@@ -31,7 +31,7 @@
         <w:rPr>
           <w:b/>
         </w:rPr>
-        <w:t>Draft v0.3 — July 11, 2026 — prepared from the July 2026 Rent Basis &amp; Owner Return prospectus</w:t>
+        <w:t>Draft v0.4 — July 14, 2026 — prepared from the July 2026 Rent Basis &amp; Owner Return prospectus</w:t>
       </w:r>
     </w:p>
     <w:p>
@@ -479,7 +479,7 @@
         <w:t>Exhibits.</w:t>
       </w:r>
       <w:r>
-        <w:t xml:space="preserve"> Exhibit A — Legal Description; Exhibit B — Tenant's Work; Exhibit C — Landlord's Capital Systems; Exhibit D — Optional Capital Systems Loan (election).</w:t>
+        <w:t xml:space="preserve"> Exhibit A — Legal Description; Exhibit B — Tenant's Work; Exhibit C — Landlord's Capital Systems; Exhibit D — Optional Capital Systems Loan (optional; separately documented).</w:t>
       </w:r>
     </w:p>
     <w:p>
@@ -709,7 +709,7 @@
         <w:pStyle w:val="Heading1"/>
       </w:pPr>
       <w:r>
-        <w:t>Exhibit D: Optional Capital Systems Loan (Elect One Option or Strike)</w:t>
+        <w:t>Exhibit D: Optional Capital Systems Loan (Optional; Separately Documented)</w:t>
       </w:r>
     </w:p>
     <w:p>
@@ -720,7 +720,7 @@
         <w:t>D.1 The Loan.</w:t>
       </w:r>
       <w:r>
-        <w:t xml:space="preserve"> If Landlord prefers not to fund the Exhibit C systems from its own resources, Tenant shall lend Landlord up to Fifty Thousand Dollars ($50,000) (the "Loan"), advanced as Exhibit C costs come due, at exactly Tenant's cost of funds: the Wall Street Journal Prime Rate plus three percent (3.00%) per annum (9.75% as of July 2026) — no spread, no profit to Tenant on the Loan. The Loan is evidenced by a separate promissory note. This Exhibit is separable: electing or declining it does not change any other term of the Lease, and if Landlord declines, this Exhibit is struck.</w:t>
+        <w:t xml:space="preserve"> If Landlord prefers not to fund the Exhibit C systems from its own resources, Tenant shall lend Landlord up to Fifty Thousand Dollars ($50,000) (the "Loan"), advanced as Exhibit C costs come due, at exactly Tenant's cost of funds, with no spread or profit to Tenant on the Loan. This Exhibit is separable: electing or declining it does not change any other term of the Lease, and if Landlord declines, this Exhibit is struck.</w:t>
       </w:r>
     </w:p>
     <w:p>
@@ -728,49 +728,29 @@
         <w:rPr>
           <w:b/>
         </w:rPr>
-        <w:t>D.2 Option A — Repayment Through Rent Credits.</w:t>
-      </w:r>
-      <w:r>
-        <w:t xml:space="preserve"> Landlord's cash rent (Base Rent plus Percentage Rent, but </w:t>
-      </w:r>
+        <w:t>D.2 Separate Documentation.</w:t>
+      </w:r>
+      <w:r>
+        <w:t xml:space="preserve"> The Loan's interest rate, repayment structure, prepayment rights, and security (if any) are set out in a separate loan agreement and promissory note between Landlord and Tenant, executed outside this Lease. This Lease neither fixes nor limits those terms; in the event of any conflict between this Exhibit and the separate loan documents, the loan documents control.</w:t>
+      </w:r>
+    </w:p>
+    <w:p>
+      <w:r>
+        <w:rPr>
+          <w:b/>
+        </w:rPr>
+        <w:t>D.3 Election.</w:t>
+      </w:r>
+      <w:r>
+        <w:t xml:space="preserve"> Landlord elects: [ ] Elect the Loan (repayment terms per separate loan documents) — [ ] Decline (Exhibit struck). Landlord initials: ________</w:t>
+      </w:r>
+    </w:p>
+    <w:p>
       <w:r>
         <w:rPr>
           <w:i/>
         </w:rPr>
-        <w:t>not</w:t>
-      </w:r>
-      <w:r>
-        <w:t xml:space="preserve"> Triple-Net Expenses, which continue to be paid in cash throughout) is credited against the Loan balance as it comes due, until principal and accrued interest are fully retired, after which all rent resumes in cash. Interest accrues on the outstanding balance at the D.1 rate. Illustratively, at the conservative floor the Loan clears during Year 4 (total interest about $13,833); at target performance, early Year 3. Credits are self-adjusting: they scale with actual rent, so there is no fixed payment obligation on Landlord.</w:t>
-      </w:r>
-    </w:p>
-    <w:p>
-      <w:r>
-        <w:rPr>
-          <w:b/>
-        </w:rPr>
-        <w:t>D.3 Option B — Amortized Note.</w:t>
-      </w:r>
-      <w:r>
-        <w:t xml:space="preserve"> Landlord repays the Loan in equal monthly installments fully amortizing over twenty (20) years at the D.1 rate fixed as of the funding date (approximately $474 per month at 9.75%; total interest over the full 20 years about $63,822). Landlord may prepay at any time without penalty, and may instead elect a ten (10) year amortization (approximately $654 per month at 9.75%; total interest about $28,500). Rent flows to Landlord untouched from day one.</w:t>
-      </w:r>
-    </w:p>
-    <w:p>
-      <w:r>
-        <w:rPr>
-          <w:b/>
-        </w:rPr>
-        <w:t>D.4 Election.</w:t>
-      </w:r>
-      <w:r>
-        <w:t xml:space="preserve"> Landlord elects: [ ] Option A (rent credits) — [ ] Option B (amortized note, ____-year) — [ ] Decline (Exhibit struck). Landlord initials: ________</w:t>
-      </w:r>
-    </w:p>
-    <w:p>
-      <w:r>
-        <w:rPr>
-          <w:i/>
-        </w:rPr>
-        <w:t>End of the Lease Terms Sheet for The Burton Inn — Draft v0.3, July 11, 2026. To be read with the Standard Lease Terms and the Definitions &amp; Glossary.</w:t>
+        <w:t>End of the Lease Terms Sheet for The Burton Inn — Draft v0.4, July 14, 2026. To be read with the Standard Lease Terms and the Definitions &amp; Glossary.</w:t>
       </w:r>
     </w:p>
     <w:p>
@@ -799,7 +779,7 @@
         <w:rPr>
           <w:b/>
         </w:rPr>
-        <w:t>Draft v0.3 — July 11, 2026 — prepared from the July 2026 Rent Basis &amp; Owner Return prospectus</w:t>
+        <w:t>Draft v0.4 — July 14, 2026 — prepared from the July 2026 Rent Basis &amp; Owner Return prospectus</w:t>
       </w:r>
     </w:p>
     <w:p>
@@ -2081,7 +2061,7 @@
         <w:rPr>
           <w:i/>
         </w:rPr>
-        <w:t>End of the Standard Lease Terms and Definitions &amp; Glossary for The Burton Inn — Draft v0.3, July 11, 2026. To be read with the Lease Terms Sheet.</w:t>
+        <w:t>End of the Standard Lease Terms and Definitions &amp; Glossary for The Burton Inn — Draft v0.4, July 14, 2026. To be read with the Lease Terms Sheet.</w:t>
       </w:r>
     </w:p>
     <w:sectPr>

--- a/burton-inn/lease.docx
+++ b/burton-inn/lease.docx
@@ -7,7 +7,7 @@
         <w:pStyle w:val="Title"/>
       </w:pPr>
       <w:r>
-        <w:t>The Burton Inn</w:t>
+        <w:t>Lease Terms Sheet</w:t>
       </w:r>
     </w:p>
     <w:p>
@@ -15,7 +15,7 @@
         <w:rPr>
           <w:b/>
         </w:rPr>
-        <w:t>Lease Terms Sheet</w:t>
+        <w:t>The Burton Inn — 24007 Vashon Highway SW, Vashon (Burton), Washington 98070</w:t>
       </w:r>
     </w:p>
     <w:p>
@@ -23,15 +23,7 @@
         <w:rPr>
           <w:b/>
         </w:rPr>
-        <w:t>24007 Vashon Highway SW, Vashon (Burton), Washington 98070</w:t>
-      </w:r>
-    </w:p>
-    <w:p>
-      <w:r>
-        <w:rPr>
-          <w:b/>
-        </w:rPr>
-        <w:t>Draft v0.4 — July 14, 2026 — prepared from the July 2026 Rent Basis &amp; Owner Return prospectus</w:t>
+        <w:t>Draft v0.5 — July 14, 2026 — prepared from the July 2026 Rent Basis &amp; Owner Return prospectus</w:t>
       </w:r>
     </w:p>
     <w:p>
@@ -40,39 +32,9 @@
       </w:pPr>
       <w:r>
         <w:rPr>
-          <w:b/>
+          <w:i/>
         </w:rPr>
-        <w:t>How the Lease fits together.</w:t>
-      </w:r>
-      <w:r>
-        <w:t xml:space="preserve"> This Lease Terms Sheet, together with the </w:t>
-      </w:r>
-      <w:r>
-        <w:rPr>
-          <w:b/>
-        </w:rPr>
-        <w:t>Standard Lease Terms</w:t>
-      </w:r>
-      <w:r>
-        <w:t xml:space="preserve"> and the </w:t>
-      </w:r>
-      <w:r>
-        <w:rPr>
-          <w:b/>
-        </w:rPr>
-        <w:t>Definitions &amp; Glossary</w:t>
-      </w:r>
-      <w:r>
-        <w:t xml:space="preserve"> that accompany it, forms one Commercial Lease Agreement (the "Lease") for the Premises. This Terms Sheet states the deal-specific terms; the Standard Lease Terms state the operating and legal terms that apply to them; the Glossary defines capitalized terms. Where this Terms Sheet is silent, the Standard Lease Terms control; </w:t>
-      </w:r>
-      <w:r>
-        <w:rPr>
-          <w:b/>
-        </w:rPr>
-        <w:t>in the event of any conflict, this Terms Sheet prevails.</w:t>
-      </w:r>
-      <w:r>
-        <w:t xml:space="preserve"> The economic structure below implements the deal described in "The Burton Inn — Rent Basis &amp; Owner Return" (July 2026).</w:t>
+        <w:t>The specific, negotiated terms of this Lease. Where this Terms Sheet is silent, the Standard Lease Terms and the Definitions &amp; Glossary (attached) control; in the event of a conflict, this Terms Sheet prevails. The economic structure implements the deal described in "The Burton Inn — Rent Basis &amp; Owner Return" (July 2026).</w:t>
       </w:r>
     </w:p>
     <w:p>
@@ -80,7 +42,7 @@
         <w:pStyle w:val="Heading1"/>
       </w:pPr>
       <w:r>
-        <w:t>Parties and Premises</w:t>
+        <w:t>1 · The Parties</w:t>
       </w:r>
     </w:p>
     <w:p>
@@ -88,7 +50,7 @@
         <w:rPr>
           <w:b/>
         </w:rPr>
-        <w:t>Landlord.</w:t>
+        <w:t>LANDLORD:</w:t>
       </w:r>
       <w:r>
         <w:t xml:space="preserve"> The Burton Landing LLC, a Washington limited liability company.</w:t>
@@ -99,7 +61,7 @@
         <w:rPr>
           <w:b/>
         </w:rPr>
-        <w:t>Tenant.</w:t>
+        <w:t>TENANT (ENTITY):</w:t>
       </w:r>
       <w:r>
         <w:t xml:space="preserve"> eBerry LLC, a Washington limited liability company.</w:t>
@@ -110,19 +72,10 @@
         <w:rPr>
           <w:b/>
         </w:rPr>
-        <w:t>Premises.</w:t>
-      </w:r>
-      <w:r>
-        <w:t xml:space="preserve"> The entire building commonly known as The Burton Inn, together with the underlying land, parking, and grounds, located at 24007 Vashon Highway SW, Vashon (Burton), Washington 98070, legally described on </w:t>
-      </w:r>
-      <w:r>
-        <w:rPr>
-          <w:b/>
-        </w:rPr>
-        <w:t>Exhibit A</w:t>
-      </w:r>
-      <w:r>
-        <w:t>. The Premises comprise the whole building and grounds; there are no common areas, proportionate-share allocations, or landlord relocation rights.</w:t>
+        <w:t>TENANT ADDRESS:</w:t>
+      </w:r>
+      <w:r>
+        <w:t xml:space="preserve"> 9405 SW Gorsuch Road, Vashon, WA 98070.</w:t>
       </w:r>
     </w:p>
     <w:p>
@@ -130,7 +83,7 @@
         <w:pStyle w:val="Heading1"/>
       </w:pPr>
       <w:r>
-        <w:t>Term</w:t>
+        <w:t>2 · The Premises</w:t>
       </w:r>
     </w:p>
     <w:p>
@@ -138,19 +91,21 @@
         <w:rPr>
           <w:b/>
         </w:rPr>
-        <w:t>Initial Term.</w:t>
-      </w:r>
-      <w:r>
-        <w:t xml:space="preserve"> Ten (10) Lease Years — </w:t>
-      </w:r>
+        <w:t>PROPERTY / BUILDING:</w:t>
+      </w:r>
+      <w:r>
+        <w:t xml:space="preserve"> The Burton Inn.</w:t>
+      </w:r>
+    </w:p>
+    <w:p>
       <w:r>
         <w:rPr>
           <w:b/>
         </w:rPr>
-        <w:t>July 1, 2026 through June 30, 2036</w:t>
-      </w:r>
-      <w:r>
-        <w:t xml:space="preserve"> — unless extended under Article 3 of the Standard Lease Terms or earlier terminated as provided in the Lease.</w:t>
+        <w:t>ADDRESS:</w:t>
+      </w:r>
+      <w:r>
+        <w:t xml:space="preserve"> 24007 Vashon Highway SW, Vashon (Burton), WA 98070.</w:t>
       </w:r>
     </w:p>
     <w:p>
@@ -158,10 +113,10 @@
         <w:rPr>
           <w:b/>
         </w:rPr>
-        <w:t>Commencement Date.</w:t>
-      </w:r>
-      <w:r>
-        <w:t xml:space="preserve"> July 1, 2026. Possession has been delivered to and accepted by Tenant.</w:t>
+        <w:t>PREMISES:</w:t>
+      </w:r>
+      <w:r>
+        <w:t xml:space="preserve"> The entire building, together with the underlying land, parking, and grounds. The Premises comprise the whole building and grounds; there are no common areas, no proportionate-share allocations, and no landlord relocation rights.</w:t>
       </w:r>
     </w:p>
     <w:p>
@@ -169,10 +124,10 @@
         <w:rPr>
           <w:b/>
         </w:rPr>
-        <w:t>Lease Years.</w:t>
-      </w:r>
-      <w:r>
-        <w:t xml:space="preserve"> Each Lease Year runs July 1 through June 30. "Lease Year 1" is July 1, 2026 – June 30, 2027.</w:t>
+        <w:t>APPROXIMATE SQUARE FOOTAGE:</w:t>
+      </w:r>
+      <w:r>
+        <w:t xml:space="preserve"> Entire building (single-tenant).</w:t>
       </w:r>
     </w:p>
     <w:p>
@@ -180,10 +135,21 @@
         <w:rPr>
           <w:b/>
         </w:rPr>
-        <w:t>Extension Option.</w:t>
-      </w:r>
-      <w:r>
-        <w:t xml:space="preserve"> One (1) option to extend for five (5) years (July 1, 2036 – June 30, 2041), on the same terms except this option and the Lease Year 1 Base Rent abatement, exercisable by written notice given 9–15 months before the end of the Initial Term, per Section 3.5 of the Standard Lease Terms.</w:t>
+        <w:t>LEGAL DESCRIPTION:</w:t>
+      </w:r>
+      <w:r>
+        <w:t xml:space="preserve"> See Exhibit A, attached.</w:t>
+      </w:r>
+    </w:p>
+    <w:p>
+      <w:r>
+        <w:rPr>
+          <w:b/>
+        </w:rPr>
+        <w:t>PROPORTIONATE SHARE:</w:t>
+      </w:r>
+      <w:r>
+        <w:t xml:space="preserve"> 100% (single tenant; whole building).</w:t>
       </w:r>
     </w:p>
     <w:p>
@@ -191,7 +157,7 @@
         <w:pStyle w:val="Heading1"/>
       </w:pPr>
       <w:r>
-        <w:t>Rent and Financial Terms</w:t>
+        <w:t>3 · The Term</w:t>
       </w:r>
     </w:p>
     <w:p>
@@ -199,10 +165,10 @@
         <w:rPr>
           <w:b/>
         </w:rPr>
-        <w:t>Base Rent.</w:t>
-      </w:r>
-      <w:r>
-        <w:t xml:space="preserve"> $1,650.00 per month ($19,800 per year), fixed for the entire Term with no escalation.</w:t>
+        <w:t>LEASE START DATE (COMMENCEMENT):</w:t>
+      </w:r>
+      <w:r>
+        <w:t xml:space="preserve"> July 1, 2026. Possession has been delivered to and accepted by Tenant.</w:t>
       </w:r>
     </w:p>
     <w:p>
@@ -210,19 +176,21 @@
         <w:rPr>
           <w:b/>
         </w:rPr>
-        <w:t>Base Rent Abatement.</w:t>
-      </w:r>
-      <w:r>
-        <w:t xml:space="preserve"> Base Rent is fully abated for all of Lease Year 1 (July 1, 2026 – June 30, 2027). Base Rent commences </w:t>
-      </w:r>
+        <w:t>TRIPLE-NET / UTILITIES START DATE:</w:t>
+      </w:r>
+      <w:r>
+        <w:t xml:space="preserve"> August 1, 2026 (Landlord carries the Premises' costs for July 2026).</w:t>
+      </w:r>
+    </w:p>
+    <w:p>
       <w:r>
         <w:rPr>
           <w:b/>
         </w:rPr>
-        <w:t>July 1, 2027</w:t>
-      </w:r>
-      <w:r>
-        <w:t xml:space="preserve"> (the "Rent Commencement Date"), the first day of Lease Year 2.</w:t>
+        <w:t>RENT COMMENCEMENT DATE (BASE RENT):</w:t>
+      </w:r>
+      <w:r>
+        <w:t xml:space="preserve"> July 1, 2027. Base Rent is abated in full during Lease Year 1 and begins on the first day of Lease Year 2.</w:t>
       </w:r>
     </w:p>
     <w:p>
@@ -230,10 +198,10 @@
         <w:rPr>
           <w:b/>
         </w:rPr>
-        <w:t>Percentage Rent.</w:t>
-      </w:r>
-      <w:r>
-        <w:t xml:space="preserve"> Ten percent (10%) of Gross Revenue in excess of the Breakpoint, payable in every Lease Year including Lease Year 1.</w:t>
+        <w:t>LEASE EXPIRATION DATE:</w:t>
+      </w:r>
+      <w:r>
+        <w:t xml:space="preserve"> June 30, 2036 (ten Lease Years).</w:t>
       </w:r>
     </w:p>
     <w:p>
@@ -241,10 +209,10 @@
         <w:rPr>
           <w:b/>
         </w:rPr>
-        <w:t>Breakpoint.</w:t>
-      </w:r>
-      <w:r>
-        <w:t xml:space="preserve"> $198,000 per Lease Year (the natural breakpoint: annual Base Rent ÷ 10%). Fixed for the Term; prorated only for a partial final Lease Year.</w:t>
+        <w:t>LEASE YEARS:</w:t>
+      </w:r>
+      <w:r>
+        <w:t xml:space="preserve"> Each Lease Year runs July 1 – June 30. Lease Year 1 is July 1, 2026 – June 30, 2027.</w:t>
       </w:r>
     </w:p>
     <w:p>
@@ -252,61 +220,10 @@
         <w:rPr>
           <w:b/>
         </w:rPr>
-        <w:t>Percentage Rent Reporting.</w:t>
-      </w:r>
-      <w:r>
-        <w:t xml:space="preserve"> Monthly Gross Revenue statements; quarterly remittance on a cumulative basis; annual certified reconciliation; owner audit rights against POS records, with Tenant bearing audit cost only if an understatement exceeds </w:t>
-      </w:r>
-      <w:r>
-        <w:rPr>
-          <w:b/>
-        </w:rPr>
-        <w:t>ten percent (10%)</w:t>
-      </w:r>
-      <w:r>
-        <w:t xml:space="preserve"> — per Article 5 of the Standard Lease Terms.</w:t>
-      </w:r>
-    </w:p>
-    <w:p>
-      <w:r>
-        <w:rPr>
-          <w:b/>
-        </w:rPr>
-        <w:t>Triple-Net Expenses.</w:t>
-      </w:r>
-      <w:r>
-        <w:t xml:space="preserve"> From </w:t>
-      </w:r>
-      <w:r>
-        <w:rPr>
-          <w:b/>
-        </w:rPr>
-        <w:t>August 1, 2026</w:t>
-      </w:r>
-      <w:r>
-        <w:t xml:space="preserve"> (Landlord carries July 2026) and in every Lease Year including Lease Year 1, at actual cost: real property taxes (currently about $8,500/yr), Landlord's building-insurance premiums (currently about $6,500/yr), and routine maintenance and upkeep (currently about $375/mo). Approximately $19,500/yr at today's costs. Tenant also pays all utilities directly.</w:t>
-      </w:r>
-    </w:p>
-    <w:p>
-      <w:r>
-        <w:rPr>
-          <w:b/>
-        </w:rPr>
-        <w:t>Security Deposit.</w:t>
-      </w:r>
-      <w:r>
-        <w:t xml:space="preserve"> None.</w:t>
-      </w:r>
-    </w:p>
-    <w:p>
-      <w:r>
-        <w:rPr>
-          <w:b/>
-        </w:rPr>
-        <w:t>Guaranty.</w:t>
-      </w:r>
-      <w:r>
-        <w:t xml:space="preserve"> None.</w:t>
+        <w:t>EXTENSION OPTION:</w:t>
+      </w:r>
+      <w:r>
+        <w:t xml:space="preserve"> One (1) option to extend for five (5) years (July 1, 2036 – June 30, 2041); see Section 6 and Article 3.5 of the Standard Lease Terms.</w:t>
       </w:r>
     </w:p>
     <w:p>
@@ -314,7 +231,7 @@
         <w:pStyle w:val="Heading1"/>
       </w:pPr>
       <w:r>
-        <w:t>Use</w:t>
+        <w:t>4 · Financial Obligations</w:t>
       </w:r>
     </w:p>
     <w:p>
@@ -322,10 +239,87 @@
         <w:rPr>
           <w:b/>
         </w:rPr>
-        <w:t>Permitted Use.</w:t>
-      </w:r>
-      <w:r>
-        <w:t xml:space="preserve"> Operation of an inn with up to four (4) guest rooms; a cocktail bar and restaurant with beer, wine, and spirits service; ticketed chef's dinners, tastings, and culinary events; pop-up, takeaway, and counter food service; rental of the commercial kitchen as a commissary to licensed food businesses; private events and venue hire; and ancillary uses including retail sale of merchandise and provisions — all as further described in Article 7 of the Standard Lease Terms.</w:t>
+        <w:t>LEASE TYPE:</w:t>
+      </w:r>
+      <w:r>
+        <w:t xml:space="preserve"> Triple Net (NNN) with Percentage Rent — whole building, single tenant.</w:t>
+      </w:r>
+    </w:p>
+    <w:p>
+      <w:r>
+        <w:rPr>
+          <w:b/>
+        </w:rPr>
+        <w:t>BASE RENT:</w:t>
+      </w:r>
+      <w:r>
+        <w:t xml:space="preserve"> $1,650.00 per month ($19,800 per year), fixed for the entire Term with no escalation; abated in full during Lease Year 1.</w:t>
+      </w:r>
+    </w:p>
+    <w:p>
+      <w:r>
+        <w:rPr>
+          <w:b/>
+        </w:rPr>
+        <w:t>PERCENTAGE RENT:</w:t>
+      </w:r>
+      <w:r>
+        <w:t xml:space="preserve"> Ten percent (10%) of Gross Revenue in excess of the Breakpoint, in every Lease Year including Lease Year 1.</w:t>
+      </w:r>
+    </w:p>
+    <w:p>
+      <w:r>
+        <w:rPr>
+          <w:b/>
+        </w:rPr>
+        <w:t>BREAKPOINT:</w:t>
+      </w:r>
+      <w:r>
+        <w:t xml:space="preserve"> $198,000 per Lease Year (the natural breakpoint: annual Base Rent ÷ 10%); fixed for the Term, prorated only for a partial final Lease Year.</w:t>
+      </w:r>
+    </w:p>
+    <w:p>
+      <w:r>
+        <w:rPr>
+          <w:b/>
+        </w:rPr>
+        <w:t>TRIPLE-NET EXPENSES (TENANT-PAID, AT ACTUAL COST):</w:t>
+      </w:r>
+      <w:r>
+        <w:t xml:space="preserve"> Real property taxes (currently about $8,500/yr), Landlord's building-insurance premiums (currently about $6,500/yr), and routine maintenance and upkeep (currently about $375/mo) — about $19,500/yr today. Begins August 1, 2026 and applies in every Lease Year including Lease Year 1.</w:t>
+      </w:r>
+    </w:p>
+    <w:p>
+      <w:r>
+        <w:rPr>
+          <w:b/>
+        </w:rPr>
+        <w:t>DIRECT UTILITIES (TENANT-PAID):</w:t>
+      </w:r>
+      <w:r>
+        <w:t xml:space="preserve"> Electricity, water, sewer/septic, garbage, propane or heating fuel, telephone, internet/data (accounts in Tenant's name).</w:t>
+      </w:r>
+    </w:p>
+    <w:p>
+      <w:r>
+        <w:rPr>
+          <w:b/>
+        </w:rPr>
+        <w:t>SECURITY DEPOSIT:</w:t>
+      </w:r>
+      <w:r>
+        <w:t xml:space="preserve"> None.</w:t>
+      </w:r>
+    </w:p>
+    <w:p>
+      <w:r>
+        <w:rPr>
+          <w:b/>
+        </w:rPr>
+        <w:t>GUARANTY:</w:t>
+      </w:r>
+      <w:r>
+        <w:t xml:space="preserve"> None.</w:t>
       </w:r>
     </w:p>
     <w:p>
@@ -333,7 +327,7 @@
         <w:pStyle w:val="Heading1"/>
       </w:pPr>
       <w:r>
-        <w:t>Build-Out and Building Systems</w:t>
+        <w:t>5 · Operations &amp; Special Conditions</w:t>
       </w:r>
     </w:p>
     <w:p>
@@ -341,19 +335,21 @@
         <w:rPr>
           <w:b/>
         </w:rPr>
-        <w:t>Tenant's Work.</w:t>
-      </w:r>
-      <w:r>
-        <w:t xml:space="preserve"> Tenant-funded interior fit-out of approximately $98,000, in two phases (guest rooms first; kitchen, bar, and events approximately three months later), per </w:t>
-      </w:r>
+        <w:t>PERMITTED USE:</w:t>
+      </w:r>
+      <w:r>
+        <w:t xml:space="preserve"> Operation of an inn with up to four (4) guest rooms; a cocktail bar and restaurant with beer, wine, and spirits service; ticketed chef's dinners, tastings, and culinary events; pop-up, takeaway, and counter food service; rental of the commercial kitchen as a commissary to licensed food businesses; private events and venue hire; and ancillary uses including retail sale of merchandise and provisions — as further described in Article 7 of the Standard Lease Terms.</w:t>
+      </w:r>
+    </w:p>
+    <w:p>
       <w:r>
         <w:rPr>
           <w:b/>
         </w:rPr>
-        <w:t>Exhibit B</w:t>
-      </w:r>
-      <w:r>
-        <w:t>. Improvements attached to the building remain with the building (Article 8 of the Standard Lease Terms).</w:t>
+        <w:t>DELIVERY CONDITION:</w:t>
+      </w:r>
+      <w:r>
+        <w:t xml:space="preserve"> As-Is (possession delivered and accepted July 1, 2026), subject to Landlord's Exhibit C capital-systems scope and Article 9.2 retained obligations.</w:t>
       </w:r>
     </w:p>
     <w:p>
@@ -361,48 +357,10 @@
         <w:rPr>
           <w:b/>
         </w:rPr>
-        <w:t>Landlord's Retained Scope.</w:t>
-      </w:r>
-      <w:r>
-        <w:t xml:space="preserve"> Roof and structure, and the capital building systems (fire suppression and HVAC, about $50,000) described on </w:t>
-      </w:r>
-      <w:r>
-        <w:rPr>
-          <w:b/>
-        </w:rPr>
-        <w:t>Exhibit C</w:t>
-      </w:r>
-      <w:r>
-        <w:t xml:space="preserve">, financed separately from the rent structure (optionally per </w:t>
-      </w:r>
-      <w:r>
-        <w:rPr>
-          <w:b/>
-        </w:rPr>
-        <w:t>Exhibit D</w:t>
-      </w:r>
-      <w:r>
-        <w:t>).</w:t>
-      </w:r>
-    </w:p>
-    <w:p>
-      <w:r>
-        <w:rPr>
-          <w:b/>
-        </w:rPr>
-        <w:t>Alterations Consent Threshold.</w:t>
-      </w:r>
-      <w:r>
-        <w:t xml:space="preserve"> After completion of Tenant's Work, structural Alterations and non-structural Alterations exceeding </w:t>
-      </w:r>
-      <w:r>
-        <w:rPr>
-          <w:b/>
-        </w:rPr>
-        <w:t>$5,000</w:t>
-      </w:r>
-      <w:r>
-        <w:t xml:space="preserve"> per project require Landlord's consent (Article 8.4 of the Standard Lease Terms).</w:t>
+        <w:t>PHASED OPENING:</w:t>
+      </w:r>
+      <w:r>
+        <w:t xml:space="preserve"> Phase 1 — guest rooms open (the "Opening Date"); Phase 2 — kitchen, bar, and events, targeted about three (3) months later. Lease Years run on the fixed calendar above regardless of the pace of Tenant's fit-out.</w:t>
       </w:r>
     </w:p>
     <w:p>
@@ -410,7 +368,15 @@
         <w:pStyle w:val="Heading1"/>
       </w:pPr>
       <w:r>
-        <w:t>Other Deal Terms</w:t>
+        <w:t>6 · Additional Terms</w:t>
+      </w:r>
+    </w:p>
+    <w:p>
+      <w:r>
+        <w:rPr>
+          <w:i/>
+        </w:rPr>
+        <w:t>The following negotiated terms supplement the Standard Lease Terms. Where a term cites an article of the Standard Lease Terms, that article governs except as expressly modified here.</w:t>
       </w:r>
     </w:p>
     <w:p>
@@ -418,10 +384,10 @@
         <w:rPr>
           <w:b/>
         </w:rPr>
-        <w:t>Operating Covenant.</w:t>
-      </w:r>
-      <w:r>
-        <w:t xml:space="preserve"> Continuous operation from the Opening Date, with up to six (6) weeks of seasonal closure per Lease Year (Article 5.7 of the Standard Lease Terms).</w:t>
+        <w:t>6.1</w:t>
+      </w:r>
+      <w:r>
+        <w:t xml:space="preserve"> Base Rent is abated in full for Lease Year 1 (July 1, 2026 – June 30, 2027) and commences July 1, 2027; Percentage Rent, Triple-Net Expenses, and utilities are payable during Lease Year 1 without abatement. (See Article 4.2.)</w:t>
       </w:r>
     </w:p>
     <w:p>
@@ -429,10 +395,10 @@
         <w:rPr>
           <w:b/>
         </w:rPr>
-        <w:t>Purchase Rights.</w:t>
-      </w:r>
-      <w:r>
-        <w:t xml:space="preserve"> None. Any future sale of the building is a separate negotiation (Article 19 of the Standard Lease Terms).</w:t>
+        <w:t>6.2</w:t>
+      </w:r>
+      <w:r>
+        <w:t xml:space="preserve"> Percentage Rent is reported and paid as follows: monthly Gross Revenue statements; quarterly remittance on a cumulative basis; an annual reconciliation certified by an officer or manager of Tenant; and an owner audit right against POS records, with Tenant bearing the audit cost only if an understatement exceeds ten percent (10%). (See Article 5.)</w:t>
       </w:r>
     </w:p>
     <w:p>
@@ -440,7 +406,110 @@
         <w:rPr>
           <w:b/>
         </w:rPr>
-        <w:t>Notice Addresses (Article 21 of the Standard Lease Terms).</w:t>
+        <w:t>6.3</w:t>
+      </w:r>
+      <w:r>
+        <w:t xml:space="preserve"> Tenant shall continuously operate the inn business from the Opening Date, with up to six (6) weeks of seasonal closure per Lease Year in the aggregate. (See Article 5.7.)</w:t>
+      </w:r>
+    </w:p>
+    <w:p>
+      <w:r>
+        <w:rPr>
+          <w:b/>
+        </w:rPr>
+        <w:t>6.4</w:t>
+      </w:r>
+      <w:r>
+        <w:t xml:space="preserve"> Tenant shall fund and perform the interior fit-out described on Exhibit B (approximately $98,000); all improvements attached to the building remain Landlord's property at the end of the tenancy, without compensation. (See Article 8.2–8.3.)</w:t>
+      </w:r>
+    </w:p>
+    <w:p>
+      <w:r>
+        <w:rPr>
+          <w:b/>
+        </w:rPr>
+        <w:t>6.5</w:t>
+      </w:r>
+      <w:r>
+        <w:t xml:space="preserve"> Fire suppression and HVAC (approximately $50,000) are Landlord's scope and cost per Exhibit C; Landlord may finance them through the optional Tenant loan described in Exhibit D. (See Article 9.2.)</w:t>
+      </w:r>
+    </w:p>
+    <w:p>
+      <w:r>
+        <w:rPr>
+          <w:b/>
+        </w:rPr>
+        <w:t>6.6</w:t>
+      </w:r>
+      <w:r>
+        <w:t xml:space="preserve"> After completion of Tenant's Work, structural Alterations and non-structural Alterations exceeding $5,000 per project require Landlord's prior written consent. (See Article 8.4.)</w:t>
+      </w:r>
+    </w:p>
+    <w:p>
+      <w:r>
+        <w:rPr>
+          <w:b/>
+        </w:rPr>
+        <w:t>6.7</w:t>
+      </w:r>
+      <w:r>
+        <w:t xml:space="preserve"> Tenant has expressed a goal of purchasing the building around Lease Year 10; this is a goal only, and nothing in this Lease grants any option to purchase, right of first refusal, or right of first offer, or obligates either party to transact. (See Article 19.)</w:t>
+      </w:r>
+    </w:p>
+    <w:p>
+      <w:pPr>
+        <w:pStyle w:val="Heading1"/>
+      </w:pPr>
+      <w:r>
+        <w:t>7 · Notices</w:t>
+      </w:r>
+    </w:p>
+    <w:p>
+      <w:r>
+        <w:t>All notices under this Lease shall be in writing and delivered by personal delivery, overnight courier, or certified mail (return receipt requested), to the addresses below, effective on delivery or refusal. Any notice under chapter 59.12 RCW shall be served strictly as Washington law requires (including RCW 59.12.040). Email does not constitute legal notice of default. Either party may change its notice address by written notice.</w:t>
+      </w:r>
+    </w:p>
+    <w:p>
+      <w:r>
+        <w:rPr>
+          <w:b/>
+        </w:rPr>
+        <w:t>NOTICE TO LANDLORD:</w:t>
+      </w:r>
+      <w:r>
+        <w:t xml:space="preserve"> The Burton Landing LLC, 24007 Vashon Highway SW, Vashon, WA 98070.</w:t>
+      </w:r>
+    </w:p>
+    <w:p>
+      <w:r>
+        <w:rPr>
+          <w:b/>
+        </w:rPr>
+        <w:t>NOTICE TO TENANT:</w:t>
+      </w:r>
+      <w:r>
+        <w:t xml:space="preserve"> eBerry LLC, 9405 SW Gorsuch Road, Vashon, WA 98070.</w:t>
+      </w:r>
+    </w:p>
+    <w:p>
+      <w:pPr>
+        <w:pStyle w:val="Heading1"/>
+      </w:pPr>
+      <w:r>
+        <w:t>8 · Incorporation and Merger</w:t>
+      </w:r>
+    </w:p>
+    <w:p>
+      <w:r>
+        <w:t>This Lease Terms Sheet, together with its Exhibits, the Standard Lease Terms, and the Definitions &amp; Glossary (Draft v0.5, July 14, 2026), constitutes the entire Commercial Lease Agreement for the Premises and supersedes all prior discussions, including the July 2026 prospectus (a planning document, not a contract, except as expressly implemented herein) and any letter of intent. In the event of any conflict between this Terms Sheet and the Standard Lease Terms or Definitions &amp; Glossary, this Terms Sheet prevails. Amendments must be in a writing signed by both parties.</w:t>
+      </w:r>
+    </w:p>
+    <w:p>
+      <w:pPr>
+        <w:pStyle w:val="Heading1"/>
+      </w:pPr>
+      <w:r>
+        <w:t>9 · Index of Exhibits</w:t>
       </w:r>
     </w:p>
     <w:p>
@@ -451,10 +520,10 @@
         <w:rPr>
           <w:b/>
         </w:rPr>
-        <w:t>To Landlord:</w:t>
-      </w:r>
-      <w:r>
-        <w:t xml:space="preserve"> The Burton Landing LLC, 24007 Vashon Highway SW, Vashon, WA 98070.</w:t>
+        <w:t>Exhibit A</w:t>
+      </w:r>
+      <w:r>
+        <w:t xml:space="preserve"> — Legal Description.</w:t>
       </w:r>
     </w:p>
     <w:p>
@@ -465,21 +534,38 @@
         <w:rPr>
           <w:b/>
         </w:rPr>
-        <w:t>To Tenant:</w:t>
-      </w:r>
-      <w:r>
-        <w:t xml:space="preserve"> eBerry LLC, 24007 Vashon Highway SW, Vashon, WA 98070.</w:t>
+        <w:t>Exhibit B</w:t>
+      </w:r>
+      <w:r>
+        <w:t xml:space="preserve"> — Tenant's Work (Tenant-Funded Fit-Out).</w:t>
       </w:r>
     </w:p>
     <w:p>
+      <w:pPr>
+        <w:pStyle w:val="ListBullet"/>
+      </w:pPr>
       <w:r>
         <w:rPr>
           <w:b/>
         </w:rPr>
-        <w:t>Exhibits.</w:t>
-      </w:r>
-      <w:r>
-        <w:t xml:space="preserve"> Exhibit A — Legal Description; Exhibit B — Tenant's Work; Exhibit C — Landlord's Capital Systems; Exhibit D — Optional Capital Systems Loan (optional; separately documented).</w:t>
+        <w:t>Exhibit C</w:t>
+      </w:r>
+      <w:r>
+        <w:t xml:space="preserve"> — Landlord's Capital Systems (Owner Scope).</w:t>
+      </w:r>
+    </w:p>
+    <w:p>
+      <w:pPr>
+        <w:pStyle w:val="ListBullet"/>
+      </w:pPr>
+      <w:r>
+        <w:rPr>
+          <w:b/>
+        </w:rPr>
+        <w:t>Exhibit D</w:t>
+      </w:r>
+      <w:r>
+        <w:t xml:space="preserve"> — Optional Capital Systems Loan (optional; separately documented).</w:t>
       </w:r>
     </w:p>
     <w:p>
@@ -492,7 +578,7 @@
     </w:p>
     <w:p>
       <w:r>
-        <w:t>By signing below, Landlord and Tenant agree to this Lease, comprising this Lease Terms Sheet (with its Exhibits), the Standard Lease Terms, and the Definitions &amp; Glossary.</w:t>
+        <w:t>By signing below, Landlord and Tenant agree to this Lease, comprising all three of its documents: this Lease Terms Sheet (with its Exhibits), the Standard Lease Terms, and the Definitions &amp; Glossary.</w:t>
       </w:r>
     </w:p>
     <w:p>
@@ -508,7 +594,17 @@
     </w:p>
     <w:p>
       <w:r>
-        <w:t>By: ____________________________  Name: ____________________  Title: ____________________  Date: ____________</w:t>
+        <w:t>SIGNATURE: /sn1/</w:t>
+      </w:r>
+    </w:p>
+    <w:p>
+      <w:r>
+        <w:t>PRINTED NAME / TITLE: ____________________________________</w:t>
+      </w:r>
+    </w:p>
+    <w:p>
+      <w:r>
+        <w:t>DATE: /ds1/</w:t>
       </w:r>
     </w:p>
     <w:p>
@@ -524,7 +620,17 @@
     </w:p>
     <w:p>
       <w:r>
-        <w:t>By: ____________________________  Name: ____________________  Title: ____________________  Date: ____________</w:t>
+        <w:t>SIGNATURE: /sn2/</w:t>
+      </w:r>
+    </w:p>
+    <w:p>
+      <w:r>
+        <w:t>PRINTED NAME / TITLE: ____________________________________</w:t>
+      </w:r>
+    </w:p>
+    <w:p>
+      <w:r>
+        <w:t>DATE: /ds2/</w:t>
       </w:r>
     </w:p>
     <w:p>
@@ -750,7 +856,7 @@
         <w:rPr>
           <w:i/>
         </w:rPr>
-        <w:t>End of the Lease Terms Sheet for The Burton Inn — Draft v0.4, July 14, 2026. To be read with the Standard Lease Terms and the Definitions &amp; Glossary.</w:t>
+        <w:t>End of the Lease Terms Sheet for The Burton Inn — Draft v0.5, July 14, 2026. To be read with the Standard Lease Terms and the Definitions &amp; Glossary.</w:t>
       </w:r>
     </w:p>
     <w:p>
@@ -763,7 +869,7 @@
         <w:pStyle w:val="Title"/>
       </w:pPr>
       <w:r>
-        <w:t>The Burton Inn</w:t>
+        <w:t>Standard Lease Terms</w:t>
       </w:r>
     </w:p>
     <w:p>
@@ -771,7 +877,7 @@
         <w:rPr>
           <w:b/>
         </w:rPr>
-        <w:t>Standard Lease Terms</w:t>
+        <w:t>The Burton Inn</w:t>
       </w:r>
     </w:p>
     <w:p>
@@ -779,7 +885,7 @@
         <w:rPr>
           <w:b/>
         </w:rPr>
-        <w:t>Draft v0.4 — July 14, 2026 — prepared from the July 2026 Rent Basis &amp; Owner Return prospectus</w:t>
+        <w:t>Draft v0.5 — July 14, 2026 — prepared from the July 2026 Rent Basis &amp; Owner Return prospectus</w:t>
       </w:r>
     </w:p>
     <w:p>
@@ -793,7 +899,7 @@
         <w:t>Applicability.</w:t>
       </w:r>
       <w:r>
-        <w:t xml:space="preserve"> These Standard Lease Terms and the accompanying Definitions &amp; Glossary state the operating and legal terms of the Commercial Lease Agreement for The Burton Inn (the "Lease"). They apply together with the </w:t>
+        <w:t xml:space="preserve"> These Standard Lease Terms are one of the three documents that together form the Commercial Lease Agreement for The Burton Inn (the "Lease"): the </w:t>
       </w:r>
       <w:r>
         <w:rPr>
@@ -802,7 +908,25 @@
         <w:t>Lease Terms Sheet</w:t>
       </w:r>
       <w:r>
-        <w:t>, which states the deal-specific terms (parties, Premises, Term, Base Rent, Percentage Rent, Triple-Net Expenses, Permitted Use, exhibits, and signatures). Capitalized terms are defined in the Glossary or in the Lease Terms Sheet. Where the Lease Terms Sheet is silent, these Standard Lease Terms control; in the event of a conflict, the Lease Terms Sheet prevails.</w:t>
+        <w:t xml:space="preserve"> (the deal-specific terms and exhibits), these </w:t>
+      </w:r>
+      <w:r>
+        <w:rPr>
+          <w:b/>
+        </w:rPr>
+        <w:t>Standard Lease Terms</w:t>
+      </w:r>
+      <w:r>
+        <w:t xml:space="preserve"> (the operating and legal terms), and the </w:t>
+      </w:r>
+      <w:r>
+        <w:rPr>
+          <w:b/>
+        </w:rPr>
+        <w:t>Definitions &amp; Glossary</w:t>
+      </w:r>
+      <w:r>
+        <w:t xml:space="preserve"> (the defined terms). Capitalized terms are defined in the Definitions &amp; Glossary or in the Lease Terms Sheet. Where the Lease Terms Sheet is silent, these Standard Lease Terms control; in the event of a conflict, the Lease Terms Sheet prevails.</w:t>
       </w:r>
     </w:p>
     <w:p>
@@ -1799,6 +1923,84 @@
       </w:r>
     </w:p>
     <w:p>
+      <w:r>
+        <w:rPr>
+          <w:i/>
+        </w:rPr>
+        <w:t>End of the Standard Lease Terms for The Burton Inn — Draft v0.5, July 14, 2026. Capitalized terms are defined in the accompanying Definitions &amp; Glossary; to be read with the Lease Terms Sheet.</w:t>
+      </w:r>
+    </w:p>
+    <w:p>
+      <w:r>
+        <w:br w:type="page"/>
+      </w:r>
+    </w:p>
+    <w:p>
+      <w:pPr>
+        <w:pStyle w:val="Title"/>
+      </w:pPr>
+      <w:r>
+        <w:t>Definitions &amp; Glossary</w:t>
+      </w:r>
+    </w:p>
+    <w:p>
+      <w:r>
+        <w:rPr>
+          <w:b/>
+        </w:rPr>
+        <w:t>The Burton Inn</w:t>
+      </w:r>
+    </w:p>
+    <w:p>
+      <w:r>
+        <w:rPr>
+          <w:b/>
+        </w:rPr>
+        <w:t>Draft v0.5 — July 14, 2026 — prepared from the July 2026 Rent Basis &amp; Owner Return prospectus</w:t>
+      </w:r>
+    </w:p>
+    <w:p>
+      <w:pPr>
+        <w:pStyle w:val="IntenseQuote"/>
+      </w:pPr>
+      <w:r>
+        <w:rPr>
+          <w:b/>
+        </w:rPr>
+        <w:t>Applicability.</w:t>
+      </w:r>
+      <w:r>
+        <w:t xml:space="preserve"> This Definitions &amp; Glossary is one of the three documents that together form the Commercial Lease Agreement for The Burton Inn (the "Lease"): the </w:t>
+      </w:r>
+      <w:r>
+        <w:rPr>
+          <w:b/>
+        </w:rPr>
+        <w:t>Lease Terms Sheet</w:t>
+      </w:r>
+      <w:r>
+        <w:t xml:space="preserve"> (the deal-specific terms and exhibits), the </w:t>
+      </w:r>
+      <w:r>
+        <w:rPr>
+          <w:b/>
+        </w:rPr>
+        <w:t>Standard Lease Terms</w:t>
+      </w:r>
+      <w:r>
+        <w:t xml:space="preserve"> (the operating and legal terms), and this </w:t>
+      </w:r>
+      <w:r>
+        <w:rPr>
+          <w:b/>
+        </w:rPr>
+        <w:t>Definitions &amp; Glossary</w:t>
+      </w:r>
+      <w:r>
+        <w:t xml:space="preserve"> (the defined terms used across both). It defines the capitalized terms used throughout the Lease. Terms defined in the Lease Terms Sheet control where they differ from the general definitions below.</w:t>
+      </w:r>
+    </w:p>
+    <w:p>
       <w:pPr>
         <w:pStyle w:val="Heading1"/>
       </w:pPr>
@@ -1811,7 +2013,7 @@
         <w:rPr>
           <w:i/>
         </w:rPr>
-        <w:t>This glossary defines capitalized terms used in the Lease Terms Sheet and these Standard Lease Terms. Terms defined in the Lease Terms Sheet (such as Base Rent, Breakpoint, Commencement Date, Permitted Use, Premises, and Term) have the meanings given there.</w:t>
+        <w:t>Terms defined in the Lease Terms Sheet (such as Base Rent, Breakpoint, Commencement Date, Permitted Use, Premises, and Term) have the meanings given there; the entries below state their general meaning and point to the governing provision.</w:t>
       </w:r>
     </w:p>
     <w:p>
@@ -2061,7 +2263,7 @@
         <w:rPr>
           <w:i/>
         </w:rPr>
-        <w:t>End of the Standard Lease Terms and Definitions &amp; Glossary for The Burton Inn — Draft v0.4, July 14, 2026. To be read with the Lease Terms Sheet.</w:t>
+        <w:t>End of the Definitions &amp; Glossary for The Burton Inn — Draft v0.5, July 14, 2026. To be read with the Lease Terms Sheet and the Standard Lease Terms.</w:t>
       </w:r>
     </w:p>
     <w:sectPr>

--- a/burton-inn/lease.docx
+++ b/burton-inn/lease.docx
@@ -23,7 +23,7 @@
         <w:rPr>
           <w:b/>
         </w:rPr>
-        <w:t>Draft v0.5 — July 14, 2026 — prepared from the July 2026 Rent Basis &amp; Owner Return prospectus</w:t>
+        <w:t>Draft v0.6 — July 14, 2026 — prepared from the July 2026 Rent Basis &amp; Owner Return prospectus</w:t>
       </w:r>
     </w:p>
     <w:p>
@@ -431,7 +431,7 @@
         <w:t>6.5</w:t>
       </w:r>
       <w:r>
-        <w:t xml:space="preserve"> Fire suppression and HVAC (approximately $50,000) are Landlord's scope and cost per Exhibit C; Landlord may finance them through the optional Tenant loan described in Exhibit D. (See Article 9.2.)</w:t>
+        <w:t xml:space="preserve"> Fire suppression and HVAC (approximately $50,000) are Landlord's scope and cost per Exhibit C. (See Article 9.2.)</w:t>
       </w:r>
     </w:p>
     <w:p>
@@ -501,7 +501,7 @@
     </w:p>
     <w:p>
       <w:r>
-        <w:t>This Lease Terms Sheet, together with its Exhibits, the Standard Lease Terms, and the Definitions &amp; Glossary (Draft v0.5, July 14, 2026), constitutes the entire Commercial Lease Agreement for the Premises and supersedes all prior discussions, including the July 2026 prospectus (a planning document, not a contract, except as expressly implemented herein) and any letter of intent. In the event of any conflict between this Terms Sheet and the Standard Lease Terms or Definitions &amp; Glossary, this Terms Sheet prevails. Amendments must be in a writing signed by both parties.</w:t>
+        <w:t>This Lease Terms Sheet, together with its Exhibits, the Standard Lease Terms, and the Definitions &amp; Glossary (Draft v0.6, July 14, 2026), constitutes the entire Commercial Lease Agreement for the Premises and supersedes all prior discussions, including the July 2026 prospectus (a planning document, not a contract, except as expressly implemented herein) and any letter of intent. In the event of any conflict between this Terms Sheet and the Standard Lease Terms or Definitions &amp; Glossary, this Terms Sheet prevails. Amendments must be in a writing signed by both parties.</w:t>
       </w:r>
     </w:p>
     <w:p>
@@ -556,16 +556,75 @@
     </w:p>
     <w:p>
       <w:pPr>
-        <w:pStyle w:val="ListBullet"/>
+        <w:pStyle w:val="Heading1"/>
       </w:pPr>
+      <w:r>
+        <w:t>Signatures</w:t>
+      </w:r>
+    </w:p>
+    <w:p>
+      <w:r>
+        <w:t>By signing below, Landlord and Tenant agree to this Lease, comprising all three of its documents: this Lease Terms Sheet (with its Exhibits), the Standard Lease Terms, and the Definitions &amp; Glossary.</w:t>
+      </w:r>
+    </w:p>
+    <w:p>
       <w:r>
         <w:rPr>
           <w:b/>
         </w:rPr>
-        <w:t>Exhibit D</w:t>
-      </w:r>
-      <w:r>
-        <w:t xml:space="preserve"> — Optional Capital Systems Loan (optional; separately documented).</w:t>
+        <w:t>LANDLORD:</w:t>
+      </w:r>
+      <w:r>
+        <w:t xml:space="preserve"> The Burton Landing LLC, a Washington limited liability company</w:t>
+      </w:r>
+    </w:p>
+    <w:p>
+      <w:r>
+        <w:t>SIGNATURE: /sn1/</w:t>
+      </w:r>
+    </w:p>
+    <w:p>
+      <w:r>
+        <w:t>PRINTED NAME / TITLE: ____________________________________</w:t>
+      </w:r>
+    </w:p>
+    <w:p>
+      <w:r>
+        <w:t>DATE: /ds1/</w:t>
+      </w:r>
+    </w:p>
+    <w:p>
+      <w:r>
+        <w:rPr>
+          <w:b/>
+        </w:rPr>
+        <w:t>TENANT:</w:t>
+      </w:r>
+      <w:r>
+        <w:t xml:space="preserve"> eBerry LLC, a Washington limited liability company</w:t>
+      </w:r>
+    </w:p>
+    <w:p>
+      <w:r>
+        <w:t>SIGNATURE: /sn2/</w:t>
+      </w:r>
+    </w:p>
+    <w:p>
+      <w:r>
+        <w:t>PRINTED NAME / TITLE: ____________________________________</w:t>
+      </w:r>
+    </w:p>
+    <w:p>
+      <w:r>
+        <w:t>DATE: /ds2/</w:t>
+      </w:r>
+    </w:p>
+    <w:p>
+      <w:r>
+        <w:rPr>
+          <w:i/>
+        </w:rPr>
+        <w:t>Notary acknowledgments to be attached (required for a lease term exceeding two years under Washington law).</w:t>
       </w:r>
     </w:p>
     <w:p>
@@ -573,12 +632,12 @@
         <w:pStyle w:val="Heading1"/>
       </w:pPr>
       <w:r>
-        <w:t>Signatures</w:t>
+        <w:t>Exhibit A: Legal Description</w:t>
       </w:r>
     </w:p>
     <w:p>
       <w:r>
-        <w:t>By signing below, Landlord and Tenant agree to this Lease, comprising all three of its documents: this Lease Terms Sheet (with its Exhibits), the Standard Lease Terms, and the Definitions &amp; Glossary.</w:t>
+        <w:t>The Premises are legally described as follows (abbreviated legal description, King County records):</w:t>
       </w:r>
     </w:p>
     <w:p>
@@ -586,59 +645,12 @@
         <w:rPr>
           <w:b/>
         </w:rPr>
-        <w:t>LANDLORD:</w:t>
-      </w:r>
-      <w:r>
-        <w:t xml:space="preserve"> The Burton Landing LLC, a Washington limited liability company</w:t>
+        <w:t>S 100 FT OF N 130 FT OF W 150 FT OF E 180 FT OF GOVT LOT 2 IN NE QTR STR 19-22-03</w:t>
       </w:r>
     </w:p>
     <w:p>
       <w:r>
-        <w:t>SIGNATURE: /sn1/</w:t>
-      </w:r>
-    </w:p>
-    <w:p>
-      <w:r>
-        <w:t>PRINTED NAME / TITLE: ____________________________________</w:t>
-      </w:r>
-    </w:p>
-    <w:p>
-      <w:r>
-        <w:t>DATE: /ds1/</w:t>
-      </w:r>
-    </w:p>
-    <w:p>
-      <w:r>
-        <w:rPr>
-          <w:b/>
-        </w:rPr>
-        <w:t>TENANT:</w:t>
-      </w:r>
-      <w:r>
-        <w:t xml:space="preserve"> eBerry LLC, a Washington limited liability company</w:t>
-      </w:r>
-    </w:p>
-    <w:p>
-      <w:r>
-        <w:t>SIGNATURE: /sn2/</w:t>
-      </w:r>
-    </w:p>
-    <w:p>
-      <w:r>
-        <w:t>PRINTED NAME / TITLE: ____________________________________</w:t>
-      </w:r>
-    </w:p>
-    <w:p>
-      <w:r>
-        <w:t>DATE: /ds2/</w:t>
-      </w:r>
-    </w:p>
-    <w:p>
-      <w:r>
-        <w:rPr>
-          <w:i/>
-        </w:rPr>
-        <w:t>Notary acknowledgments to be attached (required for a lease term exceeding two years under Washington law).</w:t>
+        <w:t>(That is: the south 100 feet of the north 130 feet of the west 150 feet of the east 180 feet of Government Lot 2 in the northeast quarter of Section 19, Township 22 North, Range 3 East, W.M., King County, Washington.) If the full legal description in Landlord's vesting deed differs, the vesting deed controls.</w:t>
       </w:r>
     </w:p>
     <w:p>
@@ -646,25 +658,90 @@
         <w:pStyle w:val="Heading1"/>
       </w:pPr>
       <w:r>
-        <w:t>Exhibit A: Legal Description</w:t>
+        <w:t>Exhibit B: Tenant's Work (Tenant-Funded Fit-Out)</w:t>
       </w:r>
     </w:p>
     <w:p>
       <w:r>
-        <w:t>The Premises are legally described as follows (abbreviated legal description, King County records):</w:t>
+        <w:t>Tenant shall fund and perform the following fit-out, with a total anticipated investment of approximately Ninety-Eight Thousand Dollars ($98,000). Line amounts are Tenant's planning estimates; the obligation is to complete the described scope lien-free, not to spend a particular amount.</w:t>
       </w:r>
     </w:p>
     <w:p>
+      <w:pPr>
+        <w:pStyle w:val="ListBullet"/>
+      </w:pPr>
       <w:r>
         <w:rPr>
           <w:b/>
         </w:rPr>
-        <w:t>S 100 FT OF N 130 FT OF W 150 FT OF E 180 FT OF GOVT LOT 2 IN NE QTR STR 19-22-03</w:t>
+        <w:t>Flooring</w:t>
+      </w:r>
+      <w:r>
+        <w:t xml:space="preserve"> — repair, refinish, and/or replace flooring throughout the guest rooms and public areas.</w:t>
       </w:r>
     </w:p>
     <w:p>
-      <w:r>
-        <w:t>(That is: the south 100 feet of the north 130 feet of the west 150 feet of the east 180 feet of Government Lot 2 in the northeast quarter of Section 19, Township 22 North, Range 3 East, W.M., King County, Washington.) If the full legal description in Landlord's vesting deed differs, the vesting deed controls.</w:t>
+      <w:pPr>
+        <w:pStyle w:val="ListBullet"/>
+      </w:pPr>
+      <w:r>
+        <w:rPr>
+          <w:b/>
+        </w:rPr>
+        <w:t>Paint</w:t>
+      </w:r>
+      <w:r>
+        <w:t xml:space="preserve"> — full interior repaint; exterior touch-up as reasonably needed for opening.</w:t>
+      </w:r>
+    </w:p>
+    <w:p>
+      <w:pPr>
+        <w:pStyle w:val="ListBullet"/>
+      </w:pPr>
+      <w:r>
+        <w:rPr>
+          <w:b/>
+        </w:rPr>
+        <w:t>Kitchen retrofit and permits</w:t>
+      </w:r>
+      <w:r>
+        <w:t xml:space="preserve"> — commercial kitchen build-out sufficient for restaurant, bar, chef's-dinner, and commissary operation, including equipment, ventilation, and all required health-department and building permits.</w:t>
+      </w:r>
+    </w:p>
+    <w:p>
+      <w:pPr>
+        <w:pStyle w:val="ListBullet"/>
+      </w:pPr>
+      <w:r>
+        <w:rPr>
+          <w:b/>
+        </w:rPr>
+        <w:t>Furnishings</w:t>
+      </w:r>
+      <w:r>
+        <w:t xml:space="preserve"> — guest-room, bar, and dining furnishings and fixtures appropriate to a small destination inn.</w:t>
+      </w:r>
+    </w:p>
+    <w:p>
+      <w:r>
+        <w:rPr>
+          <w:b/>
+        </w:rPr>
+        <w:t>Phasing.</w:t>
+      </w:r>
+      <w:r>
+        <w:t xml:space="preserve"> Phase 1 (before the Opening Date): guest rooms, associated public areas, and life-safety basics. Phase 2 (target: approximately three months after the Opening Date): kitchen, bar, and events spaces.</w:t>
+      </w:r>
+    </w:p>
+    <w:p>
+      <w:r>
+        <w:rPr>
+          <w:b/>
+        </w:rPr>
+        <w:t>Ownership.</w:t>
+      </w:r>
+      <w:r>
+        <w:t xml:space="preserve"> Per Article 8.3 of the Standard Lease Terms, the fit-out (including flooring, finishes, the kitchen retrofit, and built-in furnishings) is attached to the building and remains with the building at the end of the tenancy, regardless of how the tenancy evolves.</w:t>
       </w:r>
     </w:p>
     <w:p>
@@ -672,12 +749,12 @@
         <w:pStyle w:val="Heading1"/>
       </w:pPr>
       <w:r>
-        <w:t>Exhibit B: Tenant's Work (Tenant-Funded Fit-Out)</w:t>
+        <w:t>Exhibit C: Landlord's Capital Systems (Owner Scope)</w:t>
       </w:r>
     </w:p>
     <w:p>
       <w:r>
-        <w:t>Tenant shall fund and perform the following fit-out, with a total anticipated investment of approximately Ninety-Eight Thousand Dollars ($98,000). Line amounts are Tenant's planning estimates; the obligation is to complete the described scope lien-free, not to spend a particular amount.</w:t>
+        <w:t>The following capital building systems are Landlord's scope and cost (approximately $50,000 combined budget), scoped and financed separately from the rent structure:</w:t>
       </w:r>
     </w:p>
     <w:p>
@@ -688,10 +765,10 @@
         <w:rPr>
           <w:b/>
         </w:rPr>
-        <w:t>Flooring</w:t>
-      </w:r>
-      <w:r>
-        <w:t xml:space="preserve"> — repair, refinish, and/or replace flooring throughout the guest rooms and public areas.</w:t>
+        <w:t>Fire suppression system</w:t>
+      </w:r>
+      <w:r>
+        <w:t xml:space="preserve"> — design, permitting, and installation as required by code for the Permitted Use (including lodging and commercial kitchen operation).</w:t>
       </w:r>
     </w:p>
     <w:p>
@@ -702,60 +779,99 @@
         <w:rPr>
           <w:b/>
         </w:rPr>
-        <w:t>Paint</w:t>
-      </w:r>
-      <w:r>
-        <w:t xml:space="preserve"> — full interior repaint; exterior touch-up as reasonably needed for opening.</w:t>
+        <w:t>HVAC</w:t>
+      </w:r>
+      <w:r>
+        <w:t xml:space="preserve"> — replacement or installation of heating, ventilation, and air-conditioning serving the Premises. (Routine maintenance thereafter is Tenant's under Article 9.1; full replacement remains Landlord's under Article 9.2 of the Standard Lease Terms.)</w:t>
+      </w:r>
+    </w:p>
+    <w:p>
+      <w:r>
+        <w:rPr>
+          <w:b/>
+        </w:rPr>
+        <w:t>Timing.</w:t>
+      </w:r>
+      <w:r>
+        <w:t xml:space="preserve"> Landlord shall complete each system as needed to support Tenant's phased opening — at minimum, any component legally required for Phase 1 before the Opening Date, and the remainder before the Phase 2 opening — subject to Force Majeure and Tenant cooperation.</w:t>
+      </w:r>
+    </w:p>
+    <w:p>
+      <w:r>
+        <w:rPr>
+          <w:i/>
+        </w:rPr>
+        <w:t>End of the Lease Terms Sheet for The Burton Inn — Draft v0.6, July 14, 2026. To be read with the Standard Lease Terms and the Definitions &amp; Glossary.</w:t>
+      </w:r>
+    </w:p>
+    <w:p>
+      <w:r>
+        <w:br w:type="page"/>
       </w:r>
     </w:p>
     <w:p>
       <w:pPr>
-        <w:pStyle w:val="ListBullet"/>
+        <w:pStyle w:val="Title"/>
       </w:pPr>
+      <w:r>
+        <w:t>Standard Lease Terms</w:t>
+      </w:r>
+    </w:p>
+    <w:p>
       <w:r>
         <w:rPr>
           <w:b/>
         </w:rPr>
-        <w:t>Kitchen retrofit and permits</w:t>
-      </w:r>
-      <w:r>
-        <w:t xml:space="preserve"> — commercial kitchen build-out sufficient for restaurant, bar, chef's-dinner, and commissary operation, including equipment, ventilation, and all required health-department and building permits.</w:t>
+        <w:t>The Burton Inn</w:t>
+      </w:r>
+    </w:p>
+    <w:p>
+      <w:r>
+        <w:rPr>
+          <w:b/>
+        </w:rPr>
+        <w:t>Draft v0.6 — July 14, 2026 — prepared from the July 2026 Rent Basis &amp; Owner Return prospectus</w:t>
       </w:r>
     </w:p>
     <w:p>
       <w:pPr>
-        <w:pStyle w:val="ListBullet"/>
+        <w:pStyle w:val="IntenseQuote"/>
       </w:pPr>
       <w:r>
         <w:rPr>
           <w:b/>
         </w:rPr>
-        <w:t>Furnishings</w:t>
-      </w:r>
-      <w:r>
-        <w:t xml:space="preserve"> — guest-room, bar, and dining furnishings and fixtures appropriate to a small destination inn.</w:t>
-      </w:r>
-    </w:p>
-    <w:p>
+        <w:t>Applicability.</w:t>
+      </w:r>
+      <w:r>
+        <w:t xml:space="preserve"> These Standard Lease Terms are one of the three documents that together form the Commercial Lease Agreement for The Burton Inn (the "Lease"): the </w:t>
+      </w:r>
       <w:r>
         <w:rPr>
           <w:b/>
         </w:rPr>
-        <w:t>Phasing.</w:t>
-      </w:r>
-      <w:r>
-        <w:t xml:space="preserve"> Phase 1 (before the Opening Date): guest rooms, associated public areas, and life-safety basics. Phase 2 (target: approximately three months after the Opening Date): kitchen, bar, and events spaces.</w:t>
-      </w:r>
-    </w:p>
-    <w:p>
+        <w:t>Lease Terms Sheet</w:t>
+      </w:r>
+      <w:r>
+        <w:t xml:space="preserve"> (the deal-specific terms and exhibits), these </w:t>
+      </w:r>
       <w:r>
         <w:rPr>
           <w:b/>
         </w:rPr>
-        <w:t>Ownership.</w:t>
-      </w:r>
-      <w:r>
-        <w:t xml:space="preserve"> Per Article 8.3 of the Standard Lease Terms, the fit-out (including flooring, finishes, the kitchen retrofit, and built-in furnishings) is attached to the building and remains with the building at the end of the tenancy, regardless of how the tenancy evolves.</w:t>
+        <w:t>Standard Lease Terms</w:t>
+      </w:r>
+      <w:r>
+        <w:t xml:space="preserve"> (the operating and legal terms), and the </w:t>
+      </w:r>
+      <w:r>
+        <w:rPr>
+          <w:b/>
+        </w:rPr>
+        <w:t>Definitions &amp; Glossary</w:t>
+      </w:r>
+      <w:r>
+        <w:t xml:space="preserve"> (the defined terms). Capitalized terms are defined in the Definitions &amp; Glossary or in the Lease Terms Sheet. Where the Lease Terms Sheet is silent, these Standard Lease Terms control; in the event of a conflict, the Lease Terms Sheet prevails.</w:t>
       </w:r>
     </w:p>
     <w:p>
@@ -763,40 +879,56 @@
         <w:pStyle w:val="Heading1"/>
       </w:pPr>
       <w:r>
-        <w:t>Exhibit C: Landlord's Capital Systems (Owner Scope)</w:t>
-      </w:r>
-    </w:p>
-    <w:p>
-      <w:r>
-        <w:t>The following capital building systems are Landlord's scope and cost (approximately $50,000 combined budget), scoped and financed separately from the rent structure:</w:t>
+        <w:t>Standard Lease Terms</w:t>
       </w:r>
     </w:p>
     <w:p>
       <w:pPr>
-        <w:pStyle w:val="ListBullet"/>
+        <w:pStyle w:val="Heading2"/>
       </w:pPr>
+      <w:r>
+        <w:t>Article 2: Premises</w:t>
+      </w:r>
+    </w:p>
+    <w:p>
       <w:r>
         <w:rPr>
           <w:b/>
         </w:rPr>
-        <w:t>Fire suppression system</w:t>
-      </w:r>
-      <w:r>
-        <w:t xml:space="preserve"> — design, permitting, and installation as required by code for the Permitted Use (including lodging and commercial kitchen operation).</w:t>
+        <w:t>2.1 Lease of Premises.</w:t>
+      </w:r>
+      <w:r>
+        <w:t xml:space="preserve"> Landlord leases to Tenant, and Tenant leases from Landlord, the entire Premises described in the Lease Terms Sheet. Because the Premises comprise the whole building and grounds, there are no common areas, no proportionate-share allocations, and no relocation rights; Tenant's rights extend to the entire Premises for the entire Term.</w:t>
+      </w:r>
+    </w:p>
+    <w:p>
+      <w:r>
+        <w:rPr>
+          <w:b/>
+        </w:rPr>
+        <w:t>2.2 Quiet Enjoyment.</w:t>
+      </w:r>
+      <w:r>
+        <w:t xml:space="preserve"> Provided Tenant performs its obligations under the Lease, Tenant shall peaceably hold and enjoy the Premises for the Term without hindrance by Landlord or anyone claiming through Landlord.</w:t>
       </w:r>
     </w:p>
     <w:p>
       <w:pPr>
-        <w:pStyle w:val="ListBullet"/>
+        <w:pStyle w:val="Heading2"/>
       </w:pPr>
+      <w:r>
+        <w:t>Article 3: Term; Commencement; Phased Opening</w:t>
+      </w:r>
+    </w:p>
+    <w:p>
       <w:r>
         <w:rPr>
           <w:b/>
         </w:rPr>
-        <w:t>HVAC</w:t>
-      </w:r>
-      <w:r>
-        <w:t xml:space="preserve"> — replacement or installation of heating, ventilation, and air-conditioning serving the Premises. (Routine maintenance thereafter is Tenant's under Article 9.1; full replacement remains Landlord's under Article 9.2 of the Standard Lease Terms.)</w:t>
+        <w:t>3.1 Term.</w:t>
+      </w:r>
+      <w:r>
+        <w:t xml:space="preserve"> The initial term of the Lease (the "Term") begins on the Commencement Date and ends at the close of the last day of Lease Year 10 stated in the Lease Terms Sheet, unless extended under Section 3.5 or earlier terminated as provided in the Lease.</w:t>
       </w:r>
     </w:p>
     <w:p>
@@ -804,10 +936,1013 @@
         <w:rPr>
           <w:b/>
         </w:rPr>
-        <w:t>Timing.</w:t>
-      </w:r>
-      <w:r>
-        <w:t xml:space="preserve"> Landlord shall complete each system as needed to support Tenant's phased opening — at minimum, any component legally required for Phase 1 before the Opening Date, and the remainder before the Phase 2 opening — subject to Force Majeure and Tenant cooperation. Landlord may finance this scope with the Exhibit D loan, or otherwise at Landlord's election.</w:t>
+        <w:t>3.2 Commencement Date; Delivery.</w:t>
+      </w:r>
+      <w:r>
+        <w:t xml:space="preserve"> The "Commencement Date" is stated in the Lease Terms Sheet. Landlord has delivered exclusive possession of the Premises to Tenant in their as-is condition (subject to Landlord's obligations under Exhibit C and Article 9), and Tenant has accepted possession. Tenant's Triple-Net Expense and utility obligations under Article 6 begin on the date stated in the Lease Terms Sheet; Landlord carries those costs for any earlier portion of the Term.</w:t>
+      </w:r>
+    </w:p>
+    <w:p>
+      <w:r>
+        <w:rPr>
+          <w:b/>
+        </w:rPr>
+        <w:t>3.3 Opening Date; Phased Opening.</w:t>
+      </w:r>
+      <w:r>
+        <w:t xml:space="preserve"> Tenant intends to open in two phases: </w:t>
+      </w:r>
+      <w:r>
+        <w:rPr>
+          <w:b/>
+        </w:rPr>
+        <w:t>Phase 1</w:t>
+      </w:r>
+      <w:r>
+        <w:t xml:space="preserve"> — completion of guest-room fit-out and opening of the guest rooms to paying guests (the date the guest rooms first open being the "Opening Date"); and </w:t>
+      </w:r>
+      <w:r>
+        <w:rPr>
+          <w:b/>
+        </w:rPr>
+        <w:t>Phase 2</w:t>
+      </w:r>
+      <w:r>
+        <w:t xml:space="preserve"> — opening of the kitchen, bar, and events operations, targeted approximately three (3) months after the Opening Date. Tenant shall pursue both phases with commercially reasonable diligence, subject to extension for Force Majeure and delays caused by Landlord (including completion of the Exhibit C systems to the extent legally required for the applicable phase). Because Lease Years run on the fixed calendar stated in the Lease Terms Sheet regardless of the pace of Tenant's fit-out, delay in opening extends neither the Base Rent abatement nor any other Lease Year milestone.</w:t>
+      </w:r>
+    </w:p>
+    <w:p>
+      <w:r>
+        <w:rPr>
+          <w:b/>
+        </w:rPr>
+        <w:t>3.4 Lease Year.</w:t>
+      </w:r>
+      <w:r>
+        <w:t xml:space="preserve"> "Lease Year" has the meaning stated in the Lease Terms Sheet. Each Lease Year is a successive twelve (12) month period on the stated calendar, except that the final Lease Year ends on the last day of the Term. All Gross Revenue from and after the Commencement Date is included in the Lease Year in which it arises.</w:t>
+      </w:r>
+    </w:p>
+    <w:p>
+      <w:r>
+        <w:rPr>
+          <w:b/>
+        </w:rPr>
+        <w:t>3.5 Option to Extend.</w:t>
+      </w:r>
+      <w:r>
+        <w:t xml:space="preserve"> If the Lease Terms Sheet grants an extension option, then, provided no Event of Default exists either when the option is exercised or when the extension begins, Tenant may extend the Term for the additional period stated there, on the same terms and conditions — including Base Rent, the Breakpoint, and Percentage Rent, but excluding this Section 3.5 and the Lease Year 1 Base Rent abatement — by written notice to Landlord given within the notice window stated in the Lease Terms Sheet. During the extension, "Term" includes the extension period.</w:t>
+      </w:r>
+    </w:p>
+    <w:p>
+      <w:pPr>
+        <w:pStyle w:val="Heading2"/>
+      </w:pPr>
+      <w:r>
+        <w:t>Article 4: Base Rent</w:t>
+      </w:r>
+    </w:p>
+    <w:p>
+      <w:r>
+        <w:rPr>
+          <w:b/>
+        </w:rPr>
+        <w:t>4.1 Base Rent.</w:t>
+      </w:r>
+      <w:r>
+        <w:t xml:space="preserve"> Tenant shall pay Landlord the Base Rent stated in the Lease Terms Sheet, in advance on or before the first (1st) day of each calendar month, by ACH transfer to an account designated by Landlord, without prior demand, deduction, set-off, or counterclaim. Base Rent is prorated per diem for any partial calendar month. Base Rent is fixed for the entire Term with no escalation.</w:t>
+      </w:r>
+    </w:p>
+    <w:p>
+      <w:r>
+        <w:rPr>
+          <w:b/>
+        </w:rPr>
+        <w:t>4.2 Year 1 Abatement.</w:t>
+      </w:r>
+      <w:r>
+        <w:t xml:space="preserve"> Base Rent is fully abated for the period stated in the Lease Terms Sheet, in recognition of Tenant's staged opening and Tenant's fit-out investment under Exhibit B, and commences on the Rent Commencement Date stated there. The abatement applies to Base Rent only: Percentage Rent, Triple-Net Expenses, and utilities are payable during the abatement period without abatement (per Articles 5 and 6).</w:t>
+      </w:r>
+    </w:p>
+    <w:p>
+      <w:r>
+        <w:rPr>
+          <w:b/>
+        </w:rPr>
+        <w:t>4.3 No Escalation; Percentage as Escalator.</w:t>
+      </w:r>
+      <w:r>
+        <w:t xml:space="preserve"> Base Rent is deliberately flat for the entire Term. The parties intend Percentage Rent (Article 5), computed against a Breakpoint that does not increase, to function as the escalator: as Gross Revenue grows, Landlord's total rent grows faster than the business itself.</w:t>
+      </w:r>
+    </w:p>
+    <w:p>
+      <w:r>
+        <w:rPr>
+          <w:b/>
+        </w:rPr>
+        <w:t>4.4 Late Charge; Interest.</w:t>
+      </w:r>
+      <w:r>
+        <w:t xml:space="preserve"> If any payment of Rent is not received within five (5) days after it is due, Tenant shall pay a late charge of five percent (5%) of the overdue amount, and unpaid amounts shall bear interest from the due date until paid at the lesser of twelve percent (12%) per annum or the maximum lawful rate.</w:t>
+      </w:r>
+    </w:p>
+    <w:p>
+      <w:r>
+        <w:rPr>
+          <w:b/>
+        </w:rPr>
+        <w:t>4.5 Rent Defined; Net Lease.</w:t>
+      </w:r>
+      <w:r>
+        <w:t xml:space="preserve"> "Rent" means Base Rent, Percentage Rent, Triple-Net Expenses, and every other sum payable by Tenant under the Lease. Except for Landlord's Retained Obligations (Article 9.2 and Exhibit C), the Lease is intended to be absolutely net to Landlord: Landlord is never exposed to cost inflation on the building, and all costs of operating, maintaining, insuring, and taxing the Premises pass through to Tenant at actual cost.</w:t>
+      </w:r>
+    </w:p>
+    <w:p>
+      <w:r>
+        <w:rPr>
+          <w:b/>
+        </w:rPr>
+        <w:t>4.6 Single Obligation.</w:t>
+      </w:r>
+      <w:r>
+        <w:t xml:space="preserve"> Tenant's Rent obligations are the single, unallocated obligation of Tenant as operating company. Any allocation of rent among Tenant's lines of business (lodging, bar, dinners, pop-ups, commissary, events) in the prospectus or Tenant's planning materials is illustrative only and has no effect on Tenant's obligations under the Lease.</w:t>
+      </w:r>
+    </w:p>
+    <w:p>
+      <w:pPr>
+        <w:pStyle w:val="Heading2"/>
+      </w:pPr>
+      <w:r>
+        <w:t>Article 5: Percentage Rent</w:t>
+      </w:r>
+    </w:p>
+    <w:p>
+      <w:r>
+        <w:rPr>
+          <w:b/>
+        </w:rPr>
+        <w:t>5.1 Percentage Rent.</w:t>
+      </w:r>
+      <w:r>
+        <w:t xml:space="preserve"> For each Lease Year, Tenant shall pay Landlord, as "Percentage Rent," the Percentage Rent Rate stated in the Lease Terms Sheet applied to the amount by which Gross Revenue for that Lease Year exceeds the Breakpoint stated there. The Breakpoint is the natural breakpoint (annual Base Rent ÷ the rate), so Base Rent and Percentage Rent join smoothly rather than stacking, and does not increase during the Term. The full Breakpoint (not prorated) applies to Lease Year 1 notwithstanding the staged opening; for any partial final Lease Year, the Breakpoint is prorated by the number of days in that Lease Year.</w:t>
+      </w:r>
+    </w:p>
+    <w:p>
+      <w:r>
+        <w:rPr>
+          <w:b/>
+        </w:rPr>
+        <w:t>5.2 Gross Revenue.</w:t>
+      </w:r>
+      <w:r>
+        <w:t xml:space="preserve"> "Gross Revenue" means the entire amount of revenue, whether cash, card, electronic, or credit, and whether collected directly or through booking platforms, ticketing services, or other intermediaries (without deduction for platform or processing fees), generated by or arising from business conducted at, from, or originating from the Premises, including without limitation: guest-room and lodging charges; food and beverage sales; ticket sales for dinners, tastings, and events; pop-up and takeaway sales; commissary and kitchen-rental fees; venue, event, and private-hire fees; and merchandise sales. Gross Revenue is calculated from receipts — no expense accounting is involved.</w:t>
+      </w:r>
+    </w:p>
+    <w:p>
+      <w:r>
+        <w:rPr>
+          <w:b/>
+        </w:rPr>
+        <w:t>5.3 Exclusions.</w:t>
+      </w:r>
+      <w:r>
+        <w:t xml:space="preserve"> Gross Revenue excludes only: (a) sales, lodging, liquor, and similar taxes collected from customers and remitted to taxing authorities; (b) bona fide refunds, credits, and voided transactions; (c) tips and gratuities paid over to employees; (d) proceeds of insurance or condemnation; (e) security or reservation deposits until applied or forfeited; and (f) proceeds from the sale of used furniture, fixtures, or equipment in the ordinary course of replacement.</w:t>
+      </w:r>
+    </w:p>
+    <w:p>
+      <w:r>
+        <w:rPr>
+          <w:b/>
+        </w:rPr>
+        <w:t>5.4 Monthly Statements.</w:t>
+      </w:r>
+      <w:r>
+        <w:t xml:space="preserve"> Within twenty (20) days after the end of each calendar month from the Commencement Date, Tenant shall deliver to Landlord a written statement of Gross Revenue for that month, broken out by line of business.</w:t>
+      </w:r>
+    </w:p>
+    <w:p>
+      <w:r>
+        <w:rPr>
+          <w:b/>
+        </w:rPr>
+        <w:t>5.5 Quarterly Payment; Annual True-Up.</w:t>
+      </w:r>
+      <w:r>
+        <w:t xml:space="preserve"> Within thirty (30) days after the end of each calendar quarter of each Lease Year, Tenant shall pay Landlord Percentage Rent computed on a cumulative basis: the Percentage Rent Rate applied to the amount by which cumulative Gross Revenue for the Lease Year to date exceeds the Breakpoint, less Percentage Rent already paid for that Lease Year. Within ninety (90) days after the end of each Lease Year, Tenant shall deliver an annual reconciliation statement of Gross Revenue for that Lease Year, certified as true and complete by an officer or manager of Tenant, accompanied by payment of any deficiency; any overpayment shall be credited against the next Percentage Rent due (or refunded within thirty (30) days if the Term has ended).</w:t>
+      </w:r>
+    </w:p>
+    <w:p>
+      <w:r>
+        <w:rPr>
+          <w:b/>
+        </w:rPr>
+        <w:t>5.6 Records; Audit.</w:t>
+      </w:r>
+      <w:r>
+        <w:t xml:space="preserve"> Tenant shall keep complete point-of-sale (POS) and booking records of all Gross Revenue for at least three (3) years after each Lease Year ends. Not more than once per Lease Year, on fifteen (15) days' written notice, Landlord (or an independent accountant engaged by Landlord) may audit Tenant's Gross Revenue records, including POS records, for any of the preceding two (2) Lease Years. If an audit discloses an understatement, Tenant shall pay the resulting deficiency plus interest at the Article 4.4 rate within thirty (30) days; and if the understatement for the audited Lease Year exceeds the audit-cost threshold stated in the Lease Terms Sheet, Tenant shall also reimburse Landlord's reasonable audit cost. Audit results and Tenant's records are confidential per Article 23.6.</w:t>
+      </w:r>
+    </w:p>
+    <w:p>
+      <w:r>
+        <w:rPr>
+          <w:b/>
+        </w:rPr>
+        <w:t>5.7 Operating Covenant.</w:t>
+      </w:r>
+      <w:r>
+        <w:t xml:space="preserve"> Because Percentage Rent is a core part of Landlord's return, Tenant shall, from the Opening Date, continuously operate the inn business at the Premises in the ordinary course during the Term, consistent with the Permitted Use, subject to: temporary closures for the Exhibit B fit-out phases, casualty, condemnation, remodeling, repairs, and Force Majeure; and seasonal closures or reduced schedules not exceeding the seasonal-closure allowance stated in the Lease Terms Sheet in any Lease Year in the aggregate. Nothing herein requires any particular line of business to meet any revenue level; the percentage structure is self-correcting — if revenue falls, Percentage Rent falls with it.</w:t>
+      </w:r>
+    </w:p>
+    <w:p>
+      <w:pPr>
+        <w:pStyle w:val="Heading2"/>
+      </w:pPr>
+      <w:r>
+        <w:t>Article 6: Triple-Net Expenses; Utilities</w:t>
+      </w:r>
+    </w:p>
+    <w:p>
+      <w:r>
+        <w:rPr>
+          <w:b/>
+        </w:rPr>
+        <w:t>6.1 From the Stated Date.</w:t>
+      </w:r>
+      <w:r>
+        <w:t xml:space="preserve"> Tenant's obligations under this Article 6 begin on the Triple-Net start date stated in the Lease Terms Sheet (Landlord carries the Premises' costs for any earlier portion of the Term) and apply in every Lease Year thereafter at whatever the actual costs then are. There is no abatement, cap, or base year. Taxes, premiums, and other annual costs spanning the start date are prorated per diem.</w:t>
+      </w:r>
+    </w:p>
+    <w:p>
+      <w:r>
+        <w:rPr>
+          <w:b/>
+        </w:rPr>
+        <w:t>6.2 Real Property Taxes.</w:t>
+      </w:r>
+      <w:r>
+        <w:t xml:space="preserve"> Tenant shall pay all real property taxes, assessments, surface-water-management fees, and similar governmental charges levied against the Premises for periods within the Term. Landlord shall deliver each tax statement to Tenant promptly on receipt, and Tenant shall pay Landlord (or, at Landlord's election, the taxing authority directly, with proof of payment to Landlord) at least thirty (30) days before delinquency. Real property taxes exclude Landlord's income, estate, or transfer taxes. Tenant may contest assessments at its own cost with Landlord's reasonable cooperation, provided payment is never delinquent.</w:t>
+      </w:r>
+    </w:p>
+    <w:p>
+      <w:r>
+        <w:rPr>
+          <w:b/>
+        </w:rPr>
+        <w:t>6.3 Building Insurance.</w:t>
+      </w:r>
+      <w:r>
+        <w:t xml:space="preserve"> Landlord shall maintain special-form (all-risk) property insurance on the building at full replacement cost, together with such commercial general liability coverage for Landlord's ownership interest as Landlord reasonably carries. Tenant shall reimburse Landlord for the actual premiums within thirty (30) days after invoice with a copy of the premium statement. Any increase or decrease in premiums passes through at actuals.</w:t>
+      </w:r>
+    </w:p>
+    <w:p>
+      <w:r>
+        <w:rPr>
+          <w:b/>
+        </w:rPr>
+        <w:t>6.4 Routine Maintenance.</w:t>
+      </w:r>
+      <w:r>
+        <w:t xml:space="preserve"> Tenant shall perform and pay for all routine maintenance and upkeep of the Premises under Article 9.1. If Landlord incurs any routine maintenance cost properly belonging to Tenant, Tenant shall reimburse the actual cost within thirty (30) days after invoice.</w:t>
+      </w:r>
+    </w:p>
+    <w:p>
+      <w:r>
+        <w:rPr>
+          <w:b/>
+        </w:rPr>
+        <w:t>6.5 Utilities.</w:t>
+      </w:r>
+      <w:r>
+        <w:t xml:space="preserve"> Tenant shall establish accounts in its own name and pay directly all utilities serving the Premises, including electricity, water, sewer/septic, garbage, propane or heating fuel, telephone, and internet. Landlord is not liable for utility interruptions except those caused by Landlord's gross negligence or willful misconduct, and interruptions do not abate Rent or constitute eviction.</w:t>
+      </w:r>
+    </w:p>
+    <w:p>
+      <w:pPr>
+        <w:pStyle w:val="Heading2"/>
+      </w:pPr>
+      <w:r>
+        <w:t>Article 7: Use; Compliance; Licenses</w:t>
+      </w:r>
+    </w:p>
+    <w:p>
+      <w:r>
+        <w:rPr>
+          <w:b/>
+        </w:rPr>
+        <w:t>7.1 Permitted Use.</w:t>
+      </w:r>
+      <w:r>
+        <w:t xml:space="preserve"> Tenant may use the Premises solely for the Permitted Use stated in the Lease Terms Sheet, and uses ancillary to it. Any materially different use requires Landlord's prior written consent, not to be unreasonably withheld, conditioned, or delayed.</w:t>
+      </w:r>
+    </w:p>
+    <w:p>
+      <w:r>
+        <w:rPr>
+          <w:b/>
+        </w:rPr>
+        <w:t>7.2 Licenses and Permits.</w:t>
+      </w:r>
+      <w:r>
+        <w:t xml:space="preserve"> Tenant shall obtain and maintain, at its sole cost, every license and permit required for the Permitted Use, including King County health and food-service permits, transient-accommodation/lodging licensure, and Washington State Liquor and Cannabis Board (WSLCB) liquor licensure. Landlord shall cooperate reasonably (at no material cost to Landlord) with Tenant's applications, including signing landlord consents customarily required by WSLCB and permitting authorities.</w:t>
+      </w:r>
+    </w:p>
+    <w:p>
+      <w:r>
+        <w:rPr>
+          <w:b/>
+        </w:rPr>
+        <w:t>7.3 Compliance with Laws.</w:t>
+      </w:r>
+      <w:r>
+        <w:t xml:space="preserve"> Tenant shall comply with all applicable federal, state, and local laws, codes, and regulations in its use of the Premises, including health, fire, ADA, and Washington accessibility requirements as to Tenant's operations and Tenant's Work. Notwithstanding any permissive Washington law, no use may violate federal law (cannabis cultivation, distribution, or sale is strictly prohibited absent a separate written addendum).</w:t>
+      </w:r>
+    </w:p>
+    <w:p>
+      <w:r>
+        <w:rPr>
+          <w:b/>
+        </w:rPr>
+        <w:t>7.4 Environmental.</w:t>
+      </w:r>
+      <w:r>
+        <w:t xml:space="preserve"> Tenant shall comply with the Washington Model Toxics Control Act and shall not permit Hazardous Materials on the Premises except customary supplies for the Permitted Use in commercially reasonable quantities, handled per applicable law. Tenant indemnifies Landlord against claims and cleanup costs arising from Tenant's release or storage of Hazardous Materials; Landlord remains responsible for any Hazardous Materials present before the Commencement Date.</w:t>
+      </w:r>
+    </w:p>
+    <w:p>
+      <w:r>
+        <w:rPr>
+          <w:b/>
+        </w:rPr>
+        <w:t>7.5 Nuisance.</w:t>
+      </w:r>
+      <w:r>
+        <w:t xml:space="preserve"> Tenant shall not create a nuisance or overload structural or utility systems. Reasonable noise, music, odors, and activity customary to a working inn, bar, restaurant, and events venue operating within legal limits do not constitute a nuisance under the Lease.</w:t>
+      </w:r>
+    </w:p>
+    <w:p>
+      <w:pPr>
+        <w:pStyle w:val="Heading2"/>
+      </w:pPr>
+      <w:r>
+        <w:t>Article 8: Condition; Tenant's Work; Alterations; Liens</w:t>
+      </w:r>
+    </w:p>
+    <w:p>
+      <w:r>
+        <w:rPr>
+          <w:b/>
+        </w:rPr>
+        <w:t>8.1 As-Is Delivery.</w:t>
+      </w:r>
+      <w:r>
+        <w:t xml:space="preserve"> Except for Landlord's obligations under Exhibit C and Article 9.2, Tenant accepts the Premises in their as-is, where-is condition as of the Commencement Date. Tenant acknowledges an adequate opportunity to inspect, and Landlord makes no warranty of suitability except as expressly stated in the Lease.</w:t>
+      </w:r>
+    </w:p>
+    <w:p>
+      <w:r>
+        <w:rPr>
+          <w:b/>
+        </w:rPr>
+        <w:t>8.2 Tenant's Work.</w:t>
+      </w:r>
+      <w:r>
+        <w:t xml:space="preserve"> Tenant shall perform, at its sole cost, the interior fit-out described on </w:t>
+      </w:r>
+      <w:r>
+        <w:rPr>
+          <w:b/>
+        </w:rPr>
+        <w:t>Exhibit B</w:t>
+      </w:r>
+      <w:r>
+        <w:t>, in two phases as described in Article 3.3. Tenant's Work shall be performed lien-free, in a good and workmanlike manner, by licensed and insured contractors where required, with all required permits.</w:t>
+      </w:r>
+    </w:p>
+    <w:p>
+      <w:r>
+        <w:rPr>
+          <w:b/>
+        </w:rPr>
+        <w:t>8.3 Ownership of Improvements.</w:t>
+      </w:r>
+      <w:r>
+        <w:t xml:space="preserve"> All of Tenant's Work and all subsequent Alterations that are attached to or incorporated into the building (including flooring, finishes, the kitchen retrofit, and built-in furnishings) become part of the building on installation and remain Landlord's property on expiration or earlier termination of the Lease, without compensation — the parties acknowledge this is a bargained-for element of the rent structure. Tenant's movable trade fixtures, equipment, inventory, and unattached personal property remain Tenant's and shall be removed at the end of the Term, with Tenant repairing any damage caused by removal.</w:t>
+      </w:r>
+    </w:p>
+    <w:p>
+      <w:r>
+        <w:rPr>
+          <w:b/>
+        </w:rPr>
+        <w:t>8.4 Alterations After Opening.</w:t>
+      </w:r>
+      <w:r>
+        <w:t xml:space="preserve"> After completion of Tenant's Work, Tenant shall not make structural Alterations, or non-structural Alterations exceeding the consent threshold stated in the Lease Terms Sheet per project, without Landlord's prior written consent, not to be unreasonably withheld, conditioned, or delayed. Interior, non-structural work at or below that threshold requires notice but not consent.</w:t>
+      </w:r>
+    </w:p>
+    <w:p>
+      <w:r>
+        <w:rPr>
+          <w:b/>
+        </w:rPr>
+        <w:t>8.5 Liens.</w:t>
+      </w:r>
+      <w:r>
+        <w:t xml:space="preserve"> Tenant shall keep the Premises free of liens arising from Tenant's Work or Alterations, shall give Landlord ten (10) days' notice before commencing any work of improvement so Landlord may post notices of non-responsibility, and shall discharge or bond around any filed lien within fifteen (15) days.</w:t>
+      </w:r>
+    </w:p>
+    <w:p>
+      <w:pPr>
+        <w:pStyle w:val="Heading2"/>
+      </w:pPr>
+      <w:r>
+        <w:t>Article 9: Maintenance and Repairs</w:t>
+      </w:r>
+    </w:p>
+    <w:p>
+      <w:r>
+        <w:rPr>
+          <w:b/>
+        </w:rPr>
+        <w:t>9.1 Tenant's Obligations.</w:t>
+      </w:r>
+      <w:r>
+        <w:t xml:space="preserve"> Tenant shall, at its sole cost, maintain the entire Premises in clean, safe, and operable condition, including: interior walls, floors, and finishes; plumbing fixtures; kitchen equipment; guest rooms and furnishings; doors and windows; landscaping, walkways, and parking surfaces (including routine upkeep); pest control; and janitorial service — ordinary wear and tear and insured casualty excepted. Tenant shall also arrange routine and preventative maintenance of the HVAC system installed under Exhibit C through a licensed contractor.</w:t>
+      </w:r>
+    </w:p>
+    <w:p>
+      <w:r>
+        <w:rPr>
+          <w:b/>
+        </w:rPr>
+        <w:t>9.2 Landlord's Retained Obligations.</w:t>
+      </w:r>
+      <w:r>
+        <w:t xml:space="preserve"> Landlord shall, at its sole cost (not passed through to Tenant), maintain, repair, and replace as needed: (a) the roof and roof membrane; (b) the structural foundation, load-bearing walls, and other structural elements; and (c) full replacement (as distinct from routine maintenance) of the Exhibit C capital systems (fire suppression and HVAC), except to the extent replacement is necessitated by Tenant's negligence or misuse. Landlord carries only the long-lived shell it owns anyway; everything that varies with operating the business sits on Tenant.</w:t>
+      </w:r>
+    </w:p>
+    <w:p>
+      <w:pPr>
+        <w:pStyle w:val="Heading2"/>
+      </w:pPr>
+      <w:r>
+        <w:t>Article 10: Insurance</w:t>
+      </w:r>
+    </w:p>
+    <w:p>
+      <w:r>
+        <w:rPr>
+          <w:b/>
+        </w:rPr>
+        <w:t>10.1 Tenant's Required Insurance.</w:t>
+      </w:r>
+      <w:r>
+        <w:t xml:space="preserve"> Tenant shall carry, at its sole cost, from the Commencement Date: (a) Commercial General Liability insurance of at least $1,000,000 per occurrence / $2,000,000 aggregate, including host and premises liability; (b) liquor liability insurance of at least $1,000,000 per occurrence from the date any alcohol is served; (c) special-form property insurance covering Tenant's Work, trade fixtures, equipment, and inventory at full replacement cost; (d) business income insurance covering at least twelve (12) months of Rent obligations; and (e) Washington workers' compensation and stop-gap employer's liability coverage as required by law for Tenant's employees.</w:t>
+      </w:r>
+    </w:p>
+    <w:p>
+      <w:r>
+        <w:rPr>
+          <w:b/>
+        </w:rPr>
+        <w:t>10.2 Additional Insured; Evidence.</w:t>
+      </w:r>
+      <w:r>
+        <w:t xml:space="preserve"> Tenant's liability policies (including liquor liability) shall name Landlord (and Landlord's lender, if any) as additional insured on a primary, non-contributory basis. Tenant shall deliver certificates of insurance before the Commencement Date and on each renewal, with thirty (30) days' notice of cancellation or material change.</w:t>
+      </w:r>
+    </w:p>
+    <w:p>
+      <w:r>
+        <w:rPr>
+          <w:b/>
+        </w:rPr>
+        <w:t>10.3 Mutual Waiver of Subrogation.</w:t>
+      </w:r>
+      <w:r>
+        <w:t xml:space="preserve"> Landlord and Tenant each waive all rights of recovery against the other for loss or damage covered (or required to be covered) by their respective property insurance, and shall obtain the corresponding waiver from their insurers.</w:t>
+      </w:r>
+    </w:p>
+    <w:p>
+      <w:r>
+        <w:rPr>
+          <w:b/>
+        </w:rPr>
+        <w:t>10.4 Waiver of Immunity.</w:t>
+      </w:r>
+      <w:r>
+        <w:t xml:space="preserve"> Solely for the purpose of giving full effect to the indemnity obligations in the Lease, Landlord and Tenant each expressly waive any immunity under the Washington Industrial Insurance Act, Title 51 RCW, and acknowledge this waiver was mutually negotiated.</w:t>
+      </w:r>
+    </w:p>
+    <w:p>
+      <w:pPr>
+        <w:pStyle w:val="Heading2"/>
+      </w:pPr>
+      <w:r>
+        <w:t>Article 11: Indemnification</w:t>
+      </w:r>
+    </w:p>
+    <w:p>
+      <w:r>
+        <w:rPr>
+          <w:b/>
+        </w:rPr>
+        <w:t>11.1 Tenant's Indemnity.</w:t>
+      </w:r>
+      <w:r>
+        <w:t xml:space="preserve"> Tenant shall indemnify, defend, and hold Landlord harmless from claims, damages, and liabilities arising from Tenant's use and occupancy of the Premises, the conduct of Tenant's business (including service of alcohol and lodging of guests), Tenant's Work, or Tenant's breach of the Lease, except to the extent caused by Landlord's gross negligence or willful misconduct.</w:t>
+      </w:r>
+    </w:p>
+    <w:p>
+      <w:r>
+        <w:rPr>
+          <w:b/>
+        </w:rPr>
+        <w:t>11.2 Landlord's Indemnity.</w:t>
+      </w:r>
+      <w:r>
+        <w:t xml:space="preserve"> Landlord shall indemnify, defend, and hold Tenant harmless from claims arising from Landlord's performance of Landlord's Retained Obligations to the extent caused by Landlord's negligence or willful misconduct.</w:t>
+      </w:r>
+    </w:p>
+    <w:p>
+      <w:pPr>
+        <w:pStyle w:val="Heading2"/>
+      </w:pPr>
+      <w:r>
+        <w:t>Article 12: Assignment; Subletting; Ordinary-Course Occupancies</w:t>
+      </w:r>
+    </w:p>
+    <w:p>
+      <w:r>
+        <w:rPr>
+          <w:b/>
+        </w:rPr>
+        <w:t>12.1 Consent Required.</w:t>
+      </w:r>
+      <w:r>
+        <w:t xml:space="preserve"> Tenant shall not assign the Lease or sublet the Premises without Landlord's prior written consent, not to be unreasonably withheld, conditioned, or delayed. A transfer of a controlling interest in Tenant is an assignment for this purpose, except transfers among Tenant's existing members or for estate-planning purposes. Landlord may assign its interest without Tenant's consent.</w:t>
+      </w:r>
+    </w:p>
+    <w:p>
+      <w:r>
+        <w:rPr>
+          <w:b/>
+        </w:rPr>
+        <w:t>12.2 Ordinary-Course Occupancies Permitted.</w:t>
+      </w:r>
+      <w:r>
+        <w:t xml:space="preserve"> The following are licenses in the ordinary course of the Permitted Use, not assignments or subleases, and require no consent: overnight guest stays; event and venue hires; ticketed dinners; pop-up arrangements with visiting chefs or vendors; and hourly or short-term commissary-kitchen use agreements with licensed food businesses. Tenant remains fully responsible for the Premises and for all such occupants, and all revenue therefrom is Gross Revenue.</w:t>
+      </w:r>
+    </w:p>
+    <w:p>
+      <w:r>
+        <w:rPr>
+          <w:b/>
+        </w:rPr>
+        <w:t>12.3 No Release.</w:t>
+      </w:r>
+      <w:r>
+        <w:t xml:space="preserve"> No assignment or sublease releases Tenant without Landlord's express written release.</w:t>
+      </w:r>
+    </w:p>
+    <w:p>
+      <w:pPr>
+        <w:pStyle w:val="Heading2"/>
+      </w:pPr>
+      <w:r>
+        <w:t>Article 13: Casualty; Condemnation</w:t>
+      </w:r>
+    </w:p>
+    <w:p>
+      <w:r>
+        <w:rPr>
+          <w:b/>
+        </w:rPr>
+        <w:t>13.1 Casualty.</w:t>
+      </w:r>
+      <w:r>
+        <w:t xml:space="preserve"> If the Premises are damaged by fire or other casualty, Landlord shall obtain a repair estimate within forty-five (45) days. If the building shell and Landlord-insured improvements can reasonably be repaired within two hundred seventy (270) days, Landlord shall repair them (using building-insurance proceeds, which Tenant funded through Article 6.3), Tenant shall repair Tenant's Work and property (using Tenant's insurance proceeds), and the Lease continues with Base Rent and Triple-Net Expenses abated in proportion to the untenantable portion until restoration; Percentage Rent self-adjusts through Gross Revenue. If repair is estimated to exceed two hundred seventy (270) days, or if a material uninsured casualty occurs in the final two Lease Years, either party may terminate on thirty (30) days' notice.</w:t>
+      </w:r>
+    </w:p>
+    <w:p>
+      <w:r>
+        <w:rPr>
+          <w:b/>
+        </w:rPr>
+        <w:t>13.2 Condemnation.</w:t>
+      </w:r>
+      <w:r>
+        <w:t xml:space="preserve"> If all of the Premises, or so much that Tenant cannot practicably operate the Permitted Use, is taken by eminent domain, the Lease terminates as of the taking. For a lesser taking, the Lease continues with Rent equitably abated. Landlord receives the condemnation award; Tenant may pursue a separate award for moving expenses, trade fixtures, the unamortized value of Tenant's Work, and loss of business goodwill to the extent separately recoverable under applicable law.</w:t>
+      </w:r>
+    </w:p>
+    <w:p>
+      <w:pPr>
+        <w:pStyle w:val="Heading2"/>
+      </w:pPr>
+      <w:r>
+        <w:t>Article 14: Default; Remedies</w:t>
+      </w:r>
+    </w:p>
+    <w:p>
+      <w:r>
+        <w:rPr>
+          <w:b/>
+        </w:rPr>
+        <w:t>14.1 Tenant Events of Default.</w:t>
+      </w:r>
+      <w:r>
+        <w:t xml:space="preserve"> Each of the following is an "Event of Default": (a) failure to pay any Rent within five (5) days after written notice of nonpayment; (b) failure to deliver any Gross Revenue statement required by Article 5 within ten (10) days after written notice; (c) failure to perform any other obligation within fifteen (15) days after written notice (or, if the cure reasonably requires longer, failure to commence within fifteen (15) days and diligently complete); (d) abandonment of the Premises coupled with failure to pay Rent; and (e) Tenant's insolvency, assignment for the benefit of creditors, or bankruptcy filing not dismissed within sixty (60) days.</w:t>
+      </w:r>
+    </w:p>
+    <w:p>
+      <w:r>
+        <w:rPr>
+          <w:b/>
+        </w:rPr>
+        <w:t>14.2 Remedies.</w:t>
+      </w:r>
+      <w:r>
+        <w:t xml:space="preserve"> Upon an Event of Default, Landlord may, cumulatively and without limitation of other lawful remedies: (a) terminate the Lease by written notice and recover the amounts provided by Washington law, including unpaid Rent earned at termination, the excess of Rent for the balance of the Term over the loss Tenant proves could reasonably be avoided (discounted at the Federal Reserve Bank of San Francisco discount rate plus 1%), and all other detriment proximately caused, including reletting expenses; or (b) without terminating, re-enter and relet the Premises for Tenant's account, applying proceeds first to reletting expenses (repossession costs, commissions, attorneys' fees, repairs, and concessions prorated over the new lease), then to Tenant's other indebtedness, then to Rent, with Tenant remaining liable for any deficiency. For purposes of computing damages, Percentage Rent for future periods shall be deemed to equal the average annual Percentage Rent payable during the thirty-six (36) months preceding the default (or the actual period, if shorter). No re-entry terminates the Lease absent written notice of termination. Tenant waives all rights of redemption to the fullest extent permitted by law.</w:t>
+      </w:r>
+    </w:p>
+    <w:p>
+      <w:r>
+        <w:rPr>
+          <w:b/>
+        </w:rPr>
+        <w:t>14.3 Landlord Default; Cure.</w:t>
+      </w:r>
+      <w:r>
+        <w:t xml:space="preserve"> Landlord is not in default unless it fails to perform an obligation within thirty (30) days after written notice from Tenant (extended so long as Landlord commences within thirty (30) days and diligently pursues completion). Tenant's sole remedy for Landlord's uncured default is actual money damages (not consequential or punitive damages); provided that if Landlord's uncured failure to perform Landlord's Retained Obligations renders a material portion of the Premises untenantable for more than thirty (30) days, Base Rent equitably abates for the affected period.</w:t>
+      </w:r>
+    </w:p>
+    <w:p>
+      <w:r>
+        <w:rPr>
+          <w:b/>
+        </w:rPr>
+        <w:t>14.4 Additional Rent.</w:t>
+      </w:r>
+      <w:r>
+        <w:t xml:space="preserve"> Every sum payable by Tenant under the Lease is collectible as Rent, and nonpayment carries the same remedies as nonpayment of Base Rent.</w:t>
+      </w:r>
+    </w:p>
+    <w:p>
+      <w:pPr>
+        <w:pStyle w:val="Heading2"/>
+      </w:pPr>
+      <w:r>
+        <w:t>Article 15: Subordination; Attornment; Estoppel</w:t>
+      </w:r>
+    </w:p>
+    <w:p>
+      <w:r>
+        <w:rPr>
+          <w:b/>
+        </w:rPr>
+        <w:t>15.1 Subordination; Non-Disturbance.</w:t>
+      </w:r>
+      <w:r>
+        <w:t xml:space="preserve"> The Lease is subordinate to any current or future mortgage or deed of trust on the Premises, provided that, as a condition to subordination to any future encumbrance, the holder delivers a commercially reasonable non-disturbance agreement recognizing the Lease (including the Base Rent abatement and Percentage Rent structure) so long as no Event of Default exists. Tenant shall attorn to any successor upon foreclosure.</w:t>
+      </w:r>
+    </w:p>
+    <w:p>
+      <w:r>
+        <w:rPr>
+          <w:b/>
+        </w:rPr>
+        <w:t>15.2 Estoppel Certificates.</w:t>
+      </w:r>
+      <w:r>
+        <w:t xml:space="preserve"> Each party shall deliver, within ten (10) business days after written request, an estoppel certificate confirming the status of the Lease, the Rent, and any defaults known to the certifying party.</w:t>
+      </w:r>
+    </w:p>
+    <w:p>
+      <w:pPr>
+        <w:pStyle w:val="Heading2"/>
+      </w:pPr>
+      <w:r>
+        <w:t>Article 16: Landlord's Entry</w:t>
+      </w:r>
+    </w:p>
+    <w:p>
+      <w:r>
+        <w:t>Landlord may enter the Premises on twenty-four (24) hours' notice for inspection, repairs, or showing the Premises to lenders or purchasers (and to prospective tenants during the final nine (9) months of the Term), conducted so as to minimize interference with guests and operations; and without notice in emergencies. Landlord shall respect the privacy of occupied guest rooms except in emergencies.</w:t>
+      </w:r>
+    </w:p>
+    <w:p>
+      <w:pPr>
+        <w:pStyle w:val="Heading2"/>
+      </w:pPr>
+      <w:r>
+        <w:t>Article 17: Holdover</w:t>
+      </w:r>
+    </w:p>
+    <w:p>
+      <w:r>
+        <w:t>If Tenant remains in possession after the Term without Landlord's written consent, the tenancy is at sufferance, Base Rent increases to one hundred fifty percent (150%) of the last-effective Base Rent, and Percentage Rent and Triple-Net Expenses continue. Acceptance of holdover rent does not create a periodic tenancy absent a signed writing.</w:t>
+      </w:r>
+    </w:p>
+    <w:p>
+      <w:pPr>
+        <w:pStyle w:val="Heading2"/>
+      </w:pPr>
+      <w:r>
+        <w:t>Article 18: Surrender</w:t>
+      </w:r>
+    </w:p>
+    <w:p>
+      <w:r>
+        <w:t>On expiration or earlier termination, Tenant shall surrender the Premises broom-clean and in good condition, ordinary wear and tear and insured casualty excepted, with all improvements described in Article 8.3 in place; shall remove its movable trade fixtures, equipment, and personal property, repairing damage from removal; and shall return all keys and access devices. Property not removed is deemed abandoned and may be removed, stored, sold, or disposed of at Tenant's expense.</w:t>
+      </w:r>
+    </w:p>
+    <w:p>
+      <w:pPr>
+        <w:pStyle w:val="Heading2"/>
+      </w:pPr>
+      <w:r>
+        <w:t>Article 19: No Option to Purchase</w:t>
+      </w:r>
+    </w:p>
+    <w:p>
+      <w:r>
+        <w:t xml:space="preserve">Tenant has expressed a goal of being in a position to purchase the building around Lease Year 10. The parties acknowledge that this is a financial goal only: </w:t>
+      </w:r>
+      <w:r>
+        <w:rPr>
+          <w:b/>
+        </w:rPr>
+        <w:t>nothing in the Lease grants Tenant an option to purchase, right of first refusal, or right of first offer, and nothing obligates either party to transact.</w:t>
+      </w:r>
+      <w:r>
+        <w:t xml:space="preserve"> Any sale would be by separate written agreement negotiated at the time.</w:t>
+      </w:r>
+    </w:p>
+    <w:p>
+      <w:pPr>
+        <w:pStyle w:val="Heading2"/>
+      </w:pPr>
+      <w:r>
+        <w:t>Article 20: Security Deposit; Guaranty</w:t>
+      </w:r>
+    </w:p>
+    <w:p>
+      <w:r>
+        <w:rPr>
+          <w:b/>
+        </w:rPr>
+        <w:t>20.1 Security Deposit.</w:t>
+      </w:r>
+      <w:r>
+        <w:t xml:space="preserve"> The Security Deposit, if any, is stated in the Lease Terms Sheet. Where a deposit is stated, Landlord holds it (without trust account or interest) as security for Tenant's performance; it may be applied to defaults, must be replenished within ten (10) days after application, and the balance returned within thirty (30) days after surrender. Where the Lease Terms Sheet states none, no deposit is required, the parties acknowledging that Tenant's Exhibit B fit-out (which attaches to the building under Article 8.3) and the triple-net structure together serve the protective function a deposit ordinarily would.</w:t>
+      </w:r>
+    </w:p>
+    <w:p>
+      <w:r>
+        <w:rPr>
+          <w:b/>
+        </w:rPr>
+        <w:t>20.2 Guaranty.</w:t>
+      </w:r>
+      <w:r>
+        <w:t xml:space="preserve"> Any guaranty of Tenant's obligations is as stated in the Lease Terms Sheet. Where it states none, Tenant's obligations are not guaranteed by any person or entity.</w:t>
+      </w:r>
+    </w:p>
+    <w:p>
+      <w:pPr>
+        <w:pStyle w:val="Heading2"/>
+      </w:pPr>
+      <w:r>
+        <w:t>Article 21: Notices</w:t>
+      </w:r>
+    </w:p>
+    <w:p>
+      <w:r>
+        <w:t>Legal notices must be in writing and delivered by personal delivery, overnight courier, or certified mail (return receipt requested) to the notice addresses stated in the Lease Terms Sheet, effective on delivery or refusal. Any notice under chapter 59.12 RCW shall be served strictly as Washington law requires (including RCW 59.12.040). Email does not constitute legal notice of default. Either party may change its notice address by written notice given as provided above.</w:t>
+      </w:r>
+    </w:p>
+    <w:p>
+      <w:pPr>
+        <w:pStyle w:val="Heading2"/>
+      </w:pPr>
+      <w:r>
+        <w:t>Article 22: Dispute Resolution</w:t>
+      </w:r>
+    </w:p>
+    <w:p>
+      <w:r>
+        <w:rPr>
+          <w:b/>
+        </w:rPr>
+        <w:t>22.1 Governing Law; Venue; Fees.</w:t>
+      </w:r>
+      <w:r>
+        <w:t xml:space="preserve"> The Lease is governed by Washington law. Venue lies in King County, Washington. The prevailing party in any action recovers its reasonable attorneys' fees and costs.</w:t>
+      </w:r>
+    </w:p>
+    <w:p>
+      <w:r>
+        <w:rPr>
+          <w:b/>
+        </w:rPr>
+        <w:t>22.2 Waiver of Jury Trial.</w:t>
+      </w:r>
+      <w:r>
+        <w:t xml:space="preserve"> TO THE MAXIMUM EXTENT PERMITTED BY WASHINGTON LAW, LANDLORD AND TENANT KNOWINGLY, VOLUNTARILY, AND INTENTIONALLY WAIVE TRIAL BY JURY IN ANY ACTION OR PROCEEDING (INCLUDING UNLAWFUL DETAINER) ARISING OUT OF THE LEASE.</w:t>
+      </w:r>
+    </w:p>
+    <w:p>
+      <w:pPr>
+        <w:pStyle w:val="Heading2"/>
+      </w:pPr>
+      <w:r>
+        <w:t>Article 23: Miscellaneous</w:t>
+      </w:r>
+    </w:p>
+    <w:p>
+      <w:r>
+        <w:rPr>
+          <w:b/>
+        </w:rPr>
+        <w:t>23.1 Force Majeure.</w:t>
+      </w:r>
+      <w:r>
+        <w:t xml:space="preserve"> Delays caused by acts of God, fire, flood, earthquake, epidemic, war, civil disturbance, governmental orders, ferry-service disruption materially affecting construction logistics, labor disputes, supply-chain disruption, or other causes beyond a party's reasonable control extend that party's time for performance by the duration of the delay; provided that Tenant's obligation to pay Rent when due is never excused by Force Majeure.</w:t>
+      </w:r>
+    </w:p>
+    <w:p>
+      <w:r>
+        <w:rPr>
+          <w:b/>
+        </w:rPr>
+        <w:t>23.2 Acknowledgment; Recording.</w:t>
+      </w:r>
+      <w:r>
+        <w:t xml:space="preserve"> Because the Term exceeds two (2) years, the parties shall execute and acknowledge the Lease before a notary as required for leases of this duration under Washington law. At either party's request, the parties shall execute a memorandum of lease in recordable form (omitting economic terms), recorded at the requesting party's cost. Neither party shall record the Lease itself.</w:t>
+      </w:r>
+    </w:p>
+    <w:p>
+      <w:r>
+        <w:rPr>
+          <w:b/>
+        </w:rPr>
+        <w:t>23.3 Brokers.</w:t>
+      </w:r>
+      <w:r>
+        <w:t xml:space="preserve"> Each party represents it has dealt with no broker in connection with the Lease and indemnifies the other against claims arising from its own conduct.</w:t>
+      </w:r>
+    </w:p>
+    <w:p>
+      <w:r>
+        <w:rPr>
+          <w:b/>
+        </w:rPr>
+        <w:t>23.4 Authority; OFAC.</w:t>
+      </w:r>
+      <w:r>
+        <w:t xml:space="preserve"> Each signatory warrants full authority to execute the Lease for its party, and each party warrants that it and its principals are not subject to U.S. sanctions or listed on the OFAC Specially Designated Nationals list.</w:t>
+      </w:r>
+    </w:p>
+    <w:p>
+      <w:r>
+        <w:rPr>
+          <w:b/>
+        </w:rPr>
+        <w:t>23.5 Limitation of Landlord Liability.</w:t>
+      </w:r>
+      <w:r>
+        <w:t xml:space="preserve"> Landlord's liability under the Lease is limited to Landlord's interest in the Premises; Landlord is not liable for Tenant's consequential damages or lost profits.</w:t>
+      </w:r>
+    </w:p>
+    <w:p>
+      <w:r>
+        <w:rPr>
+          <w:b/>
+        </w:rPr>
+        <w:t>23.6 Confidentiality.</w:t>
+      </w:r>
+      <w:r>
+        <w:t xml:space="preserve"> The financial and economic terms of the Lease and the parties' revenue statements, audit results, and planning materials are confidential, except disclosures required by law or made to lenders, purchasers, attorneys, accountants, insurers, or other advisors bound by similar obligations.</w:t>
+      </w:r>
+    </w:p>
+    <w:p>
+      <w:r>
+        <w:rPr>
+          <w:b/>
+        </w:rPr>
+        <w:t>23.7 Entire Agreement; Amendment.</w:t>
+      </w:r>
+      <w:r>
+        <w:t xml:space="preserve"> The Lease (the Lease Terms Sheet with its Exhibits, these Standard Lease Terms, and the Definitions &amp; Glossary) is the entire agreement between the parties regarding the Premises and supersedes all prior discussions, including the July 2026 prospectus (which is a planning document, not a contract, except as its terms are expressly implemented herein). Amendments must be in a writing signed by both parties.</w:t>
+      </w:r>
+    </w:p>
+    <w:p>
+      <w:r>
+        <w:rPr>
+          <w:b/>
+        </w:rPr>
+        <w:t>23.8 Severability; Counterparts; E-Signatures.</w:t>
+      </w:r>
+      <w:r>
+        <w:t xml:space="preserve"> Invalid provisions are severed. The Lease may be executed in counterparts, and electronic or PDF signatures are effective except where Washington law requires original or notarized signatures.</w:t>
+      </w:r>
+    </w:p>
+    <w:p>
+      <w:r>
+        <w:rPr>
+          <w:b/>
+        </w:rPr>
+        <w:t>23.9 No Partnership.</w:t>
+      </w:r>
+      <w:r>
+        <w:t xml:space="preserve"> Nothing in the Lease — including Percentage Rent — creates a partnership, joint venture, or agency between Landlord and Tenant; the relationship is solely that of landlord and tenant.</w:t>
+      </w:r>
+    </w:p>
+    <w:p>
+      <w:r>
+        <w:rPr>
+          <w:b/>
+        </w:rPr>
+        <w:t>23.10 Successors.</w:t>
+      </w:r>
+      <w:r>
+        <w:t xml:space="preserve"> The Lease binds and benefits the parties and their permitted successors and assigns.</w:t>
+      </w:r>
+    </w:p>
+    <w:p>
+      <w:r>
+        <w:rPr>
+          <w:i/>
+        </w:rPr>
+        <w:t>End of the Standard Lease Terms for The Burton Inn — Draft v0.6, July 14, 2026. Capitalized terms are defined in the accompanying Definitions &amp; Glossary; to be read with the Lease Terms Sheet.</w:t>
+      </w:r>
+    </w:p>
+    <w:p>
+      <w:r>
+        <w:br w:type="page"/>
+      </w:r>
+    </w:p>
+    <w:p>
+      <w:pPr>
+        <w:pStyle w:val="Title"/>
+      </w:pPr>
+      <w:r>
+        <w:t>Definitions &amp; Glossary</w:t>
+      </w:r>
+    </w:p>
+    <w:p>
+      <w:r>
+        <w:rPr>
+          <w:b/>
+        </w:rPr>
+        <w:t>The Burton Inn</w:t>
+      </w:r>
+    </w:p>
+    <w:p>
+      <w:r>
+        <w:rPr>
+          <w:b/>
+        </w:rPr>
+        <w:t>Draft v0.6 — July 14, 2026 — prepared from the July 2026 Rent Basis &amp; Owner Return prospectus</w:t>
+      </w:r>
+    </w:p>
+    <w:p>
+      <w:pPr>
+        <w:pStyle w:val="IntenseQuote"/>
+      </w:pPr>
+      <w:r>
+        <w:rPr>
+          <w:b/>
+        </w:rPr>
+        <w:t>Applicability.</w:t>
+      </w:r>
+      <w:r>
+        <w:t xml:space="preserve"> This Definitions &amp; Glossary is one of the three documents that together form the Commercial Lease Agreement for The Burton Inn (the "Lease"): the </w:t>
+      </w:r>
+      <w:r>
+        <w:rPr>
+          <w:b/>
+        </w:rPr>
+        <w:t>Lease Terms Sheet</w:t>
+      </w:r>
+      <w:r>
+        <w:t xml:space="preserve"> (the deal-specific terms and exhibits), the </w:t>
+      </w:r>
+      <w:r>
+        <w:rPr>
+          <w:b/>
+        </w:rPr>
+        <w:t>Standard Lease Terms</w:t>
+      </w:r>
+      <w:r>
+        <w:t xml:space="preserve"> (the operating and legal terms), and this </w:t>
+      </w:r>
+      <w:r>
+        <w:rPr>
+          <w:b/>
+        </w:rPr>
+        <w:t>Definitions &amp; Glossary</w:t>
+      </w:r>
+      <w:r>
+        <w:t xml:space="preserve"> (the defined terms used across both). It defines the capitalized terms used throughout the Lease. Terms defined in the Lease Terms Sheet control where they differ from the general definitions below.</w:t>
       </w:r>
     </w:p>
     <w:p>
@@ -815,1196 +1950,6 @@
         <w:pStyle w:val="Heading1"/>
       </w:pPr>
       <w:r>
-        <w:t>Exhibit D: Optional Capital Systems Loan (Optional; Separately Documented)</w:t>
-      </w:r>
-    </w:p>
-    <w:p>
-      <w:r>
-        <w:rPr>
-          <w:b/>
-        </w:rPr>
-        <w:t>D.1 The Loan.</w:t>
-      </w:r>
-      <w:r>
-        <w:t xml:space="preserve"> If Landlord prefers not to fund the Exhibit C systems from its own resources, Tenant shall lend Landlord up to Fifty Thousand Dollars ($50,000) (the "Loan"), advanced as Exhibit C costs come due, at exactly Tenant's cost of funds, with no spread or profit to Tenant on the Loan. This Exhibit is separable: electing or declining it does not change any other term of the Lease, and if Landlord declines, this Exhibit is struck.</w:t>
-      </w:r>
-    </w:p>
-    <w:p>
-      <w:r>
-        <w:rPr>
-          <w:b/>
-        </w:rPr>
-        <w:t>D.2 Separate Documentation.</w:t>
-      </w:r>
-      <w:r>
-        <w:t xml:space="preserve"> The Loan's interest rate, repayment structure, prepayment rights, and security (if any) are set out in a separate loan agreement and promissory note between Landlord and Tenant, executed outside this Lease. This Lease neither fixes nor limits those terms; in the event of any conflict between this Exhibit and the separate loan documents, the loan documents control.</w:t>
-      </w:r>
-    </w:p>
-    <w:p>
-      <w:r>
-        <w:rPr>
-          <w:b/>
-        </w:rPr>
-        <w:t>D.3 Election.</w:t>
-      </w:r>
-      <w:r>
-        <w:t xml:space="preserve"> Landlord elects: [ ] Elect the Loan (repayment terms per separate loan documents) — [ ] Decline (Exhibit struck). Landlord initials: ________</w:t>
-      </w:r>
-    </w:p>
-    <w:p>
-      <w:r>
-        <w:rPr>
-          <w:i/>
-        </w:rPr>
-        <w:t>End of the Lease Terms Sheet for The Burton Inn — Draft v0.5, July 14, 2026. To be read with the Standard Lease Terms and the Definitions &amp; Glossary.</w:t>
-      </w:r>
-    </w:p>
-    <w:p>
-      <w:r>
-        <w:br w:type="page"/>
-      </w:r>
-    </w:p>
-    <w:p>
-      <w:pPr>
-        <w:pStyle w:val="Title"/>
-      </w:pPr>
-      <w:r>
-        <w:t>Standard Lease Terms</w:t>
-      </w:r>
-    </w:p>
-    <w:p>
-      <w:r>
-        <w:rPr>
-          <w:b/>
-        </w:rPr>
-        <w:t>The Burton Inn</w:t>
-      </w:r>
-    </w:p>
-    <w:p>
-      <w:r>
-        <w:rPr>
-          <w:b/>
-        </w:rPr>
-        <w:t>Draft v0.5 — July 14, 2026 — prepared from the July 2026 Rent Basis &amp; Owner Return prospectus</w:t>
-      </w:r>
-    </w:p>
-    <w:p>
-      <w:pPr>
-        <w:pStyle w:val="IntenseQuote"/>
-      </w:pPr>
-      <w:r>
-        <w:rPr>
-          <w:b/>
-        </w:rPr>
-        <w:t>Applicability.</w:t>
-      </w:r>
-      <w:r>
-        <w:t xml:space="preserve"> These Standard Lease Terms are one of the three documents that together form the Commercial Lease Agreement for The Burton Inn (the "Lease"): the </w:t>
-      </w:r>
-      <w:r>
-        <w:rPr>
-          <w:b/>
-        </w:rPr>
-        <w:t>Lease Terms Sheet</w:t>
-      </w:r>
-      <w:r>
-        <w:t xml:space="preserve"> (the deal-specific terms and exhibits), these </w:t>
-      </w:r>
-      <w:r>
-        <w:rPr>
-          <w:b/>
-        </w:rPr>
-        <w:t>Standard Lease Terms</w:t>
-      </w:r>
-      <w:r>
-        <w:t xml:space="preserve"> (the operating and legal terms), and the </w:t>
-      </w:r>
-      <w:r>
-        <w:rPr>
-          <w:b/>
-        </w:rPr>
-        <w:t>Definitions &amp; Glossary</w:t>
-      </w:r>
-      <w:r>
-        <w:t xml:space="preserve"> (the defined terms). Capitalized terms are defined in the Definitions &amp; Glossary or in the Lease Terms Sheet. Where the Lease Terms Sheet is silent, these Standard Lease Terms control; in the event of a conflict, the Lease Terms Sheet prevails.</w:t>
-      </w:r>
-    </w:p>
-    <w:p>
-      <w:pPr>
-        <w:pStyle w:val="Heading1"/>
-      </w:pPr>
-      <w:r>
-        <w:t>Standard Lease Terms</w:t>
-      </w:r>
-    </w:p>
-    <w:p>
-      <w:pPr>
-        <w:pStyle w:val="Heading2"/>
-      </w:pPr>
-      <w:r>
-        <w:t>Article 2: Premises</w:t>
-      </w:r>
-    </w:p>
-    <w:p>
-      <w:r>
-        <w:rPr>
-          <w:b/>
-        </w:rPr>
-        <w:t>2.1 Lease of Premises.</w:t>
-      </w:r>
-      <w:r>
-        <w:t xml:space="preserve"> Landlord leases to Tenant, and Tenant leases from Landlord, the entire Premises described in the Lease Terms Sheet. Because the Premises comprise the whole building and grounds, there are no common areas, no proportionate-share allocations, and no relocation rights; Tenant's rights extend to the entire Premises for the entire Term.</w:t>
-      </w:r>
-    </w:p>
-    <w:p>
-      <w:r>
-        <w:rPr>
-          <w:b/>
-        </w:rPr>
-        <w:t>2.2 Quiet Enjoyment.</w:t>
-      </w:r>
-      <w:r>
-        <w:t xml:space="preserve"> Provided Tenant performs its obligations under the Lease, Tenant shall peaceably hold and enjoy the Premises for the Term without hindrance by Landlord or anyone claiming through Landlord.</w:t>
-      </w:r>
-    </w:p>
-    <w:p>
-      <w:pPr>
-        <w:pStyle w:val="Heading2"/>
-      </w:pPr>
-      <w:r>
-        <w:t>Article 3: Term; Commencement; Phased Opening</w:t>
-      </w:r>
-    </w:p>
-    <w:p>
-      <w:r>
-        <w:rPr>
-          <w:b/>
-        </w:rPr>
-        <w:t>3.1 Term.</w:t>
-      </w:r>
-      <w:r>
-        <w:t xml:space="preserve"> The initial term of the Lease (the "Term") begins on the Commencement Date and ends at the close of the last day of Lease Year 10 stated in the Lease Terms Sheet, unless extended under Section 3.5 or earlier terminated as provided in the Lease.</w:t>
-      </w:r>
-    </w:p>
-    <w:p>
-      <w:r>
-        <w:rPr>
-          <w:b/>
-        </w:rPr>
-        <w:t>3.2 Commencement Date; Delivery.</w:t>
-      </w:r>
-      <w:r>
-        <w:t xml:space="preserve"> The "Commencement Date" is stated in the Lease Terms Sheet. Landlord has delivered exclusive possession of the Premises to Tenant in their as-is condition (subject to Landlord's obligations under Exhibit C and Article 9), and Tenant has accepted possession. Tenant's Triple-Net Expense and utility obligations under Article 6 begin on the date stated in the Lease Terms Sheet; Landlord carries those costs for any earlier portion of the Term.</w:t>
-      </w:r>
-    </w:p>
-    <w:p>
-      <w:r>
-        <w:rPr>
-          <w:b/>
-        </w:rPr>
-        <w:t>3.3 Opening Date; Phased Opening.</w:t>
-      </w:r>
-      <w:r>
-        <w:t xml:space="preserve"> Tenant intends to open in two phases: </w:t>
-      </w:r>
-      <w:r>
-        <w:rPr>
-          <w:b/>
-        </w:rPr>
-        <w:t>Phase 1</w:t>
-      </w:r>
-      <w:r>
-        <w:t xml:space="preserve"> — completion of guest-room fit-out and opening of the guest rooms to paying guests (the date the guest rooms first open being the "Opening Date"); and </w:t>
-      </w:r>
-      <w:r>
-        <w:rPr>
-          <w:b/>
-        </w:rPr>
-        <w:t>Phase 2</w:t>
-      </w:r>
-      <w:r>
-        <w:t xml:space="preserve"> — opening of the kitchen, bar, and events operations, targeted approximately three (3) months after the Opening Date. Tenant shall pursue both phases with commercially reasonable diligence, subject to extension for Force Majeure and delays caused by Landlord (including completion of the Exhibit C systems to the extent legally required for the applicable phase). Because Lease Years run on the fixed calendar stated in the Lease Terms Sheet regardless of the pace of Tenant's fit-out, delay in opening extends neither the Base Rent abatement nor any other Lease Year milestone.</w:t>
-      </w:r>
-    </w:p>
-    <w:p>
-      <w:r>
-        <w:rPr>
-          <w:b/>
-        </w:rPr>
-        <w:t>3.4 Lease Year.</w:t>
-      </w:r>
-      <w:r>
-        <w:t xml:space="preserve"> "Lease Year" has the meaning stated in the Lease Terms Sheet. Each Lease Year is a successive twelve (12) month period on the stated calendar, except that the final Lease Year ends on the last day of the Term. All Gross Revenue from and after the Commencement Date is included in the Lease Year in which it arises.</w:t>
-      </w:r>
-    </w:p>
-    <w:p>
-      <w:r>
-        <w:rPr>
-          <w:b/>
-        </w:rPr>
-        <w:t>3.5 Option to Extend.</w:t>
-      </w:r>
-      <w:r>
-        <w:t xml:space="preserve"> If the Lease Terms Sheet grants an extension option, then, provided no Event of Default exists either when the option is exercised or when the extension begins, Tenant may extend the Term for the additional period stated there, on the same terms and conditions — including Base Rent, the Breakpoint, and Percentage Rent, but excluding this Section 3.5 and the Lease Year 1 Base Rent abatement — by written notice to Landlord given within the notice window stated in the Lease Terms Sheet. During the extension, "Term" includes the extension period.</w:t>
-      </w:r>
-    </w:p>
-    <w:p>
-      <w:pPr>
-        <w:pStyle w:val="Heading2"/>
-      </w:pPr>
-      <w:r>
-        <w:t>Article 4: Base Rent</w:t>
-      </w:r>
-    </w:p>
-    <w:p>
-      <w:r>
-        <w:rPr>
-          <w:b/>
-        </w:rPr>
-        <w:t>4.1 Base Rent.</w:t>
-      </w:r>
-      <w:r>
-        <w:t xml:space="preserve"> Tenant shall pay Landlord the Base Rent stated in the Lease Terms Sheet, in advance on or before the first (1st) day of each calendar month, by ACH transfer to an account designated by Landlord, without prior demand, deduction, set-off, or counterclaim. Base Rent is prorated per diem for any partial calendar month. Base Rent is fixed for the entire Term with no escalation.</w:t>
-      </w:r>
-    </w:p>
-    <w:p>
-      <w:r>
-        <w:rPr>
-          <w:b/>
-        </w:rPr>
-        <w:t>4.2 Year 1 Abatement.</w:t>
-      </w:r>
-      <w:r>
-        <w:t xml:space="preserve"> Base Rent is fully abated for the period stated in the Lease Terms Sheet, in recognition of Tenant's staged opening and Tenant's fit-out investment under Exhibit B, and commences on the Rent Commencement Date stated there. The abatement applies to Base Rent only: Percentage Rent, Triple-Net Expenses, and utilities are payable during the abatement period without abatement (per Articles 5 and 6).</w:t>
-      </w:r>
-    </w:p>
-    <w:p>
-      <w:r>
-        <w:rPr>
-          <w:b/>
-        </w:rPr>
-        <w:t>4.3 No Escalation; Percentage as Escalator.</w:t>
-      </w:r>
-      <w:r>
-        <w:t xml:space="preserve"> Base Rent is deliberately flat for the entire Term. The parties intend Percentage Rent (Article 5), computed against a Breakpoint that does not increase, to function as the escalator: as Gross Revenue grows, Landlord's total rent grows faster than the business itself.</w:t>
-      </w:r>
-    </w:p>
-    <w:p>
-      <w:r>
-        <w:rPr>
-          <w:b/>
-        </w:rPr>
-        <w:t>4.4 Late Charge; Interest.</w:t>
-      </w:r>
-      <w:r>
-        <w:t xml:space="preserve"> If any payment of Rent is not received within five (5) days after it is due, Tenant shall pay a late charge of five percent (5%) of the overdue amount, and unpaid amounts shall bear interest from the due date until paid at the lesser of twelve percent (12%) per annum or the maximum lawful rate.</w:t>
-      </w:r>
-    </w:p>
-    <w:p>
-      <w:r>
-        <w:rPr>
-          <w:b/>
-        </w:rPr>
-        <w:t>4.5 Rent Defined; Net Lease.</w:t>
-      </w:r>
-      <w:r>
-        <w:t xml:space="preserve"> "Rent" means Base Rent, Percentage Rent, Triple-Net Expenses, and every other sum payable by Tenant under the Lease. Except for Landlord's Retained Obligations (Article 9.2 and Exhibit C), the Lease is intended to be absolutely net to Landlord: Landlord is never exposed to cost inflation on the building, and all costs of operating, maintaining, insuring, and taxing the Premises pass through to Tenant at actual cost.</w:t>
-      </w:r>
-    </w:p>
-    <w:p>
-      <w:r>
-        <w:rPr>
-          <w:b/>
-        </w:rPr>
-        <w:t>4.6 Single Obligation.</w:t>
-      </w:r>
-      <w:r>
-        <w:t xml:space="preserve"> Tenant's Rent obligations are the single, unallocated obligation of Tenant as operating company. Any allocation of rent among Tenant's lines of business (lodging, bar, dinners, pop-ups, commissary, events) in the prospectus or Tenant's planning materials is illustrative only and has no effect on Tenant's obligations under the Lease.</w:t>
-      </w:r>
-    </w:p>
-    <w:p>
-      <w:pPr>
-        <w:pStyle w:val="Heading2"/>
-      </w:pPr>
-      <w:r>
-        <w:t>Article 5: Percentage Rent</w:t>
-      </w:r>
-    </w:p>
-    <w:p>
-      <w:r>
-        <w:rPr>
-          <w:b/>
-        </w:rPr>
-        <w:t>5.1 Percentage Rent.</w:t>
-      </w:r>
-      <w:r>
-        <w:t xml:space="preserve"> For each Lease Year, Tenant shall pay Landlord, as "Percentage Rent," the Percentage Rent Rate stated in the Lease Terms Sheet applied to the amount by which Gross Revenue for that Lease Year exceeds the Breakpoint stated there. The Breakpoint is the natural breakpoint (annual Base Rent ÷ the rate), so Base Rent and Percentage Rent join smoothly rather than stacking, and does not increase during the Term. The full Breakpoint (not prorated) applies to Lease Year 1 notwithstanding the staged opening; for any partial final Lease Year, the Breakpoint is prorated by the number of days in that Lease Year.</w:t>
-      </w:r>
-    </w:p>
-    <w:p>
-      <w:r>
-        <w:rPr>
-          <w:b/>
-        </w:rPr>
-        <w:t>5.2 Gross Revenue.</w:t>
-      </w:r>
-      <w:r>
-        <w:t xml:space="preserve"> "Gross Revenue" means the entire amount of revenue, whether cash, card, electronic, or credit, and whether collected directly or through booking platforms, ticketing services, or other intermediaries (without deduction for platform or processing fees), generated by or arising from business conducted at, from, or originating from the Premises, including without limitation: guest-room and lodging charges; food and beverage sales; ticket sales for dinners, tastings, and events; pop-up and takeaway sales; commissary and kitchen-rental fees; venue, event, and private-hire fees; and merchandise sales. Gross Revenue is calculated from receipts — no expense accounting is involved.</w:t>
-      </w:r>
-    </w:p>
-    <w:p>
-      <w:r>
-        <w:rPr>
-          <w:b/>
-        </w:rPr>
-        <w:t>5.3 Exclusions.</w:t>
-      </w:r>
-      <w:r>
-        <w:t xml:space="preserve"> Gross Revenue excludes only: (a) sales, lodging, liquor, and similar taxes collected from customers and remitted to taxing authorities; (b) bona fide refunds, credits, and voided transactions; (c) tips and gratuities paid over to employees; (d) proceeds of insurance or condemnation; (e) security or reservation deposits until applied or forfeited; and (f) proceeds from the sale of used furniture, fixtures, or equipment in the ordinary course of replacement.</w:t>
-      </w:r>
-    </w:p>
-    <w:p>
-      <w:r>
-        <w:rPr>
-          <w:b/>
-        </w:rPr>
-        <w:t>5.4 Monthly Statements.</w:t>
-      </w:r>
-      <w:r>
-        <w:t xml:space="preserve"> Within twenty (20) days after the end of each calendar month from the Commencement Date, Tenant shall deliver to Landlord a written statement of Gross Revenue for that month, broken out by line of business.</w:t>
-      </w:r>
-    </w:p>
-    <w:p>
-      <w:r>
-        <w:rPr>
-          <w:b/>
-        </w:rPr>
-        <w:t>5.5 Quarterly Payment; Annual True-Up.</w:t>
-      </w:r>
-      <w:r>
-        <w:t xml:space="preserve"> Within thirty (30) days after the end of each calendar quarter of each Lease Year, Tenant shall pay Landlord Percentage Rent computed on a cumulative basis: the Percentage Rent Rate applied to the amount by which cumulative Gross Revenue for the Lease Year to date exceeds the Breakpoint, less Percentage Rent already paid for that Lease Year. Within ninety (90) days after the end of each Lease Year, Tenant shall deliver an annual reconciliation statement of Gross Revenue for that Lease Year, certified as true and complete by an officer or manager of Tenant, accompanied by payment of any deficiency; any overpayment shall be credited against the next Percentage Rent due (or refunded within thirty (30) days if the Term has ended).</w:t>
-      </w:r>
-    </w:p>
-    <w:p>
-      <w:r>
-        <w:rPr>
-          <w:b/>
-        </w:rPr>
-        <w:t>5.6 Records; Audit.</w:t>
-      </w:r>
-      <w:r>
-        <w:t xml:space="preserve"> Tenant shall keep complete point-of-sale (POS) and booking records of all Gross Revenue for at least three (3) years after each Lease Year ends. Not more than once per Lease Year, on fifteen (15) days' written notice, Landlord (or an independent accountant engaged by Landlord) may audit Tenant's Gross Revenue records, including POS records, for any of the preceding two (2) Lease Years. If an audit discloses an understatement, Tenant shall pay the resulting deficiency plus interest at the Article 4.4 rate within thirty (30) days; and if the understatement for the audited Lease Year exceeds the audit-cost threshold stated in the Lease Terms Sheet, Tenant shall also reimburse Landlord's reasonable audit cost. Audit results and Tenant's records are confidential per Article 23.6.</w:t>
-      </w:r>
-    </w:p>
-    <w:p>
-      <w:r>
-        <w:rPr>
-          <w:b/>
-        </w:rPr>
-        <w:t>5.7 Operating Covenant.</w:t>
-      </w:r>
-      <w:r>
-        <w:t xml:space="preserve"> Because Percentage Rent is a core part of Landlord's return, Tenant shall, from the Opening Date, continuously operate the inn business at the Premises in the ordinary course during the Term, consistent with the Permitted Use, subject to: temporary closures for the Exhibit B fit-out phases, casualty, condemnation, remodeling, repairs, and Force Majeure; and seasonal closures or reduced schedules not exceeding the seasonal-closure allowance stated in the Lease Terms Sheet in any Lease Year in the aggregate. Nothing herein requires any particular line of business to meet any revenue level; the percentage structure is self-correcting — if revenue falls, Percentage Rent falls with it.</w:t>
-      </w:r>
-    </w:p>
-    <w:p>
-      <w:pPr>
-        <w:pStyle w:val="Heading2"/>
-      </w:pPr>
-      <w:r>
-        <w:t>Article 6: Triple-Net Expenses; Utilities</w:t>
-      </w:r>
-    </w:p>
-    <w:p>
-      <w:r>
-        <w:rPr>
-          <w:b/>
-        </w:rPr>
-        <w:t>6.1 From the Stated Date.</w:t>
-      </w:r>
-      <w:r>
-        <w:t xml:space="preserve"> Tenant's obligations under this Article 6 begin on the Triple-Net start date stated in the Lease Terms Sheet (Landlord carries the Premises' costs for any earlier portion of the Term) and apply in every Lease Year thereafter at whatever the actual costs then are. There is no abatement, cap, or base year. Taxes, premiums, and other annual costs spanning the start date are prorated per diem.</w:t>
-      </w:r>
-    </w:p>
-    <w:p>
-      <w:r>
-        <w:rPr>
-          <w:b/>
-        </w:rPr>
-        <w:t>6.2 Real Property Taxes.</w:t>
-      </w:r>
-      <w:r>
-        <w:t xml:space="preserve"> Tenant shall pay all real property taxes, assessments, surface-water-management fees, and similar governmental charges levied against the Premises for periods within the Term. Landlord shall deliver each tax statement to Tenant promptly on receipt, and Tenant shall pay Landlord (or, at Landlord's election, the taxing authority directly, with proof of payment to Landlord) at least thirty (30) days before delinquency. Real property taxes exclude Landlord's income, estate, or transfer taxes. Tenant may contest assessments at its own cost with Landlord's reasonable cooperation, provided payment is never delinquent.</w:t>
-      </w:r>
-    </w:p>
-    <w:p>
-      <w:r>
-        <w:rPr>
-          <w:b/>
-        </w:rPr>
-        <w:t>6.3 Building Insurance.</w:t>
-      </w:r>
-      <w:r>
-        <w:t xml:space="preserve"> Landlord shall maintain special-form (all-risk) property insurance on the building at full replacement cost, together with such commercial general liability coverage for Landlord's ownership interest as Landlord reasonably carries. Tenant shall reimburse Landlord for the actual premiums within thirty (30) days after invoice with a copy of the premium statement. Any increase or decrease in premiums passes through at actuals.</w:t>
-      </w:r>
-    </w:p>
-    <w:p>
-      <w:r>
-        <w:rPr>
-          <w:b/>
-        </w:rPr>
-        <w:t>6.4 Routine Maintenance.</w:t>
-      </w:r>
-      <w:r>
-        <w:t xml:space="preserve"> Tenant shall perform and pay for all routine maintenance and upkeep of the Premises under Article 9.1. If Landlord incurs any routine maintenance cost properly belonging to Tenant, Tenant shall reimburse the actual cost within thirty (30) days after invoice.</w:t>
-      </w:r>
-    </w:p>
-    <w:p>
-      <w:r>
-        <w:rPr>
-          <w:b/>
-        </w:rPr>
-        <w:t>6.5 Utilities.</w:t>
-      </w:r>
-      <w:r>
-        <w:t xml:space="preserve"> Tenant shall establish accounts in its own name and pay directly all utilities serving the Premises, including electricity, water, sewer/septic, garbage, propane or heating fuel, telephone, and internet. Landlord is not liable for utility interruptions except those caused by Landlord's gross negligence or willful misconduct, and interruptions do not abate Rent or constitute eviction.</w:t>
-      </w:r>
-    </w:p>
-    <w:p>
-      <w:pPr>
-        <w:pStyle w:val="Heading2"/>
-      </w:pPr>
-      <w:r>
-        <w:t>Article 7: Use; Compliance; Licenses</w:t>
-      </w:r>
-    </w:p>
-    <w:p>
-      <w:r>
-        <w:rPr>
-          <w:b/>
-        </w:rPr>
-        <w:t>7.1 Permitted Use.</w:t>
-      </w:r>
-      <w:r>
-        <w:t xml:space="preserve"> Tenant may use the Premises solely for the Permitted Use stated in the Lease Terms Sheet, and uses ancillary to it. Any materially different use requires Landlord's prior written consent, not to be unreasonably withheld, conditioned, or delayed.</w:t>
-      </w:r>
-    </w:p>
-    <w:p>
-      <w:r>
-        <w:rPr>
-          <w:b/>
-        </w:rPr>
-        <w:t>7.2 Licenses and Permits.</w:t>
-      </w:r>
-      <w:r>
-        <w:t xml:space="preserve"> Tenant shall obtain and maintain, at its sole cost, every license and permit required for the Permitted Use, including King County health and food-service permits, transient-accommodation/lodging licensure, and Washington State Liquor and Cannabis Board (WSLCB) liquor licensure. Landlord shall cooperate reasonably (at no material cost to Landlord) with Tenant's applications, including signing landlord consents customarily required by WSLCB and permitting authorities.</w:t>
-      </w:r>
-    </w:p>
-    <w:p>
-      <w:r>
-        <w:rPr>
-          <w:b/>
-        </w:rPr>
-        <w:t>7.3 Compliance with Laws.</w:t>
-      </w:r>
-      <w:r>
-        <w:t xml:space="preserve"> Tenant shall comply with all applicable federal, state, and local laws, codes, and regulations in its use of the Premises, including health, fire, ADA, and Washington accessibility requirements as to Tenant's operations and Tenant's Work. Notwithstanding any permissive Washington law, no use may violate federal law (cannabis cultivation, distribution, or sale is strictly prohibited absent a separate written addendum).</w:t>
-      </w:r>
-    </w:p>
-    <w:p>
-      <w:r>
-        <w:rPr>
-          <w:b/>
-        </w:rPr>
-        <w:t>7.4 Environmental.</w:t>
-      </w:r>
-      <w:r>
-        <w:t xml:space="preserve"> Tenant shall comply with the Washington Model Toxics Control Act and shall not permit Hazardous Materials on the Premises except customary supplies for the Permitted Use in commercially reasonable quantities, handled per applicable law. Tenant indemnifies Landlord against claims and cleanup costs arising from Tenant's release or storage of Hazardous Materials; Landlord remains responsible for any Hazardous Materials present before the Commencement Date.</w:t>
-      </w:r>
-    </w:p>
-    <w:p>
-      <w:r>
-        <w:rPr>
-          <w:b/>
-        </w:rPr>
-        <w:t>7.5 Nuisance.</w:t>
-      </w:r>
-      <w:r>
-        <w:t xml:space="preserve"> Tenant shall not create a nuisance or overload structural or utility systems. Reasonable noise, music, odors, and activity customary to a working inn, bar, restaurant, and events venue operating within legal limits do not constitute a nuisance under the Lease.</w:t>
-      </w:r>
-    </w:p>
-    <w:p>
-      <w:pPr>
-        <w:pStyle w:val="Heading2"/>
-      </w:pPr>
-      <w:r>
-        <w:t>Article 8: Condition; Tenant's Work; Alterations; Liens</w:t>
-      </w:r>
-    </w:p>
-    <w:p>
-      <w:r>
-        <w:rPr>
-          <w:b/>
-        </w:rPr>
-        <w:t>8.1 As-Is Delivery.</w:t>
-      </w:r>
-      <w:r>
-        <w:t xml:space="preserve"> Except for Landlord's obligations under Exhibit C and Article 9.2, Tenant accepts the Premises in their as-is, where-is condition as of the Commencement Date. Tenant acknowledges an adequate opportunity to inspect, and Landlord makes no warranty of suitability except as expressly stated in the Lease.</w:t>
-      </w:r>
-    </w:p>
-    <w:p>
-      <w:r>
-        <w:rPr>
-          <w:b/>
-        </w:rPr>
-        <w:t>8.2 Tenant's Work.</w:t>
-      </w:r>
-      <w:r>
-        <w:t xml:space="preserve"> Tenant shall perform, at its sole cost, the interior fit-out described on </w:t>
-      </w:r>
-      <w:r>
-        <w:rPr>
-          <w:b/>
-        </w:rPr>
-        <w:t>Exhibit B</w:t>
-      </w:r>
-      <w:r>
-        <w:t>, in two phases as described in Article 3.3. Tenant's Work shall be performed lien-free, in a good and workmanlike manner, by licensed and insured contractors where required, with all required permits.</w:t>
-      </w:r>
-    </w:p>
-    <w:p>
-      <w:r>
-        <w:rPr>
-          <w:b/>
-        </w:rPr>
-        <w:t>8.3 Ownership of Improvements.</w:t>
-      </w:r>
-      <w:r>
-        <w:t xml:space="preserve"> All of Tenant's Work and all subsequent Alterations that are attached to or incorporated into the building (including flooring, finishes, the kitchen retrofit, and built-in furnishings) become part of the building on installation and remain Landlord's property on expiration or earlier termination of the Lease, without compensation — the parties acknowledge this is a bargained-for element of the rent structure. Tenant's movable trade fixtures, equipment, inventory, and unattached personal property remain Tenant's and shall be removed at the end of the Term, with Tenant repairing any damage caused by removal.</w:t>
-      </w:r>
-    </w:p>
-    <w:p>
-      <w:r>
-        <w:rPr>
-          <w:b/>
-        </w:rPr>
-        <w:t>8.4 Alterations After Opening.</w:t>
-      </w:r>
-      <w:r>
-        <w:t xml:space="preserve"> After completion of Tenant's Work, Tenant shall not make structural Alterations, or non-structural Alterations exceeding the consent threshold stated in the Lease Terms Sheet per project, without Landlord's prior written consent, not to be unreasonably withheld, conditioned, or delayed. Interior, non-structural work at or below that threshold requires notice but not consent.</w:t>
-      </w:r>
-    </w:p>
-    <w:p>
-      <w:r>
-        <w:rPr>
-          <w:b/>
-        </w:rPr>
-        <w:t>8.5 Liens.</w:t>
-      </w:r>
-      <w:r>
-        <w:t xml:space="preserve"> Tenant shall keep the Premises free of liens arising from Tenant's Work or Alterations, shall give Landlord ten (10) days' notice before commencing any work of improvement so Landlord may post notices of non-responsibility, and shall discharge or bond around any filed lien within fifteen (15) days.</w:t>
-      </w:r>
-    </w:p>
-    <w:p>
-      <w:pPr>
-        <w:pStyle w:val="Heading2"/>
-      </w:pPr>
-      <w:r>
-        <w:t>Article 9: Maintenance and Repairs</w:t>
-      </w:r>
-    </w:p>
-    <w:p>
-      <w:r>
-        <w:rPr>
-          <w:b/>
-        </w:rPr>
-        <w:t>9.1 Tenant's Obligations.</w:t>
-      </w:r>
-      <w:r>
-        <w:t xml:space="preserve"> Tenant shall, at its sole cost, maintain the entire Premises in clean, safe, and operable condition, including: interior walls, floors, and finishes; plumbing fixtures; kitchen equipment; guest rooms and furnishings; doors and windows; landscaping, walkways, and parking surfaces (including routine upkeep); pest control; and janitorial service — ordinary wear and tear and insured casualty excepted. Tenant shall also arrange routine and preventative maintenance of the HVAC system installed under Exhibit C through a licensed contractor.</w:t>
-      </w:r>
-    </w:p>
-    <w:p>
-      <w:r>
-        <w:rPr>
-          <w:b/>
-        </w:rPr>
-        <w:t>9.2 Landlord's Retained Obligations.</w:t>
-      </w:r>
-      <w:r>
-        <w:t xml:space="preserve"> Landlord shall, at its sole cost (not passed through to Tenant), maintain, repair, and replace as needed: (a) the roof and roof membrane; (b) the structural foundation, load-bearing walls, and other structural elements; and (c) full replacement (as distinct from routine maintenance) of the Exhibit C capital systems (fire suppression and HVAC), except to the extent replacement is necessitated by Tenant's negligence or misuse. Landlord carries only the long-lived shell it owns anyway; everything that varies with operating the business sits on Tenant.</w:t>
-      </w:r>
-    </w:p>
-    <w:p>
-      <w:pPr>
-        <w:pStyle w:val="Heading2"/>
-      </w:pPr>
-      <w:r>
-        <w:t>Article 10: Insurance</w:t>
-      </w:r>
-    </w:p>
-    <w:p>
-      <w:r>
-        <w:rPr>
-          <w:b/>
-        </w:rPr>
-        <w:t>10.1 Tenant's Required Insurance.</w:t>
-      </w:r>
-      <w:r>
-        <w:t xml:space="preserve"> Tenant shall carry, at its sole cost, from the Commencement Date: (a) Commercial General Liability insurance of at least $1,000,000 per occurrence / $2,000,000 aggregate, including host and premises liability; (b) liquor liability insurance of at least $1,000,000 per occurrence from the date any alcohol is served; (c) special-form property insurance covering Tenant's Work, trade fixtures, equipment, and inventory at full replacement cost; (d) business income insurance covering at least twelve (12) months of Rent obligations; and (e) Washington workers' compensation and stop-gap employer's liability coverage as required by law for Tenant's employees.</w:t>
-      </w:r>
-    </w:p>
-    <w:p>
-      <w:r>
-        <w:rPr>
-          <w:b/>
-        </w:rPr>
-        <w:t>10.2 Additional Insured; Evidence.</w:t>
-      </w:r>
-      <w:r>
-        <w:t xml:space="preserve"> Tenant's liability policies (including liquor liability) shall name Landlord (and Landlord's lender, if any) as additional insured on a primary, non-contributory basis. Tenant shall deliver certificates of insurance before the Commencement Date and on each renewal, with thirty (30) days' notice of cancellation or material change.</w:t>
-      </w:r>
-    </w:p>
-    <w:p>
-      <w:r>
-        <w:rPr>
-          <w:b/>
-        </w:rPr>
-        <w:t>10.3 Mutual Waiver of Subrogation.</w:t>
-      </w:r>
-      <w:r>
-        <w:t xml:space="preserve"> Landlord and Tenant each waive all rights of recovery against the other for loss or damage covered (or required to be covered) by their respective property insurance, and shall obtain the corresponding waiver from their insurers.</w:t>
-      </w:r>
-    </w:p>
-    <w:p>
-      <w:r>
-        <w:rPr>
-          <w:b/>
-        </w:rPr>
-        <w:t>10.4 Waiver of Immunity.</w:t>
-      </w:r>
-      <w:r>
-        <w:t xml:space="preserve"> Solely for the purpose of giving full effect to the indemnity obligations in the Lease, Landlord and Tenant each expressly waive any immunity under the Washington Industrial Insurance Act, Title 51 RCW, and acknowledge this waiver was mutually negotiated.</w:t>
-      </w:r>
-    </w:p>
-    <w:p>
-      <w:pPr>
-        <w:pStyle w:val="Heading2"/>
-      </w:pPr>
-      <w:r>
-        <w:t>Article 11: Indemnification</w:t>
-      </w:r>
-    </w:p>
-    <w:p>
-      <w:r>
-        <w:rPr>
-          <w:b/>
-        </w:rPr>
-        <w:t>11.1 Tenant's Indemnity.</w:t>
-      </w:r>
-      <w:r>
-        <w:t xml:space="preserve"> Tenant shall indemnify, defend, and hold Landlord harmless from claims, damages, and liabilities arising from Tenant's use and occupancy of the Premises, the conduct of Tenant's business (including service of alcohol and lodging of guests), Tenant's Work, or Tenant's breach of the Lease, except to the extent caused by Landlord's gross negligence or willful misconduct.</w:t>
-      </w:r>
-    </w:p>
-    <w:p>
-      <w:r>
-        <w:rPr>
-          <w:b/>
-        </w:rPr>
-        <w:t>11.2 Landlord's Indemnity.</w:t>
-      </w:r>
-      <w:r>
-        <w:t xml:space="preserve"> Landlord shall indemnify, defend, and hold Tenant harmless from claims arising from Landlord's performance of Landlord's Retained Obligations to the extent caused by Landlord's negligence or willful misconduct.</w:t>
-      </w:r>
-    </w:p>
-    <w:p>
-      <w:pPr>
-        <w:pStyle w:val="Heading2"/>
-      </w:pPr>
-      <w:r>
-        <w:t>Article 12: Assignment; Subletting; Ordinary-Course Occupancies</w:t>
-      </w:r>
-    </w:p>
-    <w:p>
-      <w:r>
-        <w:rPr>
-          <w:b/>
-        </w:rPr>
-        <w:t>12.1 Consent Required.</w:t>
-      </w:r>
-      <w:r>
-        <w:t xml:space="preserve"> Tenant shall not assign the Lease or sublet the Premises without Landlord's prior written consent, not to be unreasonably withheld, conditioned, or delayed. A transfer of a controlling interest in Tenant is an assignment for this purpose, except transfers among Tenant's existing members or for estate-planning purposes. Landlord may assign its interest without Tenant's consent.</w:t>
-      </w:r>
-    </w:p>
-    <w:p>
-      <w:r>
-        <w:rPr>
-          <w:b/>
-        </w:rPr>
-        <w:t>12.2 Ordinary-Course Occupancies Permitted.</w:t>
-      </w:r>
-      <w:r>
-        <w:t xml:space="preserve"> The following are licenses in the ordinary course of the Permitted Use, not assignments or subleases, and require no consent: overnight guest stays; event and venue hires; ticketed dinners; pop-up arrangements with visiting chefs or vendors; and hourly or short-term commissary-kitchen use agreements with licensed food businesses. Tenant remains fully responsible for the Premises and for all such occupants, and all revenue therefrom is Gross Revenue.</w:t>
-      </w:r>
-    </w:p>
-    <w:p>
-      <w:r>
-        <w:rPr>
-          <w:b/>
-        </w:rPr>
-        <w:t>12.3 No Release.</w:t>
-      </w:r>
-      <w:r>
-        <w:t xml:space="preserve"> No assignment or sublease releases Tenant without Landlord's express written release.</w:t>
-      </w:r>
-    </w:p>
-    <w:p>
-      <w:pPr>
-        <w:pStyle w:val="Heading2"/>
-      </w:pPr>
-      <w:r>
-        <w:t>Article 13: Casualty; Condemnation</w:t>
-      </w:r>
-    </w:p>
-    <w:p>
-      <w:r>
-        <w:rPr>
-          <w:b/>
-        </w:rPr>
-        <w:t>13.1 Casualty.</w:t>
-      </w:r>
-      <w:r>
-        <w:t xml:space="preserve"> If the Premises are damaged by fire or other casualty, Landlord shall obtain a repair estimate within forty-five (45) days. If the building shell and Landlord-insured improvements can reasonably be repaired within two hundred seventy (270) days, Landlord shall repair them (using building-insurance proceeds, which Tenant funded through Article 6.3), Tenant shall repair Tenant's Work and property (using Tenant's insurance proceeds), and the Lease continues with Base Rent and Triple-Net Expenses abated in proportion to the untenantable portion until restoration; Percentage Rent self-adjusts through Gross Revenue. If repair is estimated to exceed two hundred seventy (270) days, or if a material uninsured casualty occurs in the final two Lease Years, either party may terminate on thirty (30) days' notice.</w:t>
-      </w:r>
-    </w:p>
-    <w:p>
-      <w:r>
-        <w:rPr>
-          <w:b/>
-        </w:rPr>
-        <w:t>13.2 Condemnation.</w:t>
-      </w:r>
-      <w:r>
-        <w:t xml:space="preserve"> If all of the Premises, or so much that Tenant cannot practicably operate the Permitted Use, is taken by eminent domain, the Lease terminates as of the taking. For a lesser taking, the Lease continues with Rent equitably abated. Landlord receives the condemnation award; Tenant may pursue a separate award for moving expenses, trade fixtures, the unamortized value of Tenant's Work, and loss of business goodwill to the extent separately recoverable under applicable law.</w:t>
-      </w:r>
-    </w:p>
-    <w:p>
-      <w:pPr>
-        <w:pStyle w:val="Heading2"/>
-      </w:pPr>
-      <w:r>
-        <w:t>Article 14: Default; Remedies</w:t>
-      </w:r>
-    </w:p>
-    <w:p>
-      <w:r>
-        <w:rPr>
-          <w:b/>
-        </w:rPr>
-        <w:t>14.1 Tenant Events of Default.</w:t>
-      </w:r>
-      <w:r>
-        <w:t xml:space="preserve"> Each of the following is an "Event of Default": (a) failure to pay any Rent within five (5) days after written notice of nonpayment; (b) failure to deliver any Gross Revenue statement required by Article 5 within ten (10) days after written notice; (c) failure to perform any other obligation within fifteen (15) days after written notice (or, if the cure reasonably requires longer, failure to commence within fifteen (15) days and diligently complete); (d) abandonment of the Premises coupled with failure to pay Rent; and (e) Tenant's insolvency, assignment for the benefit of creditors, or bankruptcy filing not dismissed within sixty (60) days.</w:t>
-      </w:r>
-    </w:p>
-    <w:p>
-      <w:r>
-        <w:rPr>
-          <w:b/>
-        </w:rPr>
-        <w:t>14.2 Remedies.</w:t>
-      </w:r>
-      <w:r>
-        <w:t xml:space="preserve"> Upon an Event of Default, Landlord may, cumulatively and without limitation of other lawful remedies: (a) terminate the Lease by written notice and recover the amounts provided by Washington law, including unpaid Rent earned at termination, the excess of Rent for the balance of the Term over the loss Tenant proves could reasonably be avoided (discounted at the Federal Reserve Bank of San Francisco discount rate plus 1%), and all other detriment proximately caused, including reletting expenses; or (b) without terminating, re-enter and relet the Premises for Tenant's account, applying proceeds first to reletting expenses (repossession costs, commissions, attorneys' fees, repairs, and concessions prorated over the new lease), then to Tenant's other indebtedness, then to Rent, with Tenant remaining liable for any deficiency. For purposes of computing damages, Percentage Rent for future periods shall be deemed to equal the average annual Percentage Rent payable during the thirty-six (36) months preceding the default (or the actual period, if shorter). No re-entry terminates the Lease absent written notice of termination. Tenant waives all rights of redemption to the fullest extent permitted by law.</w:t>
-      </w:r>
-    </w:p>
-    <w:p>
-      <w:r>
-        <w:rPr>
-          <w:b/>
-        </w:rPr>
-        <w:t>14.3 Landlord Default; Cure.</w:t>
-      </w:r>
-      <w:r>
-        <w:t xml:space="preserve"> Landlord is not in default unless it fails to perform an obligation within thirty (30) days after written notice from Tenant (extended so long as Landlord commences within thirty (30) days and diligently pursues completion). Tenant's sole remedy for Landlord's uncured default is actual money damages (not consequential or punitive damages); provided that if Landlord's uncured failure to perform Landlord's Retained Obligations renders a material portion of the Premises untenantable for more than thirty (30) days, Base Rent equitably abates for the affected period.</w:t>
-      </w:r>
-    </w:p>
-    <w:p>
-      <w:r>
-        <w:rPr>
-          <w:b/>
-        </w:rPr>
-        <w:t>14.4 Additional Rent.</w:t>
-      </w:r>
-      <w:r>
-        <w:t xml:space="preserve"> Every sum payable by Tenant under the Lease is collectible as Rent, and nonpayment carries the same remedies as nonpayment of Base Rent.</w:t>
-      </w:r>
-    </w:p>
-    <w:p>
-      <w:pPr>
-        <w:pStyle w:val="Heading2"/>
-      </w:pPr>
-      <w:r>
-        <w:t>Article 15: Subordination; Attornment; Estoppel</w:t>
-      </w:r>
-    </w:p>
-    <w:p>
-      <w:r>
-        <w:rPr>
-          <w:b/>
-        </w:rPr>
-        <w:t>15.1 Subordination; Non-Disturbance.</w:t>
-      </w:r>
-      <w:r>
-        <w:t xml:space="preserve"> The Lease is subordinate to any current or future mortgage or deed of trust on the Premises, provided that, as a condition to subordination to any future encumbrance, the holder delivers a commercially reasonable non-disturbance agreement recognizing the Lease (including the Base Rent abatement and Percentage Rent structure) so long as no Event of Default exists. Tenant shall attorn to any successor upon foreclosure.</w:t>
-      </w:r>
-    </w:p>
-    <w:p>
-      <w:r>
-        <w:rPr>
-          <w:b/>
-        </w:rPr>
-        <w:t>15.2 Estoppel Certificates.</w:t>
-      </w:r>
-      <w:r>
-        <w:t xml:space="preserve"> Each party shall deliver, within ten (10) business days after written request, an estoppel certificate confirming the status of the Lease, the Rent, and any defaults known to the certifying party.</w:t>
-      </w:r>
-    </w:p>
-    <w:p>
-      <w:pPr>
-        <w:pStyle w:val="Heading2"/>
-      </w:pPr>
-      <w:r>
-        <w:t>Article 16: Landlord's Entry</w:t>
-      </w:r>
-    </w:p>
-    <w:p>
-      <w:r>
-        <w:t>Landlord may enter the Premises on twenty-four (24) hours' notice for inspection, repairs, or showing the Premises to lenders or purchasers (and to prospective tenants during the final nine (9) months of the Term), conducted so as to minimize interference with guests and operations; and without notice in emergencies. Landlord shall respect the privacy of occupied guest rooms except in emergencies.</w:t>
-      </w:r>
-    </w:p>
-    <w:p>
-      <w:pPr>
-        <w:pStyle w:val="Heading2"/>
-      </w:pPr>
-      <w:r>
-        <w:t>Article 17: Holdover</w:t>
-      </w:r>
-    </w:p>
-    <w:p>
-      <w:r>
-        <w:t>If Tenant remains in possession after the Term without Landlord's written consent, the tenancy is at sufferance, Base Rent increases to one hundred fifty percent (150%) of the last-effective Base Rent, and Percentage Rent and Triple-Net Expenses continue. Acceptance of holdover rent does not create a periodic tenancy absent a signed writing.</w:t>
-      </w:r>
-    </w:p>
-    <w:p>
-      <w:pPr>
-        <w:pStyle w:val="Heading2"/>
-      </w:pPr>
-      <w:r>
-        <w:t>Article 18: Surrender</w:t>
-      </w:r>
-    </w:p>
-    <w:p>
-      <w:r>
-        <w:t>On expiration or earlier termination, Tenant shall surrender the Premises broom-clean and in good condition, ordinary wear and tear and insured casualty excepted, with all improvements described in Article 8.3 in place; shall remove its movable trade fixtures, equipment, and personal property, repairing damage from removal; and shall return all keys and access devices. Property not removed is deemed abandoned and may be removed, stored, sold, or disposed of at Tenant's expense.</w:t>
-      </w:r>
-    </w:p>
-    <w:p>
-      <w:pPr>
-        <w:pStyle w:val="Heading2"/>
-      </w:pPr>
-      <w:r>
-        <w:t>Article 19: No Option to Purchase</w:t>
-      </w:r>
-    </w:p>
-    <w:p>
-      <w:r>
-        <w:t xml:space="preserve">Tenant has expressed a goal of being in a position to purchase the building around Lease Year 10. The parties acknowledge that this is a financial goal only: </w:t>
-      </w:r>
-      <w:r>
-        <w:rPr>
-          <w:b/>
-        </w:rPr>
-        <w:t>nothing in the Lease grants Tenant an option to purchase, right of first refusal, or right of first offer, and nothing obligates either party to transact.</w:t>
-      </w:r>
-      <w:r>
-        <w:t xml:space="preserve"> Any sale would be by separate written agreement negotiated at the time.</w:t>
-      </w:r>
-    </w:p>
-    <w:p>
-      <w:pPr>
-        <w:pStyle w:val="Heading2"/>
-      </w:pPr>
-      <w:r>
-        <w:t>Article 20: Security Deposit; Guaranty</w:t>
-      </w:r>
-    </w:p>
-    <w:p>
-      <w:r>
-        <w:rPr>
-          <w:b/>
-        </w:rPr>
-        <w:t>20.1 Security Deposit.</w:t>
-      </w:r>
-      <w:r>
-        <w:t xml:space="preserve"> The Security Deposit, if any, is stated in the Lease Terms Sheet. Where a deposit is stated, Landlord holds it (without trust account or interest) as security for Tenant's performance; it may be applied to defaults, must be replenished within ten (10) days after application, and the balance returned within thirty (30) days after surrender. Where the Lease Terms Sheet states none, no deposit is required, the parties acknowledging that Tenant's Exhibit B fit-out (which attaches to the building under Article 8.3) and the triple-net structure together serve the protective function a deposit ordinarily would.</w:t>
-      </w:r>
-    </w:p>
-    <w:p>
-      <w:r>
-        <w:rPr>
-          <w:b/>
-        </w:rPr>
-        <w:t>20.2 Guaranty.</w:t>
-      </w:r>
-      <w:r>
-        <w:t xml:space="preserve"> Any guaranty of Tenant's obligations is as stated in the Lease Terms Sheet. Where it states none, Tenant's obligations are not guaranteed by any person or entity.</w:t>
-      </w:r>
-    </w:p>
-    <w:p>
-      <w:pPr>
-        <w:pStyle w:val="Heading2"/>
-      </w:pPr>
-      <w:r>
-        <w:t>Article 21: Notices</w:t>
-      </w:r>
-    </w:p>
-    <w:p>
-      <w:r>
-        <w:t>Legal notices must be in writing and delivered by personal delivery, overnight courier, or certified mail (return receipt requested) to the notice addresses stated in the Lease Terms Sheet, effective on delivery or refusal. Any notice under chapter 59.12 RCW shall be served strictly as Washington law requires (including RCW 59.12.040). Email does not constitute legal notice of default. Either party may change its notice address by written notice given as provided above.</w:t>
-      </w:r>
-    </w:p>
-    <w:p>
-      <w:pPr>
-        <w:pStyle w:val="Heading2"/>
-      </w:pPr>
-      <w:r>
-        <w:t>Article 22: Dispute Resolution</w:t>
-      </w:r>
-    </w:p>
-    <w:p>
-      <w:r>
-        <w:rPr>
-          <w:b/>
-        </w:rPr>
-        <w:t>22.1 Governing Law; Venue; Fees.</w:t>
-      </w:r>
-      <w:r>
-        <w:t xml:space="preserve"> The Lease is governed by Washington law. Venue lies in King County, Washington. The prevailing party in any action recovers its reasonable attorneys' fees and costs.</w:t>
-      </w:r>
-    </w:p>
-    <w:p>
-      <w:r>
-        <w:rPr>
-          <w:b/>
-        </w:rPr>
-        <w:t>22.2 Waiver of Jury Trial.</w:t>
-      </w:r>
-      <w:r>
-        <w:t xml:space="preserve"> TO THE MAXIMUM EXTENT PERMITTED BY WASHINGTON LAW, LANDLORD AND TENANT KNOWINGLY, VOLUNTARILY, AND INTENTIONALLY WAIVE TRIAL BY JURY IN ANY ACTION OR PROCEEDING (INCLUDING UNLAWFUL DETAINER) ARISING OUT OF THE LEASE.</w:t>
-      </w:r>
-    </w:p>
-    <w:p>
-      <w:pPr>
-        <w:pStyle w:val="Heading2"/>
-      </w:pPr>
-      <w:r>
-        <w:t>Article 23: Miscellaneous</w:t>
-      </w:r>
-    </w:p>
-    <w:p>
-      <w:r>
-        <w:rPr>
-          <w:b/>
-        </w:rPr>
-        <w:t>23.1 Force Majeure.</w:t>
-      </w:r>
-      <w:r>
-        <w:t xml:space="preserve"> Delays caused by acts of God, fire, flood, earthquake, epidemic, war, civil disturbance, governmental orders, ferry-service disruption materially affecting construction logistics, labor disputes, supply-chain disruption, or other causes beyond a party's reasonable control extend that party's time for performance by the duration of the delay; provided that Tenant's obligation to pay Rent when due is never excused by Force Majeure.</w:t>
-      </w:r>
-    </w:p>
-    <w:p>
-      <w:r>
-        <w:rPr>
-          <w:b/>
-        </w:rPr>
-        <w:t>23.2 Acknowledgment; Recording.</w:t>
-      </w:r>
-      <w:r>
-        <w:t xml:space="preserve"> Because the Term exceeds two (2) years, the parties shall execute and acknowledge the Lease before a notary as required for leases of this duration under Washington law. At either party's request, the parties shall execute a memorandum of lease in recordable form (omitting economic terms), recorded at the requesting party's cost. Neither party shall record the Lease itself.</w:t>
-      </w:r>
-    </w:p>
-    <w:p>
-      <w:r>
-        <w:rPr>
-          <w:b/>
-        </w:rPr>
-        <w:t>23.3 Brokers.</w:t>
-      </w:r>
-      <w:r>
-        <w:t xml:space="preserve"> Each party represents it has dealt with no broker in connection with the Lease and indemnifies the other against claims arising from its own conduct.</w:t>
-      </w:r>
-    </w:p>
-    <w:p>
-      <w:r>
-        <w:rPr>
-          <w:b/>
-        </w:rPr>
-        <w:t>23.4 Authority; OFAC.</w:t>
-      </w:r>
-      <w:r>
-        <w:t xml:space="preserve"> Each signatory warrants full authority to execute the Lease for its party, and each party warrants that it and its principals are not subject to U.S. sanctions or listed on the OFAC Specially Designated Nationals list.</w:t>
-      </w:r>
-    </w:p>
-    <w:p>
-      <w:r>
-        <w:rPr>
-          <w:b/>
-        </w:rPr>
-        <w:t>23.5 Limitation of Landlord Liability.</w:t>
-      </w:r>
-      <w:r>
-        <w:t xml:space="preserve"> Landlord's liability under the Lease is limited to Landlord's interest in the Premises; Landlord is not liable for Tenant's consequential damages or lost profits.</w:t>
-      </w:r>
-    </w:p>
-    <w:p>
-      <w:r>
-        <w:rPr>
-          <w:b/>
-        </w:rPr>
-        <w:t>23.6 Confidentiality.</w:t>
-      </w:r>
-      <w:r>
-        <w:t xml:space="preserve"> The financial and economic terms of the Lease and the parties' revenue statements, audit results, and planning materials are confidential, except disclosures required by law or made to lenders, purchasers, attorneys, accountants, insurers, or other advisors bound by similar obligations.</w:t>
-      </w:r>
-    </w:p>
-    <w:p>
-      <w:r>
-        <w:rPr>
-          <w:b/>
-        </w:rPr>
-        <w:t>23.7 Entire Agreement; Amendment.</w:t>
-      </w:r>
-      <w:r>
-        <w:t xml:space="preserve"> The Lease (the Lease Terms Sheet with its Exhibits, these Standard Lease Terms, and the Definitions &amp; Glossary) is the entire agreement between the parties regarding the Premises and supersedes all prior discussions, including the July 2026 prospectus (which is a planning document, not a contract, except as its terms are expressly implemented herein). Amendments must be in a writing signed by both parties.</w:t>
-      </w:r>
-    </w:p>
-    <w:p>
-      <w:r>
-        <w:rPr>
-          <w:b/>
-        </w:rPr>
-        <w:t>23.8 Severability; Counterparts; E-Signatures.</w:t>
-      </w:r>
-      <w:r>
-        <w:t xml:space="preserve"> Invalid provisions are severed. The Lease may be executed in counterparts, and electronic or PDF signatures are effective except where Washington law requires original or notarized signatures.</w:t>
-      </w:r>
-    </w:p>
-    <w:p>
-      <w:r>
-        <w:rPr>
-          <w:b/>
-        </w:rPr>
-        <w:t>23.9 No Partnership.</w:t>
-      </w:r>
-      <w:r>
-        <w:t xml:space="preserve"> Nothing in the Lease — including Percentage Rent and the Exhibit D loan, if elected — creates a partnership, joint venture, or agency between Landlord and Tenant; the relationship is solely that of landlord and tenant (and, if Exhibit D is elected, borrower and lender).</w:t>
-      </w:r>
-    </w:p>
-    <w:p>
-      <w:r>
-        <w:rPr>
-          <w:b/>
-        </w:rPr>
-        <w:t>23.10 Successors.</w:t>
-      </w:r>
-      <w:r>
-        <w:t xml:space="preserve"> The Lease binds and benefits the parties and their permitted successors and assigns.</w:t>
-      </w:r>
-    </w:p>
-    <w:p>
-      <w:r>
-        <w:rPr>
-          <w:i/>
-        </w:rPr>
-        <w:t>End of the Standard Lease Terms for The Burton Inn — Draft v0.5, July 14, 2026. Capitalized terms are defined in the accompanying Definitions &amp; Glossary; to be read with the Lease Terms Sheet.</w:t>
-      </w:r>
-    </w:p>
-    <w:p>
-      <w:r>
-        <w:br w:type="page"/>
-      </w:r>
-    </w:p>
-    <w:p>
-      <w:pPr>
-        <w:pStyle w:val="Title"/>
-      </w:pPr>
-      <w:r>
-        <w:t>Definitions &amp; Glossary</w:t>
-      </w:r>
-    </w:p>
-    <w:p>
-      <w:r>
-        <w:rPr>
-          <w:b/>
-        </w:rPr>
-        <w:t>The Burton Inn</w:t>
-      </w:r>
-    </w:p>
-    <w:p>
-      <w:r>
-        <w:rPr>
-          <w:b/>
-        </w:rPr>
-        <w:t>Draft v0.5 — July 14, 2026 — prepared from the July 2026 Rent Basis &amp; Owner Return prospectus</w:t>
-      </w:r>
-    </w:p>
-    <w:p>
-      <w:pPr>
-        <w:pStyle w:val="IntenseQuote"/>
-      </w:pPr>
-      <w:r>
-        <w:rPr>
-          <w:b/>
-        </w:rPr>
-        <w:t>Applicability.</w:t>
-      </w:r>
-      <w:r>
-        <w:t xml:space="preserve"> This Definitions &amp; Glossary is one of the three documents that together form the Commercial Lease Agreement for The Burton Inn (the "Lease"): the </w:t>
-      </w:r>
-      <w:r>
-        <w:rPr>
-          <w:b/>
-        </w:rPr>
-        <w:t>Lease Terms Sheet</w:t>
-      </w:r>
-      <w:r>
-        <w:t xml:space="preserve"> (the deal-specific terms and exhibits), the </w:t>
-      </w:r>
-      <w:r>
-        <w:rPr>
-          <w:b/>
-        </w:rPr>
-        <w:t>Standard Lease Terms</w:t>
-      </w:r>
-      <w:r>
-        <w:t xml:space="preserve"> (the operating and legal terms), and this </w:t>
-      </w:r>
-      <w:r>
-        <w:rPr>
-          <w:b/>
-        </w:rPr>
-        <w:t>Definitions &amp; Glossary</w:t>
-      </w:r>
-      <w:r>
-        <w:t xml:space="preserve"> (the defined terms used across both). It defines the capitalized terms used throughout the Lease. Terms defined in the Lease Terms Sheet control where they differ from the general definitions below.</w:t>
-      </w:r>
-    </w:p>
-    <w:p>
-      <w:pPr>
-        <w:pStyle w:val="Heading1"/>
-      </w:pPr>
-      <w:r>
         <w:t>Definitions &amp; Glossary</w:t>
       </w:r>
     </w:p>
@@ -2263,7 +2208,7 @@
         <w:rPr>
           <w:i/>
         </w:rPr>
-        <w:t>End of the Definitions &amp; Glossary for The Burton Inn — Draft v0.5, July 14, 2026. To be read with the Lease Terms Sheet and the Standard Lease Terms.</w:t>
+        <w:t>End of the Definitions &amp; Glossary for The Burton Inn — Draft v0.6, July 14, 2026. To be read with the Lease Terms Sheet and the Standard Lease Terms.</w:t>
       </w:r>
     </w:p>
     <w:sectPr>

--- a/burton-inn/lease.docx
+++ b/burton-inn/lease.docx
@@ -23,7 +23,7 @@
         <w:rPr>
           <w:b/>
         </w:rPr>
-        <w:t>Draft v0.6 — July 14, 2026 — prepared from the July 2026 Rent Basis &amp; Owner Return prospectus</w:t>
+        <w:t>Draft v0.7 — July 14, 2026 — prepared from the July 2026 Rent Basis &amp; Owner Return prospectus</w:t>
       </w:r>
     </w:p>
     <w:p>
@@ -31,10 +31,25 @@
         <w:pStyle w:val="IntenseQuote"/>
       </w:pPr>
       <w:r>
+        <w:t xml:space="preserve">*The specific, negotiated terms of this Lease. This Terms Sheet, together with its Exhibits, incorporates the </w:t>
+      </w:r>
+      <w:r>
         <w:rPr>
-          <w:i/>
+          <w:b/>
         </w:rPr>
-        <w:t>The specific, negotiated terms of this Lease. Where this Terms Sheet is silent, the Standard Lease Terms and the Definitions &amp; Glossary (attached) control; in the event of a conflict, this Terms Sheet prevails. The economic structure implements the deal described in "The Burton Inn — Rent Basis &amp; Owner Return" (July 2026).</w:t>
+        <w:t>Standard Lease Terms</w:t>
+      </w:r>
+      <w:r>
+        <w:t xml:space="preserve"> and the </w:t>
+      </w:r>
+      <w:r>
+        <w:rPr>
+          <w:b/>
+        </w:rPr>
+        <w:t>Definitions &amp; Glossary</w:t>
+      </w:r>
+      <w:r>
+        <w:t xml:space="preserve"> (Courthouse Square Vashon LLC standard form, Version 1.5, June 29, 2026), which are attached and apply unchanged. Where this Terms Sheet or an Exhibit is silent, the Standard Lease Terms and Definitions &amp; Glossary control; in the event of a conflict, this Terms Sheet and its Exhibits prevail. The economic structure implements the deal described in "The Burton Inn — Rent Basis &amp; Owner Return" (July 2026).*</w:t>
       </w:r>
     </w:p>
     <w:p>
@@ -116,7 +131,7 @@
         <w:t>PREMISES:</w:t>
       </w:r>
       <w:r>
-        <w:t xml:space="preserve"> The entire building, together with the underlying land, parking, and grounds. The Premises comprise the whole building and grounds; there are no common areas, no proportionate-share allocations, and no landlord relocation rights.</w:t>
+        <w:t xml:space="preserve"> The entire building, together with the underlying land, parking, and grounds. The Premises comprise the whole building and grounds leased to a single tenant; there are no Common Areas, no Proportionate Share, and no landlord relocation right (see Exhibit D, §D.2).</w:t>
       </w:r>
     </w:p>
     <w:p>
@@ -212,7 +227,7 @@
         <w:t>LEASE YEARS:</w:t>
       </w:r>
       <w:r>
-        <w:t xml:space="preserve"> Each Lease Year runs July 1 – June 30. Lease Year 1 is July 1, 2026 – June 30, 2027.</w:t>
+        <w:t xml:space="preserve"> Each Lease Year runs July 1 – June 30. Lease Year 1 is July 1, 2026 – June 30, 2027 (see Exhibit D, §D.6).</w:t>
       </w:r>
     </w:p>
     <w:p>
@@ -223,7 +238,7 @@
         <w:t>EXTENSION OPTION:</w:t>
       </w:r>
       <w:r>
-        <w:t xml:space="preserve"> One (1) option to extend for five (5) years (July 1, 2036 – June 30, 2041); see Section 6 and Article 3.5 of the Standard Lease Terms.</w:t>
+        <w:t xml:space="preserve"> One (1) option to extend for five (5) years (July 1, 2036 – June 30, 2041), on the terms stated in Exhibit D, §D.6.</w:t>
       </w:r>
     </w:p>
     <w:p>
@@ -242,7 +257,16 @@
         <w:t>LEASE TYPE:</w:t>
       </w:r>
       <w:r>
-        <w:t xml:space="preserve"> Triple Net (NNN) with Percentage Rent — whole building, single tenant.</w:t>
+        <w:t xml:space="preserve"> Triple Net (NNN) with Percentage Rent. Under Article 1.7 of the Standard Lease Terms, the NNN and Percentage-Rent provisions of </w:t>
+      </w:r>
+      <w:r>
+        <w:rPr>
+          <w:b/>
+        </w:rPr>
+        <w:t>Exhibit D</w:t>
+      </w:r>
+      <w:r>
+        <w:t xml:space="preserve"> modify and supersede Article 1 (CAM Charges) to the extent set forth therein.</w:t>
       </w:r>
     </w:p>
     <w:p>
@@ -253,7 +277,7 @@
         <w:t>BASE RENT:</w:t>
       </w:r>
       <w:r>
-        <w:t xml:space="preserve"> $1,650.00 per month ($19,800 per year), fixed for the entire Term with no escalation; abated in full during Lease Year 1.</w:t>
+        <w:t xml:space="preserve"> $1,650.00 per month ($19,800 per year), fixed for the entire Term with no escalation; abated in full during Lease Year 1 (see Exhibit D, §D.4).</w:t>
       </w:r>
     </w:p>
     <w:p>
@@ -264,7 +288,7 @@
         <w:t>PERCENTAGE RENT:</w:t>
       </w:r>
       <w:r>
-        <w:t xml:space="preserve"> Ten percent (10%) of Gross Revenue in excess of the Breakpoint, in every Lease Year including Lease Year 1.</w:t>
+        <w:t xml:space="preserve"> Ten percent (10%) of Gross Revenue in excess of the Breakpoint, in every Lease Year including Lease Year 1 (see Exhibit D, §D.5).</w:t>
       </w:r>
     </w:p>
     <w:p>
@@ -286,7 +310,7 @@
         <w:t>TRIPLE-NET EXPENSES (TENANT-PAID, AT ACTUAL COST):</w:t>
       </w:r>
       <w:r>
-        <w:t xml:space="preserve"> Real property taxes (currently about $8,500/yr), Landlord's building-insurance premiums (currently about $6,500/yr), and routine maintenance and upkeep (currently about $375/mo) — about $19,500/yr today. Begins August 1, 2026 and applies in every Lease Year including Lease Year 1.</w:t>
+        <w:t xml:space="preserve"> Real property taxes (currently about $8,500/yr), Landlord's building-insurance premiums (currently about $6,500/yr), and routine maintenance and upkeep (currently about $375/mo) — about $19,500/yr today. Begins August 1, 2026 and applies in every Lease Year including Lease Year 1 (see Exhibit D, §D.3).</w:t>
       </w:r>
     </w:p>
     <w:p>
@@ -297,7 +321,7 @@
         <w:t>DIRECT UTILITIES (TENANT-PAID):</w:t>
       </w:r>
       <w:r>
-        <w:t xml:space="preserve"> Electricity, water, sewer/septic, garbage, propane or heating fuel, telephone, internet/data (accounts in Tenant's name).</w:t>
+        <w:t xml:space="preserve"> Electricity, water, sewer/septic, garbage, propane or heating fuel, telephone, internet/data (accounts in Tenant's name); all utilities are direct (see Exhibit D, §D.10).</w:t>
       </w:r>
     </w:p>
     <w:p>
@@ -319,7 +343,7 @@
         <w:t>GUARANTY:</w:t>
       </w:r>
       <w:r>
-        <w:t xml:space="preserve"> None.</w:t>
+        <w:t xml:space="preserve"> None (no Exhibit B guaranty is attached).</w:t>
       </w:r>
     </w:p>
     <w:p>
@@ -338,7 +362,7 @@
         <w:t>PERMITTED USE:</w:t>
       </w:r>
       <w:r>
-        <w:t xml:space="preserve"> Operation of an inn with up to four (4) guest rooms; a cocktail bar and restaurant with beer, wine, and spirits service; ticketed chef's dinners, tastings, and culinary events; pop-up, takeaway, and counter food service; rental of the commercial kitchen as a commissary to licensed food businesses; private events and venue hire; and ancillary uses including retail sale of merchandise and provisions — as further described in Article 7 of the Standard Lease Terms.</w:t>
+        <w:t xml:space="preserve"> Operation of an inn with up to four (4) guest rooms; a cocktail bar and restaurant with beer, wine, and spirits service; ticketed chef's dinners, tastings, and culinary events; pop-up, takeaway, and counter food service; rental of the commercial kitchen as a commissary to licensed food businesses; private events and venue hire; and ancillary uses including retail sale of merchandise and provisions. Tenant shall use the Premises solely for this Permitted Use, per Article 3 of the Standard Lease Terms.</w:t>
       </w:r>
     </w:p>
     <w:p>
@@ -349,7 +373,7 @@
         <w:t>DELIVERY CONDITION:</w:t>
       </w:r>
       <w:r>
-        <w:t xml:space="preserve"> As-Is (possession delivered and accepted July 1, 2026), subject to Landlord's Exhibit C capital-systems scope and Article 9.2 retained obligations.</w:t>
+        <w:t xml:space="preserve"> As-Is (possession delivered and accepted July 1, 2026), subject to Landlord's capital-systems scope and retained obligations under Exhibit D (§§D.7–D.8).</w:t>
       </w:r>
     </w:p>
     <w:p>
@@ -360,7 +384,7 @@
         <w:t>PHASED OPENING:</w:t>
       </w:r>
       <w:r>
-        <w:t xml:space="preserve"> Phase 1 — guest rooms open (the "Opening Date"); Phase 2 — kitchen, bar, and events, targeted about three (3) months later. Lease Years run on the fixed calendar above regardless of the pace of Tenant's fit-out.</w:t>
+        <w:t xml:space="preserve"> Phase 1 — guest rooms open (the "Opening Date"); Phase 2 — kitchen, bar, and events, targeted about three (3) months later. Lease Years run on the fixed calendar above regardless of the pace of Tenant's fit-out (see Exhibit D, §D.6).</w:t>
       </w:r>
     </w:p>
     <w:p>
@@ -376,7 +400,7 @@
         <w:rPr>
           <w:i/>
         </w:rPr>
-        <w:t>The following negotiated terms supplement the Standard Lease Terms. Where a term cites an article of the Standard Lease Terms, that article governs except as expressly modified here.</w:t>
+        <w:t>The following supplements the Standard Lease Terms. Where a term cites an article of the Standard Lease Terms, that article governs except as expressly modified here or in Exhibit D.</w:t>
       </w:r>
     </w:p>
     <w:p>
@@ -387,7 +411,16 @@
         <w:t>6.1</w:t>
       </w:r>
       <w:r>
-        <w:t xml:space="preserve"> Base Rent is abated in full for Lease Year 1 (July 1, 2026 – June 30, 2027) and commences July 1, 2027; Percentage Rent, Triple-Net Expenses, and utilities are payable during Lease Year 1 without abatement. (See Article 4.2.)</w:t>
+        <w:t xml:space="preserve"> This Lease is Triple Net (NNN) with Percentage Rent. The provisions that adapt the Standard Lease Terms to this deal — the NNN pass-through (which, under Article 1.7, supersedes the CAM provisions of Article 1), the Percentage Rent, the single-tenant/whole-building adaptations, the phased opening and Base Rent abatement, Tenant's Work, Landlord's capital systems, and the additional insurance — are set out in </w:t>
+      </w:r>
+      <w:r>
+        <w:rPr>
+          <w:b/>
+        </w:rPr>
+        <w:t>Exhibit D (Triple-Net, Percentage Rent &amp; Single-Tenant Amendment)</w:t>
+      </w:r>
+      <w:r>
+        <w:t>. Exhibit D modifies and supplements the Standard Lease Terms and controls over them to the extent of any conflict.</w:t>
       </w:r>
     </w:p>
     <w:p>
@@ -398,62 +431,7 @@
         <w:t>6.2</w:t>
       </w:r>
       <w:r>
-        <w:t xml:space="preserve"> Percentage Rent is reported and paid as follows: monthly Gross Revenue statements; quarterly remittance on a cumulative basis; an annual reconciliation certified by an officer or manager of Tenant; and an owner audit right against POS records, with Tenant bearing the audit cost only if an understatement exceeds ten percent (10%). (See Article 5.)</w:t>
-      </w:r>
-    </w:p>
-    <w:p>
-      <w:r>
-        <w:rPr>
-          <w:b/>
-        </w:rPr>
-        <w:t>6.3</w:t>
-      </w:r>
-      <w:r>
-        <w:t xml:space="preserve"> Tenant shall continuously operate the inn business from the Opening Date, with up to six (6) weeks of seasonal closure per Lease Year in the aggregate. (See Article 5.7.)</w:t>
-      </w:r>
-    </w:p>
-    <w:p>
-      <w:r>
-        <w:rPr>
-          <w:b/>
-        </w:rPr>
-        <w:t>6.4</w:t>
-      </w:r>
-      <w:r>
-        <w:t xml:space="preserve"> Tenant shall fund and perform the interior fit-out described on Exhibit B (approximately $98,000); all improvements attached to the building remain Landlord's property at the end of the tenancy, without compensation. (See Article 8.2–8.3.)</w:t>
-      </w:r>
-    </w:p>
-    <w:p>
-      <w:r>
-        <w:rPr>
-          <w:b/>
-        </w:rPr>
-        <w:t>6.5</w:t>
-      </w:r>
-      <w:r>
-        <w:t xml:space="preserve"> Fire suppression and HVAC (approximately $50,000) are Landlord's scope and cost per Exhibit C. (See Article 9.2.)</w:t>
-      </w:r>
-    </w:p>
-    <w:p>
-      <w:r>
-        <w:rPr>
-          <w:b/>
-        </w:rPr>
-        <w:t>6.6</w:t>
-      </w:r>
-      <w:r>
-        <w:t xml:space="preserve"> After completion of Tenant's Work, structural Alterations and non-structural Alterations exceeding $5,000 per project require Landlord's prior written consent. (See Article 8.4.)</w:t>
-      </w:r>
-    </w:p>
-    <w:p>
-      <w:r>
-        <w:rPr>
-          <w:b/>
-        </w:rPr>
-        <w:t>6.7</w:t>
-      </w:r>
-      <w:r>
-        <w:t xml:space="preserve"> Tenant has expressed a goal of purchasing the building around Lease Year 10; this is a goal only, and nothing in this Lease grants any option to purchase, right of first refusal, or right of first offer, or obligates either party to transact. (See Article 19.)</w:t>
+        <w:t xml:space="preserve"> No special conditions apply other than those stated in this Terms Sheet and its Exhibits.</w:t>
       </w:r>
     </w:p>
     <w:p>
@@ -501,7 +479,25 @@
     </w:p>
     <w:p>
       <w:r>
-        <w:t>This Lease Terms Sheet, together with its Exhibits, the Standard Lease Terms, and the Definitions &amp; Glossary (Draft v0.6, July 14, 2026), constitutes the entire Commercial Lease Agreement for the Premises and supersedes all prior discussions, including the July 2026 prospectus (a planning document, not a contract, except as expressly implemented herein) and any letter of intent. In the event of any conflict between this Terms Sheet and the Standard Lease Terms or Definitions &amp; Glossary, this Terms Sheet prevails. Amendments must be in a writing signed by both parties.</w:t>
+        <w:t xml:space="preserve">This Lease Terms Sheet, together with its Exhibits, the </w:t>
+      </w:r>
+      <w:r>
+        <w:rPr>
+          <w:b/>
+        </w:rPr>
+        <w:t>Standard Lease Terms</w:t>
+      </w:r>
+      <w:r>
+        <w:t xml:space="preserve">, and the </w:t>
+      </w:r>
+      <w:r>
+        <w:rPr>
+          <w:b/>
+        </w:rPr>
+        <w:t>Definitions &amp; Glossary</w:t>
+      </w:r>
+      <w:r>
+        <w:t xml:space="preserve"> (Courthouse Square Vashon LLC standard form, Version 1.5, June 29, 2026, attached and applying unchanged), constitutes the entire Commercial Lease Agreement for the Premises and supersedes all prior discussions, including the July 2026 prospectus (a planning document, not a contract, except as expressly implemented herein) and any letter of intent. Order of precedence: (1) this Terms Sheet; (2) the Exhibits, with Exhibit D controlling over the other Exhibits and over the Standard Lease Terms to the extent of any conflict; (3) the Standard Lease Terms; (4) the Definitions &amp; Glossary. Amendments must be in a writing signed by both parties.</w:t>
       </w:r>
     </w:p>
     <w:p>
@@ -537,7 +533,7 @@
         <w:t>Exhibit B</w:t>
       </w:r>
       <w:r>
-        <w:t xml:space="preserve"> — Tenant's Work (Tenant-Funded Fit-Out).</w:t>
+        <w:t xml:space="preserve"> — Guaranty (none; not attached).</w:t>
       </w:r>
     </w:p>
     <w:p>
@@ -551,7 +547,21 @@
         <w:t>Exhibit C</w:t>
       </w:r>
       <w:r>
-        <w:t xml:space="preserve"> — Landlord's Capital Systems (Owner Scope).</w:t>
+        <w:t xml:space="preserve"> — Tenant Work Letter (Tenant-Funded Fit-Out).</w:t>
+      </w:r>
+    </w:p>
+    <w:p>
+      <w:pPr>
+        <w:pStyle w:val="ListBullet"/>
+      </w:pPr>
+      <w:r>
+        <w:rPr>
+          <w:b/>
+        </w:rPr>
+        <w:t>Exhibit D</w:t>
+      </w:r>
+      <w:r>
+        <w:t xml:space="preserve"> — Triple-Net, Percentage Rent &amp; Single-Tenant Amendment (includes Landlord's Capital Systems).</w:t>
       </w:r>
     </w:p>
     <w:p>
@@ -564,7 +574,7 @@
     </w:p>
     <w:p>
       <w:r>
-        <w:t>By signing below, Landlord and Tenant agree to this Lease, comprising all three of its documents: this Lease Terms Sheet (with its Exhibits), the Standard Lease Terms, and the Definitions &amp; Glossary.</w:t>
+        <w:t>By signing below, Landlord and Tenant agree to this Lease, comprising this Lease Terms Sheet (with its Exhibits), the Standard Lease Terms, and the Definitions &amp; Glossary.</w:t>
       </w:r>
     </w:p>
     <w:p>
@@ -624,7 +634,7 @@
         <w:rPr>
           <w:i/>
         </w:rPr>
-        <w:t>Notary acknowledgments to be attached (required for a lease term exceeding two years under Washington law).</w:t>
+        <w:t>Notary acknowledgments to be attached (required for a lease term exceeding two years under Washington law; see Exhibit D, §D.15).</w:t>
       </w:r>
     </w:p>
     <w:p>
@@ -658,12 +668,25 @@
         <w:pStyle w:val="Heading1"/>
       </w:pPr>
       <w:r>
-        <w:t>Exhibit B: Tenant's Work (Tenant-Funded Fit-Out)</w:t>
+        <w:t>Exhibit B: Guaranty</w:t>
       </w:r>
     </w:p>
     <w:p>
       <w:r>
-        <w:t>Tenant shall fund and perform the following fit-out, with a total anticipated investment of approximately Ninety-Eight Thousand Dollars ($98,000). Line amounts are Tenant's planning estimates; the obligation is to complete the described scope lien-free, not to spend a particular amount.</w:t>
+        <w:t>None. Tenant's obligations under this Lease are not guaranteed by any person or entity, and no guaranty is attached. (See Terms Sheet §1 and §4.)</w:t>
+      </w:r>
+    </w:p>
+    <w:p>
+      <w:pPr>
+        <w:pStyle w:val="Heading1"/>
+      </w:pPr>
+      <w:r>
+        <w:t>Exhibit C: Tenant Work Letter (Tenant-Funded Fit-Out)</w:t>
+      </w:r>
+    </w:p>
+    <w:p>
+      <w:r>
+        <w:t>This is the Tenant Work Letter referenced in Article 2.3 of the Standard Lease Terms. Tenant shall fund and perform the following fit-out, with a total anticipated investment of approximately Ninety-Eight Thousand Dollars ($98,000). Line amounts are Tenant's planning estimates; the obligation is to complete the described scope lien-free, not to spend a particular amount.</w:t>
       </w:r>
     </w:p>
     <w:p>
@@ -741,7 +764,7 @@
         <w:t>Ownership.</w:t>
       </w:r>
       <w:r>
-        <w:t xml:space="preserve"> Per Article 8.3 of the Standard Lease Terms, the fit-out (including flooring, finishes, the kitchen retrofit, and built-in furnishings) is attached to the building and remains with the building at the end of the tenancy, regardless of how the tenancy evolves.</w:t>
+        <w:t xml:space="preserve"> Tenant's Work that is attached to or incorporated into the building (including flooring, finishes, the kitchen retrofit, and built-in furnishings) is a permanent Alteration that remains Landlord's property at the end of the tenancy under Article 4.5 of the Standard Lease Terms, without compensation — a bargained-for element of the rent structure. Tenant's movable Trade Fixtures, equipment, and inventory remain Tenant's and are removed at the end of the Term per Article 4.5.</w:t>
       </w:r>
     </w:p>
     <w:p>
@@ -749,12 +772,133 @@
         <w:pStyle w:val="Heading1"/>
       </w:pPr>
       <w:r>
-        <w:t>Exhibit C: Landlord's Capital Systems (Owner Scope)</w:t>
+        <w:t>Exhibit D: Triple-Net, Percentage Rent &amp; Single-Tenant Amendment</w:t>
       </w:r>
     </w:p>
     <w:p>
       <w:r>
-        <w:t>The following capital building systems are Landlord's scope and cost (approximately $50,000 combined budget), scoped and financed separately from the rent structure:</w:t>
+        <w:rPr>
+          <w:i/>
+        </w:rPr>
+        <w:t>This Exhibit D is the "NNN Lease Amendment" referenced in Article 1.7 of the Standard Lease Terms, and it further modifies and supplements the Standard Lease Terms to reflect that the Premises are the entire building leased to a single tenant and that the Lease includes Percentage Rent. Capitalized terms not defined here have the meanings in the Terms Sheet or the Definitions &amp; Glossary. Where this Exhibit conflicts with the Standard Lease Terms, this Exhibit controls; where it conflicts with the Terms Sheet, the Terms Sheet controls.</w:t>
+      </w:r>
+    </w:p>
+    <w:p>
+      <w:r>
+        <w:rPr>
+          <w:b/>
+        </w:rPr>
+        <w:t>D.1 Additional Definitions.</w:t>
+      </w:r>
+      <w:r>
+        <w:t xml:space="preserve"> For this Lease: "</w:t>
+      </w:r>
+      <w:r>
+        <w:rPr>
+          <w:b/>
+        </w:rPr>
+        <w:t>Breakpoint</w:t>
+      </w:r>
+      <w:r>
+        <w:t>," "</w:t>
+      </w:r>
+      <w:r>
+        <w:rPr>
+          <w:b/>
+        </w:rPr>
+        <w:t>Base Rent</w:t>
+      </w:r>
+      <w:r>
+        <w:t>," and "</w:t>
+      </w:r>
+      <w:r>
+        <w:rPr>
+          <w:b/>
+        </w:rPr>
+        <w:t>Percentage Rent Rate</w:t>
+      </w:r>
+      <w:r>
+        <w:t>" have the values stated in Section 4 of the Terms Sheet. "</w:t>
+      </w:r>
+      <w:r>
+        <w:rPr>
+          <w:b/>
+        </w:rPr>
+        <w:t>Lease Year</w:t>
+      </w:r>
+      <w:r>
+        <w:t>" is defined in §D.6. "</w:t>
+      </w:r>
+      <w:r>
+        <w:rPr>
+          <w:b/>
+        </w:rPr>
+        <w:t>Opening Date</w:t>
+      </w:r>
+      <w:r>
+        <w:t>" is the date the guest rooms first open to paying guests (Phase 1). "</w:t>
+      </w:r>
+      <w:r>
+        <w:rPr>
+          <w:b/>
+        </w:rPr>
+        <w:t>Gross Revenue</w:t>
+      </w:r>
+      <w:r>
+        <w:t>" is defined in §D.5.</w:t>
+      </w:r>
+    </w:p>
+    <w:p>
+      <w:r>
+        <w:rPr>
+          <w:b/>
+        </w:rPr>
+        <w:t>D.2 Single-Tenant, Whole-Building Premises.</w:t>
+      </w:r>
+      <w:r>
+        <w:t xml:space="preserve"> The Premises are the entire Building and grounds, leased to Tenant as the sole tenant. Accordingly: there are no Common Areas and no Proportionate Share; every reference in the Standard Lease Terms to Common Areas, Proportionate Share, other tenants, or shared facilities is inapplicable; and </w:t>
+      </w:r>
+      <w:r>
+        <w:rPr>
+          <w:b/>
+        </w:rPr>
+        <w:t>Article 12 (Relocation of Tenant) does not apply.</w:t>
+      </w:r>
+      <w:r>
+        <w:t xml:space="preserve"> Tenant's rights extend to the entire Premises for the entire Term.</w:t>
+      </w:r>
+    </w:p>
+    <w:p>
+      <w:r>
+        <w:rPr>
+          <w:b/>
+        </w:rPr>
+        <w:t>D.3 Triple-Net Expenses; Supersession of CAM (Article 1).</w:t>
+      </w:r>
+      <w:r>
+        <w:t xml:space="preserve"> This Lease is Triple Net. In lieu of the CAM Charges, estimate/reconciliation, and CAM audit provisions of Article 1 (Sections 1.3–1.6), Tenant shall pay, directly and at actual cost, from the Triple-Net Start Date stated in the Terms Sheet and in every Lease Year thereafter (including the remainder of Lease Year 1): (a) all real property taxes, assessments, and surface-water-management charges levied against the Premises for periods within the Term; (b) Landlord's building-insurance premiums (special-form property at replacement cost, plus liability for Landlord's ownership interest); and (c) all routine maintenance and upkeep of the Premises under §D.7. Landlord shall deliver each tax and premium statement to Tenant promptly on receipt, and Tenant shall pay it (or reimburse Landlord) at least thirty (30) days before delinquency or within thirty (30) days after invoice, respectively. There is no CAM estimate, no Proportionate Share, and no base year; costs pass through at actuals as they change. Landlord carries the Premises' costs for any portion of the Term before the Triple-Net Start Date.</w:t>
+      </w:r>
+    </w:p>
+    <w:p>
+      <w:r>
+        <w:rPr>
+          <w:b/>
+        </w:rPr>
+        <w:t>D.4 Base Rent; Year 1 Abatement; No Escalation.</w:t>
+      </w:r>
+      <w:r>
+        <w:t xml:space="preserve"> Base Rent is the amount stated in Section 4 of the Terms Sheet, payable under Article 1.1. It is abated in full from the Commencement Date through the last day of Lease Year 1 and commences on the Rent Commencement Date stated in the Terms Sheet; the abatement applies to Base Rent only (Percentage Rent, Triple-Net Expenses, and utilities are payable during Lease Year 1). Base Rent is flat for the entire Term; the parties intend Percentage Rent (§D.5), against a fixed Breakpoint, to be the escalator.</w:t>
+      </w:r>
+    </w:p>
+    <w:p>
+      <w:r>
+        <w:rPr>
+          <w:b/>
+        </w:rPr>
+        <w:t>D.5 Percentage Rent.</w:t>
+      </w:r>
+      <w:r>
+        <w:t xml:space="preserve"> In addition to Base Rent, for each Lease Year Tenant shall pay Landlord Percentage Rent equal to the Percentage Rent Rate applied to the amount by which Gross Revenue for that Lease Year exceeds the Breakpoint (each as stated in Section 4 of the Terms Sheet). Percentage Rent is Additional Rent under the Standard Lease Terms.</w:t>
       </w:r>
     </w:p>
     <w:p>
@@ -765,10 +909,10 @@
         <w:rPr>
           <w:b/>
         </w:rPr>
-        <w:t>Fire suppression system</w:t>
-      </w:r>
-      <w:r>
-        <w:t xml:space="preserve"> — design, permitting, and installation as required by code for the Permitted Use (including lodging and commercial kitchen operation).</w:t>
+        <w:t>(a) Gross Revenue.</w:t>
+      </w:r>
+      <w:r>
+        <w:t xml:space="preserve"> "Gross Revenue" means the entire amount of revenue, whether cash, card, electronic, or credit, and whether collected directly or through booking platforms, ticketing services, or other intermediaries (without deduction for platform or processing fees), generated by or arising from business conducted at, from, or originating from the Premises — including guest-room and lodging charges; food and beverage sales; ticket sales for dinners, tastings, and events; pop-up and takeaway sales; commissary and kitchen-rental fees; venue, event, and private-hire fees; and merchandise sales — calculated from receipts, with no expense accounting.</w:t>
       </w:r>
     </w:p>
     <w:p>
@@ -779,21 +923,248 @@
         <w:rPr>
           <w:b/>
         </w:rPr>
-        <w:t>HVAC</w:t>
-      </w:r>
-      <w:r>
-        <w:t xml:space="preserve"> — replacement or installation of heating, ventilation, and air-conditioning serving the Premises. (Routine maintenance thereafter is Tenant's under Article 9.1; full replacement remains Landlord's under Article 9.2 of the Standard Lease Terms.)</w:t>
+        <w:t>(b) Exclusions.</w:t>
+      </w:r>
+      <w:r>
+        <w:t xml:space="preserve"> Gross Revenue excludes only: sales, lodging, liquor, and similar taxes collected and remitted; bona fide refunds, credits, and voided transactions; tips and gratuities paid over to employees; proceeds of insurance or condemnation; security or reservation deposits until applied or forfeited; and proceeds from the sale of used furniture, fixtures, or equipment in the ordinary course of replacement.</w:t>
       </w:r>
     </w:p>
     <w:p>
+      <w:pPr>
+        <w:pStyle w:val="ListBullet"/>
+      </w:pPr>
       <w:r>
         <w:rPr>
           <w:b/>
         </w:rPr>
-        <w:t>Timing.</w:t>
-      </w:r>
-      <w:r>
-        <w:t xml:space="preserve"> Landlord shall complete each system as needed to support Tenant's phased opening — at minimum, any component legally required for Phase 1 before the Opening Date, and the remainder before the Phase 2 opening — subject to Force Majeure and Tenant cooperation.</w:t>
+        <w:t>(c) Breakpoint timing.</w:t>
+      </w:r>
+      <w:r>
+        <w:t xml:space="preserve"> The full Breakpoint (not prorated) applies to Lease Year 1 notwithstanding the staged opening; for any partial final Lease Year, the Breakpoint is prorated by days.</w:t>
+      </w:r>
+    </w:p>
+    <w:p>
+      <w:pPr>
+        <w:pStyle w:val="ListBullet"/>
+      </w:pPr>
+      <w:r>
+        <w:rPr>
+          <w:b/>
+        </w:rPr>
+        <w:t>(d) Statements and payment.</w:t>
+      </w:r>
+      <w:r>
+        <w:t xml:space="preserve"> Within twenty (20) days after each calendar month from the Commencement Date, Tenant shall deliver a written statement of Gross Revenue for that month, broken out by line of business. Within thirty (30) days after each calendar quarter, Tenant shall pay Percentage Rent computed cumulatively for the Lease Year to date, less amounts already paid. Within ninety (90) days after each Lease Year, Tenant shall deliver a reconciliation statement certified by an officer or manager of Tenant, with payment of any deficiency; overpayment is credited to the next Percentage Rent due (or refunded within thirty (30) days after the Term).</w:t>
+      </w:r>
+    </w:p>
+    <w:p>
+      <w:pPr>
+        <w:pStyle w:val="ListBullet"/>
+      </w:pPr>
+      <w:r>
+        <w:rPr>
+          <w:b/>
+        </w:rPr>
+        <w:t>(e) Records and audit.</w:t>
+      </w:r>
+      <w:r>
+        <w:t xml:space="preserve"> Tenant shall keep complete point-of-sale (POS) and booking records for at least three (3) years after each Lease Year. Not more than once per Lease Year, on fifteen (15) days' notice, Landlord (or its accountant) may audit those records for the preceding two (2) Lease Years. Tenant shall pay any disclosed deficiency plus interest at the Article 1.2 rate within thirty (30) days; and if the understatement for the audited Lease Year exceeds the audit-cost threshold stated in Section 4 of the Terms Sheet (ten percent (10%)), Tenant shall also reimburse Landlord's reasonable audit cost. Records and audit results are confidential under Article 18.8.</w:t>
+      </w:r>
+    </w:p>
+    <w:p>
+      <w:pPr>
+        <w:pStyle w:val="ListBullet"/>
+      </w:pPr>
+      <w:r>
+        <w:rPr>
+          <w:b/>
+        </w:rPr>
+        <w:t>(f) Operating covenant.</w:t>
+      </w:r>
+      <w:r>
+        <w:t xml:space="preserve"> From the Opening Date, Tenant shall continuously operate the inn business in the ordinary course, consistent with the Permitted Use, subject to closures for the Exhibit C fit-out phases, casualty, condemnation, remodeling, repairs, and Force Majeure, and to seasonal closures not exceeding six (6) weeks per Lease Year in the aggregate. Nothing requires any line of business to meet any revenue level; if revenue falls, Percentage Rent falls with it.</w:t>
+      </w:r>
+    </w:p>
+    <w:p>
+      <w:r>
+        <w:rPr>
+          <w:b/>
+        </w:rPr>
+        <w:t>D.6 Term; Lease Year; Commencement; Phased Opening; Extension.</w:t>
+      </w:r>
+      <w:r>
+        <w:t xml:space="preserve"> The "Commencement Date," "Rent Commencement Date," and "Lease Expiration Date" are as stated in Section 3 of the Terms Sheet. Each "</w:t>
+      </w:r>
+      <w:r>
+        <w:rPr>
+          <w:b/>
+        </w:rPr>
+        <w:t>Lease Year</w:t>
+      </w:r>
+      <w:r>
+        <w:t xml:space="preserve">" runs July 1 – June 30 (Lease Year 1: July 1, 2026 – June 30, 2027); the final Lease Year ends on the last day of the Term; all Gross Revenue from and after the Commencement Date is included in the Lease Year in which it arises. Tenant intends to open in two phases (Phase 1 guest rooms; Phase 2 kitchen, bar, and events, targeted about three (3) months later), pursued with commercially reasonable diligence; because Lease Years run on the fixed calendar above regardless of the pace of Tenant's fit-out, delay in opening extends neither the Base Rent abatement nor any other milestone. </w:t>
+      </w:r>
+      <w:r>
+        <w:rPr>
+          <w:b/>
+        </w:rPr>
+        <w:t>Extension option:</w:t>
+      </w:r>
+      <w:r>
+        <w:t xml:space="preserve"> provided no Event of Default then exists, Tenant may extend the Term once for five (5) years (July 1, 2036 – June 30, 2041), on the same terms except this option and the Lease Year 1 abatement, by written notice to Landlord given 9–15 months before the end of the initial Term.</w:t>
+      </w:r>
+    </w:p>
+    <w:p>
+      <w:r>
+        <w:rPr>
+          <w:b/>
+        </w:rPr>
+        <w:t>D.7 Maintenance; Landlord's Retained Scope (modifies Article 4).</w:t>
+      </w:r>
+      <w:r>
+        <w:t xml:space="preserve"> Because the Premises are the whole building, Tenant shall, at its sole cost, maintain the entire Premises — interior and exterior, grounds, walkways, parking, guest rooms, kitchen equipment, and building systems — in clean, safe, operable condition (ordinary wear and tear and insured casualty excepted), including routine and preventative maintenance of the HVAC installed under §D.8 through a licensed contractor. </w:t>
+      </w:r>
+      <w:r>
+        <w:rPr>
+          <w:b/>
+        </w:rPr>
+        <w:t>Section 4.1 (HVAC as a CAM item) does not apply.</w:t>
+      </w:r>
+      <w:r>
+        <w:t xml:space="preserve"> Landlord shall, at its sole cost (not passed through), maintain and repair the roof and roof membrane, the structural foundation and load-bearing walls, and shall replace (as distinct from routine maintenance) the §D.8 capital systems except where necessitated by Tenant's negligence or misuse. Article 4.2's structural obligations otherwise stand.</w:t>
+      </w:r>
+    </w:p>
+    <w:p>
+      <w:r>
+        <w:rPr>
+          <w:b/>
+        </w:rPr>
+        <w:t>D.8 Landlord's Capital Systems (Owner Scope).</w:t>
+      </w:r>
+      <w:r>
+        <w:t xml:space="preserve"> The following capital building systems are Landlord's scope and cost (approximately $50,000 combined), separate from the rent structure: (a) a </w:t>
+      </w:r>
+      <w:r>
+        <w:rPr>
+          <w:b/>
+        </w:rPr>
+        <w:t>fire suppression system</w:t>
+      </w:r>
+      <w:r>
+        <w:t xml:space="preserve"> designed, permitted, and installed as required by code for the Permitted Use; and (b) </w:t>
+      </w:r>
+      <w:r>
+        <w:rPr>
+          <w:b/>
+        </w:rPr>
+        <w:t>HVAC</w:t>
+      </w:r>
+      <w:r>
+        <w:t xml:space="preserve"> serving the Premises. Landlord shall complete each as needed to support Tenant's phased opening — any component legally required for Phase 1 before the Opening Date, and the remainder before the Phase 2 opening — subject to Force Majeure and Tenant cooperation. Routine maintenance thereafter is Tenant's (§D.7); full replacement is Landlord's.</w:t>
+      </w:r>
+    </w:p>
+    <w:p>
+      <w:r>
+        <w:rPr>
+          <w:b/>
+        </w:rPr>
+        <w:t>D.9 Utilities (modifies Article 5).</w:t>
+      </w:r>
+      <w:r>
+        <w:t xml:space="preserve"> Tenant shall establish accounts in its own name and pay all utilities serving the Premises directly (electricity, water, sewer/septic, garbage, propane or heating fuel, telephone, internet). Because there are no Common Areas, </w:t>
+      </w:r>
+      <w:r>
+        <w:rPr>
+          <w:b/>
+        </w:rPr>
+        <w:t>Section 5.2 (shared and common-area utilities via CAM) does not apply</w:t>
+      </w:r>
+      <w:r>
+        <w:t>; there are no shared utilities.</w:t>
+      </w:r>
+    </w:p>
+    <w:p>
+      <w:r>
+        <w:rPr>
+          <w:b/>
+        </w:rPr>
+        <w:t>D.10 Insurance (supplements Article 6).</w:t>
+      </w:r>
+      <w:r>
+        <w:t xml:space="preserve"> In addition to the coverage required by Article 6, Tenant shall carry, from the date any alcohol is served, </w:t>
+      </w:r>
+      <w:r>
+        <w:rPr>
+          <w:b/>
+        </w:rPr>
+        <w:t>liquor liability insurance</w:t>
+      </w:r>
+      <w:r>
+        <w:t xml:space="preserve"> of at least $1,000,000 per occurrence; and </w:t>
+      </w:r>
+      <w:r>
+        <w:rPr>
+          <w:b/>
+        </w:rPr>
+        <w:t>business-income insurance</w:t>
+      </w:r>
+      <w:r>
+        <w:t xml:space="preserve"> covering at least twelve (12) months of Rent. Tenant's liability policies (including liquor liability) name Landlord (and Landlord's lender, if any) as additional insured on a primary, non-contributory basis.</w:t>
+      </w:r>
+    </w:p>
+    <w:p>
+      <w:r>
+        <w:rPr>
+          <w:b/>
+        </w:rPr>
+        <w:t>D.11 Assignment; Ordinary-Course Occupancies (supplements Article 8).</w:t>
+      </w:r>
+      <w:r>
+        <w:t xml:space="preserve"> The following are licenses in the ordinary course of the Permitted Use, not assignments or subleases, and require no consent: overnight guest stays; event and venue hires; ticketed dinners; pop-up arrangements with visiting chefs or vendors; and hourly or short-term commissary-kitchen use by licensed food businesses. Tenant remains fully responsible for the Premises and all such occupants, and all revenue therefrom is Gross Revenue. Article 8 otherwise governs assignments and subleases.</w:t>
+      </w:r>
+    </w:p>
+    <w:p>
+      <w:r>
+        <w:rPr>
+          <w:b/>
+        </w:rPr>
+        <w:t>D.12 No Option to Purchase.</w:t>
+      </w:r>
+      <w:r>
+        <w:t xml:space="preserve"> Tenant has expressed a goal of purchasing the building around Lease Year 10. This is a goal only: nothing in this Lease grants Tenant an option to purchase, right of first refusal, or right of first offer, and nothing obligates either party to transact. Any sale would be by separate written agreement.</w:t>
+      </w:r>
+    </w:p>
+    <w:p>
+      <w:r>
+        <w:rPr>
+          <w:b/>
+        </w:rPr>
+        <w:t>D.13 Percentage Rent in Default Damages (supplements Article 9).</w:t>
+      </w:r>
+      <w:r>
+        <w:t xml:space="preserve"> For purposes of computing damages under Article 9, Percentage Rent for future periods is deemed to equal the average annual Percentage Rent payable during the thirty-six (36) months preceding the default (or the actual period, if shorter).</w:t>
+      </w:r>
+    </w:p>
+    <w:p>
+      <w:r>
+        <w:rPr>
+          <w:b/>
+        </w:rPr>
+        <w:t>D.14 SNDA.</w:t>
+      </w:r>
+      <w:r>
+        <w:t xml:space="preserve"> As a condition to subordination of this Lease to any future mortgage or deed of trust under Article 10.1, the holder shall deliver a commercially reasonable non-disturbance agreement recognizing this Lease (including the Base Rent abatement and Percentage Rent structure) so long as no Event of Default exists.</w:t>
+      </w:r>
+    </w:p>
+    <w:p>
+      <w:r>
+        <w:rPr>
+          <w:b/>
+        </w:rPr>
+        <w:t>D.15 Acknowledgment; Recording (supplements Article 18.9).</w:t>
+      </w:r>
+      <w:r>
+        <w:t xml:space="preserve"> Because the Term exceeds two (2) years, the parties shall execute and acknowledge this Lease before a notary. Notwithstanding Article 18.9, at either party's request the parties shall execute a memorandum of lease in recordable form (omitting economic terms), recorded at the requesting party's cost; the Lease itself shall not be recorded.</w:t>
       </w:r>
     </w:p>
     <w:p>
@@ -801,7 +1172,7 @@
         <w:rPr>
           <w:i/>
         </w:rPr>
-        <w:t>End of the Lease Terms Sheet for The Burton Inn — Draft v0.6, July 14, 2026. To be read with the Standard Lease Terms and the Definitions &amp; Glossary.</w:t>
+        <w:t>End of the Lease Terms Sheet and Exhibits for The Burton Inn — Draft v0.7, July 14, 2026. To be read with the attached Standard Lease Terms and Definitions &amp; Glossary (Courthouse Square Vashon LLC standard form, Version 1.5, June 29, 2026).</w:t>
       </w:r>
     </w:p>
     <w:p>
@@ -822,7 +1193,7 @@
         <w:rPr>
           <w:b/>
         </w:rPr>
-        <w:t>The Burton Inn</w:t>
+        <w:t>Courthouse Square Vashon LLC</w:t>
       </w:r>
     </w:p>
     <w:p>
@@ -830,7 +1201,7 @@
         <w:rPr>
           <w:b/>
         </w:rPr>
-        <w:t>Draft v0.6 — July 14, 2026 — prepared from the July 2026 Rent Basis &amp; Owner Return prospectus</w:t>
+        <w:t>Version 1.5, June 29, 2026</w:t>
       </w:r>
     </w:p>
     <w:p>
@@ -844,34 +1215,7 @@
         <w:t>Applicability.</w:t>
       </w:r>
       <w:r>
-        <w:t xml:space="preserve"> These Standard Lease Terms are one of the three documents that together form the Commercial Lease Agreement for The Burton Inn (the "Lease"): the </w:t>
-      </w:r>
-      <w:r>
-        <w:rPr>
-          <w:b/>
-        </w:rPr>
-        <w:t>Lease Terms Sheet</w:t>
-      </w:r>
-      <w:r>
-        <w:t xml:space="preserve"> (the deal-specific terms and exhibits), these </w:t>
-      </w:r>
-      <w:r>
-        <w:rPr>
-          <w:b/>
-        </w:rPr>
-        <w:t>Standard Lease Terms</w:t>
-      </w:r>
-      <w:r>
-        <w:t xml:space="preserve"> (the operating and legal terms), and the </w:t>
-      </w:r>
-      <w:r>
-        <w:rPr>
-          <w:b/>
-        </w:rPr>
-        <w:t>Definitions &amp; Glossary</w:t>
-      </w:r>
-      <w:r>
-        <w:t xml:space="preserve"> (the defined terms). Capitalized terms are defined in the Definitions &amp; Glossary or in the Lease Terms Sheet. Where the Lease Terms Sheet is silent, these Standard Lease Terms control; in the event of a conflict, the Lease Terms Sheet prevails.</w:t>
+        <w:t xml:space="preserve"> This document contains the standard operating and legal terms for the Property (these Standard Lease Terms and the Definitions &amp; Glossary). Capitalized terms used herein are defined either in the Definitions &amp; Glossary below or in the Lease Terms Sheet of the Tenant's specific Commercial Lease Agreement. Landlord may amend the Standard Lease Terms and the Definitions &amp; Glossary from time to time as the standard form for the Property; such amendments apply only to Commercial Lease Agreements executed after the effective date of the amendment, and the version incorporated into any specific Lease shall be as stated in the Lease Terms Sheet for that Lease.</w:t>
       </w:r>
     </w:p>
     <w:p>
@@ -887,7 +1231,7 @@
         <w:pStyle w:val="Heading2"/>
       </w:pPr>
       <w:r>
-        <w:t>Article 2: Premises</w:t>
+        <w:t>Article 1: Rent and Financial Obligations</w:t>
       </w:r>
     </w:p>
     <w:p>
@@ -895,10 +1239,10 @@
         <w:rPr>
           <w:b/>
         </w:rPr>
-        <w:t>2.1 Lease of Premises.</w:t>
-      </w:r>
-      <w:r>
-        <w:t xml:space="preserve"> Landlord leases to Tenant, and Tenant leases from Landlord, the entire Premises described in the Lease Terms Sheet. Because the Premises comprise the whole building and grounds, there are no common areas, no proportionate-share allocations, and no relocation rights; Tenant's rights extend to the entire Premises for the entire Term.</w:t>
+        <w:t>1.1 Payment of Base Rent.</w:t>
+      </w:r>
+      <w:r>
+        <w:t xml:space="preserve"> Tenant shall pay Base Rent in equal monthly installments in advance on or before the first (1st) day of each calendar month during the Term. Rent shall be paid via electronic funds transfer (ACH) to an account designated by Landlord. Tenant shall pay all Rent without any prior demand, deduction, set-off, or counterclaim.</w:t>
       </w:r>
     </w:p>
     <w:p>
@@ -906,10 +1250,135 @@
         <w:rPr>
           <w:b/>
         </w:rPr>
-        <w:t>2.2 Quiet Enjoyment.</w:t>
-      </w:r>
-      <w:r>
-        <w:t xml:space="preserve"> Provided Tenant performs its obligations under the Lease, Tenant shall peaceably hold and enjoy the Premises for the Term without hindrance by Landlord or anyone claiming through Landlord.</w:t>
+        <w:t>1.2 Late Charges and Interest.</w:t>
+      </w:r>
+      <w:r>
+        <w:t xml:space="preserve"> Time is of the essence. If any payment of Rent is not received by Landlord by the fifth (5th) day of the month, Tenant shall pay a late charge equal to five percent (5%) of the overdue amount. Unpaid amounts shall bear interest from the due date until paid at the lesser of twelve percent (12%) per annum or the maximum rate permitted by Washington law.</w:t>
+      </w:r>
+    </w:p>
+    <w:p>
+      <w:r>
+        <w:rPr>
+          <w:b/>
+        </w:rPr>
+        <w:t>1.3 CAM Charges (Common Area Maintenance).</w:t>
+      </w:r>
+      <w:r>
+        <w:t xml:space="preserve"> In addition to Base Rent, Tenant shall pay its Proportionate Share of all costs and expenses incurred by Landlord in operating, managing, maintaining, and repairing the Building and Common Areas ("CAM Charges"). CAM Charges include:</w:t>
+      </w:r>
+    </w:p>
+    <w:p>
+      <w:pPr>
+        <w:pStyle w:val="ListBullet"/>
+      </w:pPr>
+      <w:r>
+        <w:rPr>
+          <w:b/>
+        </w:rPr>
+        <w:t>Taxes:</w:t>
+      </w:r>
+      <w:r>
+        <w:t xml:space="preserve"> All real property taxes, assessments, King County surface water management fees, and transit taxes.</w:t>
+      </w:r>
+    </w:p>
+    <w:p>
+      <w:pPr>
+        <w:pStyle w:val="ListBullet"/>
+      </w:pPr>
+      <w:r>
+        <w:rPr>
+          <w:b/>
+        </w:rPr>
+        <w:t>Insurance:</w:t>
+      </w:r>
+      <w:r>
+        <w:t xml:space="preserve"> Premiums for Landlord's commercial general liability, property, earthquake, and loss of rents insurance.</w:t>
+      </w:r>
+    </w:p>
+    <w:p>
+      <w:pPr>
+        <w:pStyle w:val="ListBullet"/>
+      </w:pPr>
+      <w:r>
+        <w:rPr>
+          <w:b/>
+        </w:rPr>
+        <w:t>Maintenance &amp; Common-Area Utilities:</w:t>
+      </w:r>
+      <w:r>
+        <w:t xml:space="preserve"> Costs for water, sewer, trash, electricity for common areas, landscaping, snow/ice removal, and parking lot maintenance.</w:t>
+      </w:r>
+    </w:p>
+    <w:p>
+      <w:pPr>
+        <w:pStyle w:val="ListBullet"/>
+      </w:pPr>
+      <w:r>
+        <w:rPr>
+          <w:b/>
+        </w:rPr>
+        <w:t>Management:</w:t>
+      </w:r>
+      <w:r>
+        <w:t xml:space="preserve"> A property management fee not to exceed five percent (5%) of the gross revenues of the Building, plus the cost of on-site personnel directly involved in operations.</w:t>
+      </w:r>
+    </w:p>
+    <w:p>
+      <w:pPr>
+        <w:pStyle w:val="ListBullet"/>
+      </w:pPr>
+      <w:r>
+        <w:rPr>
+          <w:b/>
+        </w:rPr>
+        <w:t>Capital Improvements:</w:t>
+      </w:r>
+      <w:r>
+        <w:t xml:space="preserve"> The cost of those capital improvements required by new governmental laws (e.g., Washington Clean Buildings Act) or reasonably intended to reduce CAM Charges, amortized over their useful life per GAAP, with 8% interest on the unamortized balance.</w:t>
+      </w:r>
+    </w:p>
+    <w:p>
+      <w:r>
+        <w:rPr>
+          <w:b/>
+        </w:rPr>
+        <w:t>1.4 Exclusions from CAM Charges.</w:t>
+      </w:r>
+      <w:r>
+        <w:t xml:space="preserve"> CAM Charges shall not include: leasing commissions or legal fees for procuring tenants; costs of exclusive Tenant Improvements; Landlord's corporate/income taxes; capital improvements (other than those set forth in Section 1.3, above); debt service on the property; costs arising from Landlord's gross negligence; or costs to remediate Hazardous Materials present prior to the Lease Start Date.</w:t>
+      </w:r>
+    </w:p>
+    <w:p>
+      <w:r>
+        <w:rPr>
+          <w:b/>
+        </w:rPr>
+        <w:t>1.5 Estimated Payments and Reconciliation.</w:t>
+      </w:r>
+      <w:r>
+        <w:t xml:space="preserve"> Landlord shall provide an annual good-faith estimate of CAM Charges. Tenant shall pay 1/12th of its share monthly. Within 120 days after the calendar year, Landlord shall furnish a reconciliation statement. Tenant shall pay any deficiency within 30 days; Landlord shall credit any overage to future Rent.</w:t>
+      </w:r>
+    </w:p>
+    <w:p>
+      <w:r>
+        <w:rPr>
+          <w:b/>
+        </w:rPr>
+        <w:t>1.6 Tenant's Audit Rights.</w:t>
+      </w:r>
+      <w:r>
+        <w:t xml:space="preserve"> Once per year, provided Tenant is not in default, Tenant may audit the preceding year's CAM records using an independent CPA on an hourly basis. Request must be made within 90 days of the reconciliation statement. If Landlord overcharged by more than 5%, Landlord pays the audit cost and refunds the overage. All findings must remain strictly confidential.</w:t>
+      </w:r>
+    </w:p>
+    <w:p>
+      <w:r>
+        <w:rPr>
+          <w:b/>
+        </w:rPr>
+        <w:t>1.7 NNN Variation.</w:t>
+      </w:r>
+      <w:r>
+        <w:t xml:space="preserve"> If the Lease Terms Sheet (Financial Obligations) designates this Lease as Triple Net (NNN), the provisions of the NNN Lease Amendment (Exhibit D of the Lease Terms Sheet) shall modify or supersede this Article 1 to the extent set forth therein.</w:t>
       </w:r>
     </w:p>
     <w:p>
@@ -917,7 +1386,7 @@
         <w:pStyle w:val="Heading2"/>
       </w:pPr>
       <w:r>
-        <w:t>Article 3: Term; Commencement; Phased Opening</w:t>
+        <w:t>Article 2: Delivery and Acceptance of Premises</w:t>
       </w:r>
     </w:p>
     <w:p>
@@ -925,10 +1394,10 @@
         <w:rPr>
           <w:b/>
         </w:rPr>
-        <w:t>3.1 Term.</w:t>
-      </w:r>
-      <w:r>
-        <w:t xml:space="preserve"> The initial term of the Lease (the "Term") begins on the Commencement Date and ends at the close of the last day of Lease Year 10 stated in the Lease Terms Sheet, unless extended under Section 3.5 or earlier terminated as provided in the Lease.</w:t>
+        <w:t>2.1 Delivery of Possession.</w:t>
+      </w:r>
+      <w:r>
+        <w:t xml:space="preserve"> Landlord shall use commercially reasonable, diligent efforts to deliver possession of the Premises to Tenant on or before the Lease Start Date specified in the Lease Terms Sheet, in the delivery condition (if any) specified in the Lease Terms Sheet. Landlord shall not be liable for any damage or loss arising from a delay in delivering possession, except as expressly set forth in Section 2.2, below.</w:t>
       </w:r>
     </w:p>
     <w:p>
@@ -936,10 +1405,10 @@
         <w:rPr>
           <w:b/>
         </w:rPr>
-        <w:t>3.2 Commencement Date; Delivery.</w:t>
-      </w:r>
-      <w:r>
-        <w:t xml:space="preserve"> The "Commencement Date" is stated in the Lease Terms Sheet. Landlord has delivered exclusive possession of the Premises to Tenant in their as-is condition (subject to Landlord's obligations under Exhibit C and Article 9), and Tenant has accepted possession. Tenant's Triple-Net Expense and utility obligations under Article 6 begin on the date stated in the Lease Terms Sheet; Landlord carries those costs for any earlier portion of the Term.</w:t>
+        <w:t>2.2 Delayed Possession; Tenant's Cancellation Right.</w:t>
+      </w:r>
+      <w:r>
+        <w:t xml:space="preserve"> If Landlord is unable to deliver possession of the Premises in the required delivery condition within sixty (60) days after the Lease Start Date, then (a) Rent shall abate for the period of the delay until possession is delivered, and (b) Tenant may, at its option, cancel this Lease by written notice to Landlord delivered at any time before possession is tendered. Upon such cancellation, Landlord shall promptly refund to Tenant all prepaid Rent and the Security Deposit, and neither party shall have any further obligation to the other, except for obligations that expressly survive termination. This Section 2.2 states Tenant's sole remedy for delayed delivery, and is subject to extension for Force Majeure and for delays caused by Tenant.</w:t>
       </w:r>
     </w:p>
     <w:p>
@@ -947,50 +1416,32 @@
         <w:rPr>
           <w:b/>
         </w:rPr>
-        <w:t>3.3 Opening Date; Phased Opening.</w:t>
-      </w:r>
-      <w:r>
-        <w:t xml:space="preserve"> Tenant intends to open in two phases: </w:t>
-      </w:r>
+        <w:t>2.3 Acceptance "As-Is."</w:t>
+      </w:r>
+      <w:r>
+        <w:t xml:space="preserve"> Except for (a) any Landlord delivery obligations expressly stated in the Lease Terms Sheet or in a Tenant Work Letter (Exhibit C of the Lease Terms Sheet), and (b) latent defects of which Tenant gives notice under Section 2.4, Tenant accepts the Premises in their "as-is, where-is" condition as of the date possession is delivered. Tenant acknowledges that it has had an adequate opportunity to inspect the Premises and that, except as expressly provided in this Lease, Landlord has made no representation or warranty regarding the condition of the Premises, their suitability for Tenant's use, or compliance with Tenant's specific requirements.</w:t>
+      </w:r>
+    </w:p>
+    <w:p>
       <w:r>
         <w:rPr>
           <w:b/>
         </w:rPr>
-        <w:t>Phase 1</w:t>
-      </w:r>
-      <w:r>
-        <w:t xml:space="preserve"> — completion of guest-room fit-out and opening of the guest rooms to paying guests (the date the guest rooms first open being the "Opening Date"); and </w:t>
-      </w:r>
+        <w:t>2.4 Punch List.</w:t>
+      </w:r>
+      <w:r>
+        <w:t xml:space="preserve"> If Tenant fails to deliver to Landlord a written list of defects in any Landlord-performed work within thirty (30) days after delivery of possession, Tenant shall be deemed to have accepted the Premises in their then-existing condition. If Tenant timely delivers such a list, Landlord shall correct the listed items that are Landlord's responsibility with reasonable diligence, and the parties shall conduct one inspection-and-cure cycle to confirm completion. Minor defects that do not prevent Tenant from using the Premises for the Permitted Use shall not delay the Rent Commencement Date.</w:t>
+      </w:r>
+    </w:p>
+    <w:p>
       <w:r>
         <w:rPr>
           <w:b/>
         </w:rPr>
-        <w:t>Phase 2</w:t>
-      </w:r>
-      <w:r>
-        <w:t xml:space="preserve"> — opening of the kitchen, bar, and events operations, targeted approximately three (3) months after the Opening Date. Tenant shall pursue both phases with commercially reasonable diligence, subject to extension for Force Majeure and delays caused by Landlord (including completion of the Exhibit C systems to the extent legally required for the applicable phase). Because Lease Years run on the fixed calendar stated in the Lease Terms Sheet regardless of the pace of Tenant's fit-out, delay in opening extends neither the Base Rent abatement nor any other Lease Year milestone.</w:t>
-      </w:r>
-    </w:p>
-    <w:p>
-      <w:r>
-        <w:rPr>
-          <w:b/>
-        </w:rPr>
-        <w:t>3.4 Lease Year.</w:t>
-      </w:r>
-      <w:r>
-        <w:t xml:space="preserve"> "Lease Year" has the meaning stated in the Lease Terms Sheet. Each Lease Year is a successive twelve (12) month period on the stated calendar, except that the final Lease Year ends on the last day of the Term. All Gross Revenue from and after the Commencement Date is included in the Lease Year in which it arises.</w:t>
-      </w:r>
-    </w:p>
-    <w:p>
-      <w:r>
-        <w:rPr>
-          <w:b/>
-        </w:rPr>
-        <w:t>3.5 Option to Extend.</w:t>
-      </w:r>
-      <w:r>
-        <w:t xml:space="preserve"> If the Lease Terms Sheet grants an extension option, then, provided no Event of Default exists either when the option is exercised or when the extension begins, Tenant may extend the Term for the additional period stated there, on the same terms and conditions — including Base Rent, the Breakpoint, and Percentage Rent, but excluding this Section 3.5 and the Lease Year 1 Base Rent abatement — by written notice to Landlord given within the notice window stated in the Lease Terms Sheet. During the extension, "Term" includes the extension period.</w:t>
+        <w:t>2.5 Completion Delays Do Not Extend Commencement.</w:t>
+      </w:r>
+      <w:r>
+        <w:t xml:space="preserve"> Except as expressly provided in Section 2.2, the time needed to complete punch-list items or any Tenant Improvements shall not delay the Rent Commencement Date, and any delay attributable to Tenant or Tenant's contractors shall not abate or postpone Rent.</w:t>
       </w:r>
     </w:p>
     <w:p>
@@ -998,7 +1449,7 @@
         <w:pStyle w:val="Heading2"/>
       </w:pPr>
       <w:r>
-        <w:t>Article 4: Base Rent</w:t>
+        <w:t>Article 3: Use of Premises and Compliance with Laws</w:t>
       </w:r>
     </w:p>
     <w:p>
@@ -1006,10 +1457,10 @@
         <w:rPr>
           <w:b/>
         </w:rPr>
-        <w:t>4.1 Base Rent.</w:t>
-      </w:r>
-      <w:r>
-        <w:t xml:space="preserve"> Tenant shall pay Landlord the Base Rent stated in the Lease Terms Sheet, in advance on or before the first (1st) day of each calendar month, by ACH transfer to an account designated by Landlord, without prior demand, deduction, set-off, or counterclaim. Base Rent is prorated per diem for any partial calendar month. Base Rent is fixed for the entire Term with no escalation.</w:t>
+        <w:t>3.1 Permitted Use.</w:t>
+      </w:r>
+      <w:r>
+        <w:t xml:space="preserve"> Tenant shall use the Premises solely for the Permitted Use specified in the Lease Terms Sheet. Any change in use requires Landlord's prior written consent, which shall not be unreasonably withheld, conditioned, or delayed. Tenant shall operate in a reputable manner.</w:t>
       </w:r>
     </w:p>
     <w:p>
@@ -1017,10 +1468,19 @@
         <w:rPr>
           <w:b/>
         </w:rPr>
-        <w:t>4.2 Year 1 Abatement.</w:t>
-      </w:r>
-      <w:r>
-        <w:t xml:space="preserve"> Base Rent is fully abated for the period stated in the Lease Terms Sheet, in recognition of Tenant's staged opening and Tenant's fit-out investment under Exhibit B, and commences on the Rent Commencement Date stated there. The abatement applies to Base Rent only: Percentage Rent, Triple-Net Expenses, and utilities are payable during the abatement period without abatement (per Articles 5 and 6).</w:t>
+        <w:t>3.2 Prohibited Uses and Federal Carve-Out.</w:t>
+      </w:r>
+      <w:r>
+        <w:t xml:space="preserve"> Tenant shall not create a nuisance, emit objectionable odors or noise, or overload floors. </w:t>
+      </w:r>
+      <w:r>
+        <w:rPr>
+          <w:i/>
+        </w:rPr>
+        <w:t>Federal Law Carve-Out:</w:t>
+      </w:r>
+      <w:r>
+        <w:t xml:space="preserve"> Notwithstanding any permissive laws of Washington State, Tenant shall not engage in any activity that violates Federal law (strictly prohibiting cannabis cultivation, distribution, or sale unless expressly permitted via a separate Addendum).</w:t>
       </w:r>
     </w:p>
     <w:p>
@@ -1028,10 +1488,19 @@
         <w:rPr>
           <w:b/>
         </w:rPr>
-        <w:t>4.3 No Escalation; Percentage as Escalator.</w:t>
-      </w:r>
-      <w:r>
-        <w:t xml:space="preserve"> Base Rent is deliberately flat for the entire Term. The parties intend Percentage Rent (Article 5), computed against a Breakpoint that does not increase, to function as the escalator: as Gross Revenue grows, Landlord's total rent grows faster than the business itself.</w:t>
+        <w:t>3.3 Compliance with Laws and the ADA.</w:t>
+      </w:r>
+      <w:r>
+        <w:t xml:space="preserve"> Tenant shall comply with all Applicable Laws. </w:t>
+      </w:r>
+      <w:r>
+        <w:rPr>
+          <w:i/>
+        </w:rPr>
+        <w:t>Tenant's ADA Responsibility:</w:t>
+      </w:r>
+      <w:r>
+        <w:t xml:space="preserve"> As between Landlord and Tenant, Tenant assumes the cost and responsibility for ensuring that the interior of the Premises, Tenant's operations, and any Alterations comply with the ADA and Washington accessibility codes. Tenant indemnifies Landlord against third-party ADA claims arising from the interior.</w:t>
       </w:r>
     </w:p>
     <w:p>
@@ -1039,10 +1508,10 @@
         <w:rPr>
           <w:b/>
         </w:rPr>
-        <w:t>4.4 Late Charge; Interest.</w:t>
-      </w:r>
-      <w:r>
-        <w:t xml:space="preserve"> If any payment of Rent is not received within five (5) days after it is due, Tenant shall pay a late charge of five percent (5%) of the overdue amount, and unpaid amounts shall bear interest from the due date until paid at the lesser of twelve percent (12%) per annum or the maximum lawful rate.</w:t>
+        <w:t>3.4 Environmental Compliance (Washington MTCA).</w:t>
+      </w:r>
+      <w:r>
+        <w:t xml:space="preserve"> Tenant shall strictly comply with the Washington Model Toxics Control Act. Tenant shall not permit Hazardous Materials on the Premises, except for supplies and materials customarily used for the Permitted Use, kept and used in commercially reasonable quantities and in strict compliance with Applicable Laws and manufacturer instructions.</w:t>
       </w:r>
     </w:p>
     <w:p>
@@ -1050,21 +1519,10 @@
         <w:rPr>
           <w:b/>
         </w:rPr>
-        <w:t>4.5 Rent Defined; Net Lease.</w:t>
-      </w:r>
-      <w:r>
-        <w:t xml:space="preserve"> "Rent" means Base Rent, Percentage Rent, Triple-Net Expenses, and every other sum payable by Tenant under the Lease. Except for Landlord's Retained Obligations (Article 9.2 and Exhibit C), the Lease is intended to be absolutely net to Landlord: Landlord is never exposed to cost inflation on the building, and all costs of operating, maintaining, insuring, and taxing the Premises pass through to Tenant at actual cost.</w:t>
-      </w:r>
-    </w:p>
-    <w:p>
-      <w:r>
-        <w:rPr>
-          <w:b/>
-        </w:rPr>
-        <w:t>4.6 Single Obligation.</w:t>
-      </w:r>
-      <w:r>
-        <w:t xml:space="preserve"> Tenant's Rent obligations are the single, unallocated obligation of Tenant as operating company. Any allocation of rent among Tenant's lines of business (lodging, bar, dinners, pop-ups, commissary, events) in the prospectus or Tenant's planning materials is illustrative only and has no effect on Tenant's obligations under the Lease.</w:t>
+        <w:t>3.5 Environmental Indemnification.</w:t>
+      </w:r>
+      <w:r>
+        <w:t xml:space="preserve"> Tenant unconditionally indemnifies Landlord against all claims, cleanup costs, and liabilities arising from Tenant's release or storage of Hazardous Materials.</w:t>
       </w:r>
     </w:p>
     <w:p>
@@ -1072,7 +1530,7 @@
         <w:pStyle w:val="Heading2"/>
       </w:pPr>
       <w:r>
-        <w:t>Article 5: Percentage Rent</w:t>
+        <w:t>Article 4: Maintenance, Repairs, and Alterations</w:t>
       </w:r>
     </w:p>
     <w:p>
@@ -1080,10 +1538,10 @@
         <w:rPr>
           <w:b/>
         </w:rPr>
-        <w:t>5.1 Percentage Rent.</w:t>
-      </w:r>
-      <w:r>
-        <w:t xml:space="preserve"> For each Lease Year, Tenant shall pay Landlord, as "Percentage Rent," the Percentage Rent Rate stated in the Lease Terms Sheet applied to the amount by which Gross Revenue for that Lease Year exceeds the Breakpoint stated there. The Breakpoint is the natural breakpoint (annual Base Rent ÷ the rate), so Base Rent and Percentage Rent join smoothly rather than stacking, and does not increase during the Term. The full Breakpoint (not prorated) applies to Lease Year 1 notwithstanding the staged opening; for any partial final Lease Year, the Breakpoint is prorated by the number of days in that Lease Year.</w:t>
+        <w:t>Tenant's Maintenance Obligations.</w:t>
+      </w:r>
+      <w:r>
+        <w:t xml:space="preserve"> Tenant shall, at its sole cost, maintain the interior of the Premises (walls, floors, plumbing fixtures, interior glass, and lighting) in clean, safe condition.</w:t>
       </w:r>
     </w:p>
     <w:p>
@@ -1091,10 +1549,10 @@
         <w:rPr>
           <w:b/>
         </w:rPr>
-        <w:t>5.2 Gross Revenue.</w:t>
-      </w:r>
-      <w:r>
-        <w:t xml:space="preserve"> "Gross Revenue" means the entire amount of revenue, whether cash, card, electronic, or credit, and whether collected directly or through booking platforms, ticketing services, or other intermediaries (without deduction for platform or processing fees), generated by or arising from business conducted at, from, or originating from the Premises, including without limitation: guest-room and lodging charges; food and beverage sales; ticket sales for dinners, tastings, and events; pop-up and takeaway sales; commissary and kitchen-rental fees; venue, event, and private-hire fees; and merchandise sales. Gross Revenue is calculated from receipts — no expense accounting is involved.</w:t>
+        <w:t>4.1 HVAC.</w:t>
+      </w:r>
+      <w:r>
+        <w:t xml:space="preserve"> Landlord arranges routine and preventative maintenance of the HVAC systems serving the Premises through a licensed HVAC contractor, and the cost is included in CAM Charges as part of Tenant's Proportionate Share. If an HVAC unit requires full replacement through no fault of Tenant, Landlord shall replace it and amortize the cost into CAM Charges. Tenant has no separate obligation to contract for or maintain HVAC service.</w:t>
       </w:r>
     </w:p>
     <w:p>
@@ -1102,10 +1560,10 @@
         <w:rPr>
           <w:b/>
         </w:rPr>
-        <w:t>5.3 Exclusions.</w:t>
-      </w:r>
-      <w:r>
-        <w:t xml:space="preserve"> Gross Revenue excludes only: (a) sales, lodging, liquor, and similar taxes collected from customers and remitted to taxing authorities; (b) bona fide refunds, credits, and voided transactions; (c) tips and gratuities paid over to employees; (d) proceeds of insurance or condemnation; (e) security or reservation deposits until applied or forfeited; and (f) proceeds from the sale of used furniture, fixtures, or equipment in the ordinary course of replacement.</w:t>
+        <w:t>4.2 Landlord's Obligations.</w:t>
+      </w:r>
+      <w:r>
+        <w:t xml:space="preserve"> Subject to CAM reimbursement, Landlord shall maintain the structural foundation, load-bearing walls, exterior roof membrane, and Common Areas.</w:t>
       </w:r>
     </w:p>
     <w:p>
@@ -1113,10 +1571,10 @@
         <w:rPr>
           <w:b/>
         </w:rPr>
-        <w:t>5.4 Monthly Statements.</w:t>
-      </w:r>
-      <w:r>
-        <w:t xml:space="preserve"> Within twenty (20) days after the end of each calendar month from the Commencement Date, Tenant shall deliver to Landlord a written statement of Gross Revenue for that month, broken out by line of business.</w:t>
+        <w:t>4.3 Alterations.</w:t>
+      </w:r>
+      <w:r>
+        <w:t xml:space="preserve"> Tenant shall not make Alterations without Landlord's prior written consent, which shall not be unreasonably withheld, conditioned, or delayed for non-structural work under $5,000.</w:t>
       </w:r>
     </w:p>
     <w:p>
@@ -1124,10 +1582,10 @@
         <w:rPr>
           <w:b/>
         </w:rPr>
-        <w:t>5.5 Quarterly Payment; Annual True-Up.</w:t>
-      </w:r>
-      <w:r>
-        <w:t xml:space="preserve"> Within thirty (30) days after the end of each calendar quarter of each Lease Year, Tenant shall pay Landlord Percentage Rent computed on a cumulative basis: the Percentage Rent Rate applied to the amount by which cumulative Gross Revenue for the Lease Year to date exceeds the Breakpoint, less Percentage Rent already paid for that Lease Year. Within ninety (90) days after the end of each Lease Year, Tenant shall deliver an annual reconciliation statement of Gross Revenue for that Lease Year, certified as true and complete by an officer or manager of Tenant, accompanied by payment of any deficiency; any overpayment shall be credited against the next Percentage Rent due (or refunded within thirty (30) days if the Term has ended).</w:t>
+        <w:t>4.4 Mechanic's Liens and Protection.</w:t>
+      </w:r>
+      <w:r>
+        <w:t xml:space="preserve"> Tenant shall pay promptly for all labor and materials. Tenant must give Landlord 10 days' written notice before commencing work. Landlord may post notices to protect the property from lien claims. If a lien is filed, Tenant must discharge or bond it within 15 days.</w:t>
       </w:r>
     </w:p>
     <w:p>
@@ -1135,21 +1593,10 @@
         <w:rPr>
           <w:b/>
         </w:rPr>
-        <w:t>5.6 Records; Audit.</w:t>
-      </w:r>
-      <w:r>
-        <w:t xml:space="preserve"> Tenant shall keep complete point-of-sale (POS) and booking records of all Gross Revenue for at least three (3) years after each Lease Year ends. Not more than once per Lease Year, on fifteen (15) days' written notice, Landlord (or an independent accountant engaged by Landlord) may audit Tenant's Gross Revenue records, including POS records, for any of the preceding two (2) Lease Years. If an audit discloses an understatement, Tenant shall pay the resulting deficiency plus interest at the Article 4.4 rate within thirty (30) days; and if the understatement for the audited Lease Year exceeds the audit-cost threshold stated in the Lease Terms Sheet, Tenant shall also reimburse Landlord's reasonable audit cost. Audit results and Tenant's records are confidential per Article 23.6.</w:t>
-      </w:r>
-    </w:p>
-    <w:p>
-      <w:r>
-        <w:rPr>
-          <w:b/>
-        </w:rPr>
-        <w:t>5.7 Operating Covenant.</w:t>
-      </w:r>
-      <w:r>
-        <w:t xml:space="preserve"> Because Percentage Rent is a core part of Landlord's return, Tenant shall, from the Opening Date, continuously operate the inn business at the Premises in the ordinary course during the Term, consistent with the Permitted Use, subject to: temporary closures for the Exhibit B fit-out phases, casualty, condemnation, remodeling, repairs, and Force Majeure; and seasonal closures or reduced schedules not exceeding the seasonal-closure allowance stated in the Lease Terms Sheet in any Lease Year in the aggregate. Nothing herein requires any particular line of business to meet any revenue level; the percentage structure is self-correcting — if revenue falls, Percentage Rent falls with it.</w:t>
+        <w:t>4.5 Surrender and Abandonment.</w:t>
+      </w:r>
+      <w:r>
+        <w:t xml:space="preserve"> Upon expiration or earlier termination, Tenant shall surrender the Premises broom-clean and in good condition, ordinary wear and tear and insured casualty excepted, and shall remove all of Tenant's personal property and Trade Fixtures, repairing any damage caused by removal. Permanent Alterations shall remain Landlord's property unless Landlord, at the time consent was given, conditioned its consent on removal. If Tenant fails to remove its personal property or Trade Fixtures by the end of the Term, such items shall be deemed abandoned, and Landlord may remove, store, sell, or dispose of them at Tenant's expense, without liability and without waiving any other remedy. A final walk-through will be conducted and all keys and access devices returned to Landlord.</w:t>
       </w:r>
     </w:p>
     <w:p>
@@ -1157,7 +1604,7 @@
         <w:pStyle w:val="Heading2"/>
       </w:pPr>
       <w:r>
-        <w:t>Article 6: Triple-Net Expenses; Utilities</w:t>
+        <w:t>Article 5: Utilities</w:t>
       </w:r>
     </w:p>
     <w:p>
@@ -1165,10 +1612,10 @@
         <w:rPr>
           <w:b/>
         </w:rPr>
-        <w:t>6.1 From the Stated Date.</w:t>
-      </w:r>
-      <w:r>
-        <w:t xml:space="preserve"> Tenant's obligations under this Article 6 begin on the Triple-Net start date stated in the Lease Terms Sheet (Landlord carries the Premises' costs for any earlier portion of the Term) and apply in every Lease Year thereafter at whatever the actual costs then are. There is no abatement, cap, or base year. Taxes, premiums, and other annual costs spanning the start date are prorated per diem.</w:t>
+        <w:t>5.1 Direct Utilities.</w:t>
+      </w:r>
+      <w:r>
+        <w:t xml:space="preserve"> Tenant shall pay directly to the applicable utility provider all charges for utilities separately metered or otherwise attributable to the Premises, as specified in the Lease Terms Sheet (Financial Obligations) (including, by default, electricity, natural gas, telephone, and internet/data service).</w:t>
       </w:r>
     </w:p>
     <w:p>
@@ -1176,10 +1623,10 @@
         <w:rPr>
           <w:b/>
         </w:rPr>
-        <w:t>6.2 Real Property Taxes.</w:t>
-      </w:r>
-      <w:r>
-        <w:t xml:space="preserve"> Tenant shall pay all real property taxes, assessments, surface-water-management fees, and similar governmental charges levied against the Premises for periods within the Term. Landlord shall deliver each tax statement to Tenant promptly on receipt, and Tenant shall pay Landlord (or, at Landlord's election, the taxing authority directly, with proof of payment to Landlord) at least thirty (30) days before delinquency. Real property taxes exclude Landlord's income, estate, or transfer taxes. Tenant may contest assessments at its own cost with Landlord's reasonable cooperation, provided payment is never delinquent.</w:t>
+        <w:t>5.2 Shared and Common-Area Utilities.</w:t>
+      </w:r>
+      <w:r>
+        <w:t xml:space="preserve"> Where utilities are not separately metered to the Premises (including, by default, water, sewer, trash, and common-area electricity), Tenant shall pay its Proportionate Share as part of CAM Charges, or as otherwise specified in the Lease Terms Sheet or any applicable Exhibit.</w:t>
       </w:r>
     </w:p>
     <w:p>
@@ -1187,10 +1634,10 @@
         <w:rPr>
           <w:b/>
         </w:rPr>
-        <w:t>6.3 Building Insurance.</w:t>
-      </w:r>
-      <w:r>
-        <w:t xml:space="preserve"> Landlord shall maintain special-form (all-risk) property insurance on the building at full replacement cost, together with such commercial general liability coverage for Landlord's ownership interest as Landlord reasonably carries. Tenant shall reimburse Landlord for the actual premiums within thirty (30) days after invoice with a copy of the premium statement. Any increase or decrease in premiums passes through at actuals.</w:t>
+        <w:t>5.3 Tenant's Obligation to Establish Service.</w:t>
+      </w:r>
+      <w:r>
+        <w:t xml:space="preserve"> Tenant shall promptly establish and maintain accounts in Tenant's own name for all direct utilities, and shall keep such accounts current throughout the Term. Tenant shall provide Landlord with evidence of active service upon request.</w:t>
       </w:r>
     </w:p>
     <w:p>
@@ -1198,21 +1645,10 @@
         <w:rPr>
           <w:b/>
         </w:rPr>
-        <w:t>6.4 Routine Maintenance.</w:t>
-      </w:r>
-      <w:r>
-        <w:t xml:space="preserve"> Tenant shall perform and pay for all routine maintenance and upkeep of the Premises under Article 9.1. If Landlord incurs any routine maintenance cost properly belonging to Tenant, Tenant shall reimburse the actual cost within thirty (30) days after invoice.</w:t>
-      </w:r>
-    </w:p>
-    <w:p>
-      <w:r>
-        <w:rPr>
-          <w:b/>
-        </w:rPr>
-        <w:t>6.5 Utilities.</w:t>
-      </w:r>
-      <w:r>
-        <w:t xml:space="preserve"> Tenant shall establish accounts in its own name and pay directly all utilities serving the Premises, including electricity, water, sewer/septic, garbage, propane or heating fuel, telephone, and internet. Landlord is not liable for utility interruptions except those caused by Landlord's gross negligence or willful misconduct, and interruptions do not abate Rent or constitute eviction.</w:t>
+        <w:t>5.4 Interruptions.</w:t>
+      </w:r>
+      <w:r>
+        <w:t xml:space="preserve"> Subject to Article 18, Section 18.3 (Utility Interruptions), Landlord shall not be liable for interruptions in utility service except those caused by Landlord's gross negligence or willful misconduct.</w:t>
       </w:r>
     </w:p>
     <w:p>
@@ -1220,7 +1656,7 @@
         <w:pStyle w:val="Heading2"/>
       </w:pPr>
       <w:r>
-        <w:t>Article 7: Use; Compliance; Licenses</w:t>
+        <w:t>Article 6: Insurance and Indemnification</w:t>
       </w:r>
     </w:p>
     <w:p>
@@ -1228,10 +1664,10 @@
         <w:rPr>
           <w:b/>
         </w:rPr>
-        <w:t>7.1 Permitted Use.</w:t>
-      </w:r>
-      <w:r>
-        <w:t xml:space="preserve"> Tenant may use the Premises solely for the Permitted Use stated in the Lease Terms Sheet, and uses ancillary to it. Any materially different use requires Landlord's prior written consent, not to be unreasonably withheld, conditioned, or delayed.</w:t>
+        <w:t>6.1 Tenant's Required Insurance.</w:t>
+      </w:r>
+      <w:r>
+        <w:t xml:space="preserve"> Tenant must carry: $1M per occurrence / $2M aggregate Commercial General Liability (CGL); "Special Form" Property Insurance covering 100% of Tenant's property; and Washington State Workers' Compensation coverage as and to the extent required by Applicable Laws for Tenant's employees, if any. If Tenant has no employees, Tenant shall upon request certify that fact to Landlord in writing.</w:t>
       </w:r>
     </w:p>
     <w:p>
@@ -1239,10 +1675,10 @@
         <w:rPr>
           <w:b/>
         </w:rPr>
-        <w:t>7.2 Licenses and Permits.</w:t>
-      </w:r>
-      <w:r>
-        <w:t xml:space="preserve"> Tenant shall obtain and maintain, at its sole cost, every license and permit required for the Permitted Use, including King County health and food-service permits, transient-accommodation/lodging licensure, and Washington State Liquor and Cannabis Board (WSLCB) liquor licensure. Landlord shall cooperate reasonably (at no material cost to Landlord) with Tenant's applications, including signing landlord consents customarily required by WSLCB and permitting authorities.</w:t>
+        <w:t>6.2 Additional Insureds.</w:t>
+      </w:r>
+      <w:r>
+        <w:t xml:space="preserve"> CGL policies must name Landlord and Landlord's lender as Additional Insureds on a primary/non-contributory basis.</w:t>
       </w:r>
     </w:p>
     <w:p>
@@ -1250,10 +1686,10 @@
         <w:rPr>
           <w:b/>
         </w:rPr>
-        <w:t>7.3 Compliance with Laws.</w:t>
-      </w:r>
-      <w:r>
-        <w:t xml:space="preserve"> Tenant shall comply with all applicable federal, state, and local laws, codes, and regulations in its use of the Premises, including health, fire, ADA, and Washington accessibility requirements as to Tenant's operations and Tenant's Work. Notwithstanding any permissive Washington law, no use may violate federal law (cannabis cultivation, distribution, or sale is strictly prohibited absent a separate written addendum).</w:t>
+        <w:t>6.3 Mutual Waiver of Subrogation.</w:t>
+      </w:r>
+      <w:r>
+        <w:t xml:space="preserve"> Landlord and Tenant mutually waive rights of recovery against each other for any loss covered by the required property insurance.</w:t>
       </w:r>
     </w:p>
     <w:p>
@@ -1261,10 +1697,10 @@
         <w:rPr>
           <w:b/>
         </w:rPr>
-        <w:t>7.4 Environmental.</w:t>
-      </w:r>
-      <w:r>
-        <w:t xml:space="preserve"> Tenant shall comply with the Washington Model Toxics Control Act and shall not permit Hazardous Materials on the Premises except customary supplies for the Permitted Use in commercially reasonable quantities, handled per applicable law. Tenant indemnifies Landlord against claims and cleanup costs arising from Tenant's release or storage of Hazardous Materials; Landlord remains responsible for any Hazardous Materials present before the Commencement Date.</w:t>
+        <w:t>6.4 General Indemnification.</w:t>
+      </w:r>
+      <w:r>
+        <w:t xml:space="preserve"> Tenant indemnifies and defends Landlord against claims arising from Tenant's use of the Premises or breach of Lease, except to the extent caused by Landlord's gross negligence.</w:t>
       </w:r>
     </w:p>
     <w:p>
@@ -1272,10 +1708,10 @@
         <w:rPr>
           <w:b/>
         </w:rPr>
-        <w:t>7.5 Nuisance.</w:t>
-      </w:r>
-      <w:r>
-        <w:t xml:space="preserve"> Tenant shall not create a nuisance or overload structural or utility systems. Reasonable noise, music, odors, and activity customary to a working inn, bar, restaurant, and events venue operating within legal limits do not constitute a nuisance under the Lease.</w:t>
+        <w:t>6.5 Waiver of Immunity.</w:t>
+      </w:r>
+      <w:r>
+        <w:t xml:space="preserve"> Landlord and Tenant each specifically and expressly waive any immunity that each may be granted under the Washington State Industrial Insurance Act, Title 51 RCW. Neither party's indemnity obligations under this Lease shall be limited by any limitation on the amount or type of damages, compensation, or benefits payable to or for any third party under the Worker Compensation Acts, Disability Benefit Acts or other employee benefit acts.</w:t>
       </w:r>
     </w:p>
     <w:p>
@@ -1283,7 +1719,7 @@
         <w:pStyle w:val="Heading2"/>
       </w:pPr>
       <w:r>
-        <w:t>Article 8: Condition; Tenant's Work; Alterations; Liens</w:t>
+        <w:t>Article 7: Casualty and Condemnation</w:t>
       </w:r>
     </w:p>
     <w:p>
@@ -1291,10 +1727,10 @@
         <w:rPr>
           <w:b/>
         </w:rPr>
-        <w:t>8.1 As-Is Delivery.</w:t>
-      </w:r>
-      <w:r>
-        <w:t xml:space="preserve"> Except for Landlord's obligations under Exhibit C and Article 9.2, Tenant accepts the Premises in their as-is, where-is condition as of the Commencement Date. Tenant acknowledges an adequate opportunity to inspect, and Landlord makes no warranty of suitability except as expressly stated in the Lease.</w:t>
+        <w:t>7.1 Casualty.</w:t>
+      </w:r>
+      <w:r>
+        <w:t xml:space="preserve"> If damaged by fire or casualty, Landlord shall estimate repair time. If repairable within 180 days, Landlord shall repair the structure, and Rent abates proportionally. If not repairable within 180 days, Landlord may terminate. Landlord has no duty to repair Tenant's property.</w:t>
       </w:r>
     </w:p>
     <w:p>
@@ -1302,52 +1738,10 @@
         <w:rPr>
           <w:b/>
         </w:rPr>
-        <w:t>8.2 Tenant's Work.</w:t>
-      </w:r>
-      <w:r>
-        <w:t xml:space="preserve"> Tenant shall perform, at its sole cost, the interior fit-out described on </w:t>
-      </w:r>
-      <w:r>
-        <w:rPr>
-          <w:b/>
-        </w:rPr>
-        <w:t>Exhibit B</w:t>
-      </w:r>
-      <w:r>
-        <w:t>, in two phases as described in Article 3.3. Tenant's Work shall be performed lien-free, in a good and workmanlike manner, by licensed and insured contractors where required, with all required permits.</w:t>
-      </w:r>
-    </w:p>
-    <w:p>
-      <w:r>
-        <w:rPr>
-          <w:b/>
-        </w:rPr>
-        <w:t>8.3 Ownership of Improvements.</w:t>
-      </w:r>
-      <w:r>
-        <w:t xml:space="preserve"> All of Tenant's Work and all subsequent Alterations that are attached to or incorporated into the building (including flooring, finishes, the kitchen retrofit, and built-in furnishings) become part of the building on installation and remain Landlord's property on expiration or earlier termination of the Lease, without compensation — the parties acknowledge this is a bargained-for element of the rent structure. Tenant's movable trade fixtures, equipment, inventory, and unattached personal property remain Tenant's and shall be removed at the end of the Term, with Tenant repairing any damage caused by removal.</w:t>
-      </w:r>
-    </w:p>
-    <w:p>
-      <w:r>
-        <w:rPr>
-          <w:b/>
-        </w:rPr>
-        <w:t>8.4 Alterations After Opening.</w:t>
-      </w:r>
-      <w:r>
-        <w:t xml:space="preserve"> After completion of Tenant's Work, Tenant shall not make structural Alterations, or non-structural Alterations exceeding the consent threshold stated in the Lease Terms Sheet per project, without Landlord's prior written consent, not to be unreasonably withheld, conditioned, or delayed. Interior, non-structural work at or below that threshold requires notice but not consent.</w:t>
-      </w:r>
-    </w:p>
-    <w:p>
-      <w:r>
-        <w:rPr>
-          <w:b/>
-        </w:rPr>
-        <w:t>8.5 Liens.</w:t>
-      </w:r>
-      <w:r>
-        <w:t xml:space="preserve"> Tenant shall keep the Premises free of liens arising from Tenant's Work or Alterations, shall give Landlord ten (10) days' notice before commencing any work of improvement so Landlord may post notices of non-responsibility, and shall discharge or bond around any filed lien within fifteen (15) days.</w:t>
+        <w:t>7.2 Condemnation.</w:t>
+      </w:r>
+      <w:r>
+        <w:t xml:space="preserve"> If by exercise of eminent domain (i) more than twenty-five percent (25%) of the rentable floor area of the Premises is taken, or (ii) any portion of the parking, access, or Common Areas is taken in a manner that, in Tenant's reasonable judgment, materially impairs Tenant's ability to operate for the Permitted Use, this Lease shall terminate as of the date of the taking. For any lesser taking, this Lease shall continue, with Rent equitably abated in proportion to the area or utility lost. Landlord receives the entire condemnation award; Tenant may make a separate claim against the condemning authority for Tenant's moving expenses, Trade Fixtures, and loss of business goodwill, only to the extent recoverable independently under Applicable Laws.</w:t>
       </w:r>
     </w:p>
     <w:p>
@@ -1355,7 +1749,7 @@
         <w:pStyle w:val="Heading2"/>
       </w:pPr>
       <w:r>
-        <w:t>Article 9: Maintenance and Repairs</w:t>
+        <w:t>Article 8: Assignment and Subletting</w:t>
       </w:r>
     </w:p>
     <w:p>
@@ -1363,10 +1757,10 @@
         <w:rPr>
           <w:b/>
         </w:rPr>
-        <w:t>9.1 Tenant's Obligations.</w:t>
-      </w:r>
-      <w:r>
-        <w:t xml:space="preserve"> Tenant shall, at its sole cost, maintain the entire Premises in clean, safe, and operable condition, including: interior walls, floors, and finishes; plumbing fixtures; kitchen equipment; guest rooms and furnishings; doors and windows; landscaping, walkways, and parking surfaces (including routine upkeep); pest control; and janitorial service — ordinary wear and tear and insured casualty excepted. Tenant shall also arrange routine and preventative maintenance of the HVAC system installed under Exhibit C through a licensed contractor.</w:t>
+        <w:t>8.1 Consent.</w:t>
+      </w:r>
+      <w:r>
+        <w:t xml:space="preserve"> Tenant shall not assign or sublet without Landlord's prior written consent, which shall not be unreasonably withheld, conditioned, or delayed. Landlord may assign its interest under this Lease without Tenant's consent.</w:t>
       </w:r>
     </w:p>
     <w:p>
@@ -1374,10 +1768,21 @@
         <w:rPr>
           <w:b/>
         </w:rPr>
-        <w:t>9.2 Landlord's Retained Obligations.</w:t>
-      </w:r>
-      <w:r>
-        <w:t xml:space="preserve"> Landlord shall, at its sole cost (not passed through to Tenant), maintain, repair, and replace as needed: (a) the roof and roof membrane; (b) the structural foundation, load-bearing walls, and other structural elements; and (c) full replacement (as distinct from routine maintenance) of the Exhibit C capital systems (fire suppression and HVAC), except to the extent replacement is necessitated by Tenant's negligence or misuse. Landlord carries only the long-lived shell it owns anyway; everything that varies with operating the business sits on Tenant.</w:t>
+        <w:t>8.2 Recapture.</w:t>
+      </w:r>
+      <w:r>
+        <w:t xml:space="preserve"> Upon Tenant's request to assign or sublet, Landlord has 30 days to elect to recapture the space and terminate the Lease for that portion.</w:t>
+      </w:r>
+    </w:p>
+    <w:p>
+      <w:r>
+        <w:rPr>
+          <w:b/>
+        </w:rPr>
+        <w:t>8.3 Excess Rent.</w:t>
+      </w:r>
+      <w:r>
+        <w:t xml:space="preserve"> If Tenant subleases for a profit, 50% of the excess rent (after deducting amortized broker and TI costs) shall be paid to Landlord.</w:t>
       </w:r>
     </w:p>
     <w:p>
@@ -1385,7 +1790,7 @@
         <w:pStyle w:val="Heading2"/>
       </w:pPr>
       <w:r>
-        <w:t>Article 10: Insurance</w:t>
+        <w:t>Article 9: Default and Remedies</w:t>
       </w:r>
     </w:p>
     <w:p>
@@ -1393,10 +1798,10 @@
         <w:rPr>
           <w:b/>
         </w:rPr>
-        <w:t>10.1 Tenant's Required Insurance.</w:t>
-      </w:r>
-      <w:r>
-        <w:t xml:space="preserve"> Tenant shall carry, at its sole cost, from the Commencement Date: (a) Commercial General Liability insurance of at least $1,000,000 per occurrence / $2,000,000 aggregate, including host and premises liability; (b) liquor liability insurance of at least $1,000,000 per occurrence from the date any alcohol is served; (c) special-form property insurance covering Tenant's Work, trade fixtures, equipment, and inventory at full replacement cost; (d) business income insurance covering at least twelve (12) months of Rent obligations; and (e) Washington workers' compensation and stop-gap employer's liability coverage as required by law for Tenant's employees.</w:t>
+        <w:t>9.1 Events of Default.</w:t>
+      </w:r>
+      <w:r>
+        <w:t xml:space="preserve"> Defaults include: (a) failure to pay Rent (5 days after notice); (b) failure to perform non-monetary obligations (15 days after notice); (c) abandonment; (d) insolvency.</w:t>
       </w:r>
     </w:p>
     <w:p>
@@ -1404,10 +1809,10 @@
         <w:rPr>
           <w:b/>
         </w:rPr>
-        <w:t>10.2 Additional Insured; Evidence.</w:t>
-      </w:r>
-      <w:r>
-        <w:t xml:space="preserve"> Tenant's liability policies (including liquor liability) shall name Landlord (and Landlord's lender, if any) as additional insured on a primary, non-contributory basis. Tenant shall deliver certificates of insurance before the Commencement Date and on each renewal, with thirty (30) days' notice of cancellation or material change.</w:t>
+        <w:t>9.2 Landlord's Default and Cure.</w:t>
+      </w:r>
+      <w:r>
+        <w:t xml:space="preserve"> Landlord shall not be in default unless Landlord fails to perform obligations required of Landlord within 30 days after notice by Tenant to Landlord, provided that, if the nature of such default is that it cannot be cured within such 30 day period, Landlord shall not be in default if Landlord commences such cure within 30 days of notice by Tenant and diligently pursues such cure to completion. If Landlord fails to cure any such default within the allotted time, Tenant's sole remedy shall be to seek actual money damages (but not consequential or punitive damages) for loss arising from Landlord's failure to discharge its obligations under this Lease. Nothing herein contained shall relieve Landlord from its duty to perform any of its obligations to the standard prescribed in this Lease. Any notice periods granted herein shall be deemed to run concurrently with and not in addition to any default notice periods required by law.</w:t>
       </w:r>
     </w:p>
     <w:p>
@@ -1415,10 +1820,10 @@
         <w:rPr>
           <w:b/>
         </w:rPr>
-        <w:t>10.3 Mutual Waiver of Subrogation.</w:t>
-      </w:r>
-      <w:r>
-        <w:t xml:space="preserve"> Landlord and Tenant each waive all rights of recovery against the other for loss or damage covered (or required to be covered) by their respective property insurance, and shall obtain the corresponding waiver from their insurers.</w:t>
+        <w:t>9.3 Remedies.</w:t>
+      </w:r>
+      <w:r>
+        <w:t xml:space="preserve"> Landlord shall have the following remedies upon an Event of Default. Landlord's rights and remedies under this Lease shall be cumulative and non-exclusive.</w:t>
       </w:r>
     </w:p>
     <w:p>
@@ -1426,10 +1831,54 @@
         <w:rPr>
           <w:b/>
         </w:rPr>
-        <w:t>10.4 Waiver of Immunity.</w:t>
-      </w:r>
-      <w:r>
-        <w:t xml:space="preserve"> Solely for the purpose of giving full effect to the indemnity obligations in the Lease, Landlord and Tenant each expressly waive any immunity under the Washington Industrial Insurance Act, Title 51 RCW, and acknowledge this waiver was mutually negotiated.</w:t>
+        <w:t>9.4 Termination of Lease.</w:t>
+      </w:r>
+      <w:r>
+        <w:t xml:space="preserve"> Landlord may terminate Tenant's interest under the Lease, but no act by Landlord other than notice of termination from Landlord to Tenant shall terminate this Lease. The Lease shall terminate on the date specified in the notice of termination. Upon termination of this Lease, Tenant will remain liable to Landlord for damages in an amount equal to Rent and other sums that would have been owing by Tenant under this Lease for the balance of the Term, less the net proceeds, if any, of any reletting of the Premises by Landlord subsequent to the termination, after deducting all of Landlord's Reletting Expenses (as defined below). Landlord shall be entitled to either collect damages from Tenant monthly on the days on which Rent or other amounts would have been payable under the Lease, or alternatively, Landlord may accelerate Tenant's obligations under the Lease and recover from Tenant: (i) unpaid Rent which had been earned at the time of termination; (ii) the amount by which the unpaid Rent which would have been earned after termination until the time of award exceeds the amount of Rent loss that Tenant proves could reasonably have been avoided; (iii) the amount by which the unpaid Rent for the balance of the term of the Lease after the time of award exceeds the amount of Rent loss that Tenant proves could reasonably be avoided (discounting such amount by the discount rate of the Federal Reserve Bank of San Francisco at the time of the award, plus 1%); and (iv) any other amount necessary to compensate Landlord for all the detriment proximately caused by Tenant's failure to perform its obligations under the Lease, or which in the ordinary course would be likely to result from the Event of Default, including without limitation Reletting Expenses described below.</w:t>
+      </w:r>
+    </w:p>
+    <w:p>
+      <w:r>
+        <w:rPr>
+          <w:b/>
+        </w:rPr>
+        <w:t>9.5 Re-Entry and Reletting.</w:t>
+      </w:r>
+      <w:r>
+        <w:t xml:space="preserve"> Landlord may continue this Lease in full force and effect, and without demand or notice, re-enter and take possession of the Premises or any part thereof, expel the Tenant from the Premises and anyone claiming through or under the Tenant, and remove the personal property of either. Landlord may relet the Premises, or any part of them, in Landlord's or Tenant's name for the account of Tenant, for such period of time and at such other terms and conditions as Landlord, in its discretion, may determine. Landlord may collect and receive the rents for the Premises. To the fullest extent permitted by law, the proceeds of any reletting shall be applied: first, to pay Landlord all Reletting Expenses (defined below); second, to pay any indebtedness of Tenant to Landlord other than Rent; third, to the Rent due and unpaid hereunder; and fourth, the residue, if any, shall be held by Landlord and applied in payment of other or future obligations of Tenant to Landlord as the same may become due and payable, and Tenant shall not be entitled to receive any portion of such revenue. Re-entry or taking possession of the Premises by Landlord under this Section shall not be construed as an election on Landlord's part to terminate this Lease, unless a notice of termination is given to Tenant. Landlord reserves the right following any re-entry or reletting, or both, under this Section to exercise its right to terminate the Lease. Tenant will pay Landlord Rent and other sums which would be payable under this Lease if repossession had not occurred, less the net proceeds, if any, after reletting the Premises and after deducting Landlord's Reletting Expenses. "Reletting Expenses" is defined to include all expenses incurred by Landlord in connection with reletting the Premises, including without limitation, all repossession costs, brokerage commissions and costs for securing new tenants, attorneys' fees, remodeling and repair costs, costs for removing persons or property, costs for storing Tenant's property and equipment, and costs of tenant improvements and rent concessions granted by Landlord to any new Tenant, prorated over the life of the new lease.</w:t>
+      </w:r>
+    </w:p>
+    <w:p>
+      <w:r>
+        <w:rPr>
+          <w:b/>
+        </w:rPr>
+        <w:t>9.6 Waiver of Redemption Rights.</w:t>
+      </w:r>
+      <w:r>
+        <w:t xml:space="preserve"> Tenant, for itself, and on behalf of any and all persons claiming through or under Tenant, including creditors of all kinds, hereby waives and surrenders all rights and privileges which they may have under any present or future law, to redeem the Premises or to have a continuance of this Lease for the Term, or any extension thereof.</w:t>
+      </w:r>
+    </w:p>
+    <w:p>
+      <w:r>
+        <w:rPr>
+          <w:b/>
+        </w:rPr>
+        <w:t>9.7 Nonpayment of Additional Rent.</w:t>
+      </w:r>
+      <w:r>
+        <w:t xml:space="preserve"> All costs which Tenant is obligated to pay to Landlord pursuant to this Lease shall in the event of nonpayment be treated as if they were payments of Rent, and Landlord shall have the same rights it has with respect to nonpayment of Rent.</w:t>
+      </w:r>
+    </w:p>
+    <w:p>
+      <w:r>
+        <w:rPr>
+          <w:b/>
+        </w:rPr>
+        <w:t>9.8 Failure to Remove Property.</w:t>
+      </w:r>
+      <w:r>
+        <w:t xml:space="preserve"> If Tenant fails to remove any of its property from the Premises at Landlord's request following an uncured Event of Default, Landlord may, at its option, remove and store the property at Tenant's expense and risk. If Tenant does not pay the storage cost within five (5) days of Landlord's request, Landlord may, at its option, have any or all of such property sold at public or private sale (and Landlord may become a purchaser at such sale), in such manner as Landlord deems proper, without notice to Tenant. Landlord shall apply the proceeds of such sale: (i) to the expense of such sale, including reasonable attorneys' fees actually incurred; (ii) to the payment of the costs or charges for storing such property; (iii) to the payment of any other sums of money which may then be or thereafter become due Landlord from Tenant under any of the terms hereof; and (iv) the balance, if any, to Tenant. Nothing in this Section shall limit Landlord's right to sell Tenant's personal property as permitted by law or to foreclose Landlord's lien for unpaid Rent, if any.</w:t>
       </w:r>
     </w:p>
     <w:p>
@@ -1437,7 +1886,7 @@
         <w:pStyle w:val="Heading2"/>
       </w:pPr>
       <w:r>
-        <w:t>Article 11: Indemnification</w:t>
+        <w:t>Article 10: Subordination, Attornment, and Estoppel Certificates</w:t>
       </w:r>
     </w:p>
     <w:p>
@@ -1445,10 +1894,10 @@
         <w:rPr>
           <w:b/>
         </w:rPr>
-        <w:t>11.1 Tenant's Indemnity.</w:t>
-      </w:r>
-      <w:r>
-        <w:t xml:space="preserve"> Tenant shall indemnify, defend, and hold Landlord harmless from claims, damages, and liabilities arising from Tenant's use and occupancy of the Premises, the conduct of Tenant's business (including service of alcohol and lodging of guests), Tenant's Work, or Tenant's breach of the Lease, except to the extent caused by Landlord's gross negligence or willful misconduct.</w:t>
+        <w:t>10.1 Subordination.</w:t>
+      </w:r>
+      <w:r>
+        <w:t xml:space="preserve"> This Lease is subordinate to any current or future mortgage or ground lease. Tenant shall attorn to any successor-in-interest upon foreclosure.</w:t>
       </w:r>
     </w:p>
     <w:p>
@@ -1456,10 +1905,10 @@
         <w:rPr>
           <w:b/>
         </w:rPr>
-        <w:t>11.2 Landlord's Indemnity.</w:t>
-      </w:r>
-      <w:r>
-        <w:t xml:space="preserve"> Landlord shall indemnify, defend, and hold Tenant harmless from claims arising from Landlord's performance of Landlord's Retained Obligations to the extent caused by Landlord's negligence or willful misconduct.</w:t>
+        <w:t>10.2 Estoppel Certificates.</w:t>
+      </w:r>
+      <w:r>
+        <w:t xml:space="preserve"> Within ten (10) days after written request from Landlord, Tenant shall execute, acknowledge, and deliver to Landlord (or any prospective purchaser or lender Landlord designates) a written estoppel certificate certifying, to the extent true, each of the following: (a) that this Lease is unmodified and in full force and effect (or, if modified, stating the modifications); (b) the Commencement Date, Rent Commencement Date, and Expiration Date; (c) the amount of Base Rent and CAM Charges and the date through which each has been paid; (d) the amount of any Security Deposit held by Landlord; (e) that, to Tenant's knowledge, neither party is in default (or specifying any claimed default); (f) that Tenant has accepted and is in possession of the Premises; (g) that there are no uncured Landlord obligations or unapplied concessions, free-rent periods, or allowances (or specifying any); (h) that Tenant has no current offsets, defenses, or claims against Rent (or specifying any); and (i) such other factual matters as Landlord, its lender, or a prospective purchaser may reasonably request. Tenant's failure to timely deliver the certificate shall be conclusive that the facts stated in Landlord's proposed form are correct.</w:t>
       </w:r>
     </w:p>
     <w:p>
@@ -1467,40 +1916,12 @@
         <w:pStyle w:val="Heading2"/>
       </w:pPr>
       <w:r>
-        <w:t>Article 12: Assignment; Subletting; Ordinary-Course Occupancies</w:t>
+        <w:t>Article 11: Landlord's Right of Entry</w:t>
       </w:r>
     </w:p>
     <w:p>
       <w:r>
-        <w:rPr>
-          <w:b/>
-        </w:rPr>
-        <w:t>12.1 Consent Required.</w:t>
-      </w:r>
-      <w:r>
-        <w:t xml:space="preserve"> Tenant shall not assign the Lease or sublet the Premises without Landlord's prior written consent, not to be unreasonably withheld, conditioned, or delayed. A transfer of a controlling interest in Tenant is an assignment for this purpose, except transfers among Tenant's existing members or for estate-planning purposes. Landlord may assign its interest without Tenant's consent.</w:t>
-      </w:r>
-    </w:p>
-    <w:p>
-      <w:r>
-        <w:rPr>
-          <w:b/>
-        </w:rPr>
-        <w:t>12.2 Ordinary-Course Occupancies Permitted.</w:t>
-      </w:r>
-      <w:r>
-        <w:t xml:space="preserve"> The following are licenses in the ordinary course of the Permitted Use, not assignments or subleases, and require no consent: overnight guest stays; event and venue hires; ticketed dinners; pop-up arrangements with visiting chefs or vendors; and hourly or short-term commissary-kitchen use agreements with licensed food businesses. Tenant remains fully responsible for the Premises and for all such occupants, and all revenue therefrom is Gross Revenue.</w:t>
-      </w:r>
-    </w:p>
-    <w:p>
-      <w:r>
-        <w:rPr>
-          <w:b/>
-        </w:rPr>
-        <w:t>12.3 No Release.</w:t>
-      </w:r>
-      <w:r>
-        <w:t xml:space="preserve"> No assignment or sublease releases Tenant without Landlord's express written release.</w:t>
+        <w:t>Landlord may enter upon 24 hours' notice for inspections, repairs, or to show the space. In emergencies, Landlord may enter without notice.</w:t>
       </w:r>
     </w:p>
     <w:p>
@@ -1508,29 +1929,12 @@
         <w:pStyle w:val="Heading2"/>
       </w:pPr>
       <w:r>
-        <w:t>Article 13: Casualty; Condemnation</w:t>
+        <w:t>Article 12: Relocation of Tenant</w:t>
       </w:r>
     </w:p>
     <w:p>
       <w:r>
-        <w:rPr>
-          <w:b/>
-        </w:rPr>
-        <w:t>13.1 Casualty.</w:t>
-      </w:r>
-      <w:r>
-        <w:t xml:space="preserve"> If the Premises are damaged by fire or other casualty, Landlord shall obtain a repair estimate within forty-five (45) days. If the building shell and Landlord-insured improvements can reasonably be repaired within two hundred seventy (270) days, Landlord shall repair them (using building-insurance proceeds, which Tenant funded through Article 6.3), Tenant shall repair Tenant's Work and property (using Tenant's insurance proceeds), and the Lease continues with Base Rent and Triple-Net Expenses abated in proportion to the untenantable portion until restoration; Percentage Rent self-adjusts through Gross Revenue. If repair is estimated to exceed two hundred seventy (270) days, or if a material uninsured casualty occurs in the final two Lease Years, either party may terminate on thirty (30) days' notice.</w:t>
-      </w:r>
-    </w:p>
-    <w:p>
-      <w:r>
-        <w:rPr>
-          <w:b/>
-        </w:rPr>
-        <w:t>13.2 Condemnation.</w:t>
-      </w:r>
-      <w:r>
-        <w:t xml:space="preserve"> If all of the Premises, or so much that Tenant cannot practicably operate the Permitted Use, is taken by eminent domain, the Lease terminates as of the taking. For a lesser taking, the Lease continues with Rent equitably abated. Landlord receives the condemnation award; Tenant may pursue a separate award for moving expenses, trade fixtures, the unamortized value of Tenant's Work, and loss of business goodwill to the extent separately recoverable under applicable law.</w:t>
+        <w:t>Landlord may, upon 60 days' notice, relocate Tenant to another suite within the same Building or parcel featuring substantially similar square footage and frontage. Landlord shall pay reasonable out-of-pocket moving and rewiring costs.</w:t>
       </w:r>
     </w:p>
     <w:p>
@@ -1538,51 +1942,12 @@
         <w:pStyle w:val="Heading2"/>
       </w:pPr>
       <w:r>
-        <w:t>Article 14: Default; Remedies</w:t>
+        <w:t>Article 13: Holding Over</w:t>
       </w:r>
     </w:p>
     <w:p>
       <w:r>
-        <w:rPr>
-          <w:b/>
-        </w:rPr>
-        <w:t>14.1 Tenant Events of Default.</w:t>
-      </w:r>
-      <w:r>
-        <w:t xml:space="preserve"> Each of the following is an "Event of Default": (a) failure to pay any Rent within five (5) days after written notice of nonpayment; (b) failure to deliver any Gross Revenue statement required by Article 5 within ten (10) days after written notice; (c) failure to perform any other obligation within fifteen (15) days after written notice (or, if the cure reasonably requires longer, failure to commence within fifteen (15) days and diligently complete); (d) abandonment of the Premises coupled with failure to pay Rent; and (e) Tenant's insolvency, assignment for the benefit of creditors, or bankruptcy filing not dismissed within sixty (60) days.</w:t>
-      </w:r>
-    </w:p>
-    <w:p>
-      <w:r>
-        <w:rPr>
-          <w:b/>
-        </w:rPr>
-        <w:t>14.2 Remedies.</w:t>
-      </w:r>
-      <w:r>
-        <w:t xml:space="preserve"> Upon an Event of Default, Landlord may, cumulatively and without limitation of other lawful remedies: (a) terminate the Lease by written notice and recover the amounts provided by Washington law, including unpaid Rent earned at termination, the excess of Rent for the balance of the Term over the loss Tenant proves could reasonably be avoided (discounted at the Federal Reserve Bank of San Francisco discount rate plus 1%), and all other detriment proximately caused, including reletting expenses; or (b) without terminating, re-enter and relet the Premises for Tenant's account, applying proceeds first to reletting expenses (repossession costs, commissions, attorneys' fees, repairs, and concessions prorated over the new lease), then to Tenant's other indebtedness, then to Rent, with Tenant remaining liable for any deficiency. For purposes of computing damages, Percentage Rent for future periods shall be deemed to equal the average annual Percentage Rent payable during the thirty-six (36) months preceding the default (or the actual period, if shorter). No re-entry terminates the Lease absent written notice of termination. Tenant waives all rights of redemption to the fullest extent permitted by law.</w:t>
-      </w:r>
-    </w:p>
-    <w:p>
-      <w:r>
-        <w:rPr>
-          <w:b/>
-        </w:rPr>
-        <w:t>14.3 Landlord Default; Cure.</w:t>
-      </w:r>
-      <w:r>
-        <w:t xml:space="preserve"> Landlord is not in default unless it fails to perform an obligation within thirty (30) days after written notice from Tenant (extended so long as Landlord commences within thirty (30) days and diligently pursues completion). Tenant's sole remedy for Landlord's uncured default is actual money damages (not consequential or punitive damages); provided that if Landlord's uncured failure to perform Landlord's Retained Obligations renders a material portion of the Premises untenantable for more than thirty (30) days, Base Rent equitably abates for the affected period.</w:t>
-      </w:r>
-    </w:p>
-    <w:p>
-      <w:r>
-        <w:rPr>
-          <w:b/>
-        </w:rPr>
-        <w:t>14.4 Additional Rent.</w:t>
-      </w:r>
-      <w:r>
-        <w:t xml:space="preserve"> Every sum payable by Tenant under the Lease is collectible as Rent, and nonpayment carries the same remedies as nonpayment of Base Rent.</w:t>
+        <w:t>If Tenant remains in the Premises after expiration of the Lease without Landlord's consent, it constitutes an unlawful detainer, and Base Rent increases to 150%. Landlord's acceptance of holdover rent does not create a periodic (month-to-month) tenancy unless a separate written agreement is signed, and the tenancy shall be a holdover tenancy at sufferance, which may be terminated pursuant to Washington law.</w:t>
       </w:r>
     </w:p>
     <w:p>
@@ -1590,29 +1955,12 @@
         <w:pStyle w:val="Heading2"/>
       </w:pPr>
       <w:r>
-        <w:t>Article 15: Subordination; Attornment; Estoppel</w:t>
+        <w:t>Article 14: Brokers and Agency</w:t>
       </w:r>
     </w:p>
     <w:p>
       <w:r>
-        <w:rPr>
-          <w:b/>
-        </w:rPr>
-        <w:t>15.1 Subordination; Non-Disturbance.</w:t>
-      </w:r>
-      <w:r>
-        <w:t xml:space="preserve"> The Lease is subordinate to any current or future mortgage or deed of trust on the Premises, provided that, as a condition to subordination to any future encumbrance, the holder delivers a commercially reasonable non-disturbance agreement recognizing the Lease (including the Base Rent abatement and Percentage Rent structure) so long as no Event of Default exists. Tenant shall attorn to any successor upon foreclosure.</w:t>
-      </w:r>
-    </w:p>
-    <w:p>
-      <w:r>
-        <w:rPr>
-          <w:b/>
-        </w:rPr>
-        <w:t>15.2 Estoppel Certificates.</w:t>
-      </w:r>
-      <w:r>
-        <w:t xml:space="preserve"> Each party shall deliver, within ten (10) business days after written request, an estoppel certificate confirming the status of the Lease, the Rent, and any defaults known to the certifying party.</w:t>
+        <w:t>Tenant warrants it has dealt with no brokers other than those explicitly named, and indemnifies Landlord against any unlisted broker claims.</w:t>
       </w:r>
     </w:p>
     <w:p>
@@ -1620,12 +1968,18 @@
         <w:pStyle w:val="Heading2"/>
       </w:pPr>
       <w:r>
-        <w:t>Article 16: Landlord's Entry</w:t>
+        <w:t>Article 15: Notices</w:t>
       </w:r>
     </w:p>
     <w:p>
       <w:r>
-        <w:t>Landlord may enter the Premises on twenty-four (24) hours' notice for inspection, repairs, or showing the Premises to lenders or purchasers (and to prospective tenants during the final nine (9) months of the Term), conducted so as to minimize interference with guests and operations; and without notice in emergencies. Landlord shall respect the privacy of occupied guest rooms except in emergencies.</w:t>
+        <w:rPr>
+          <w:b/>
+        </w:rPr>
+        <w:t>15.1 Delivery.</w:t>
+      </w:r>
+      <w:r>
+        <w:t xml:space="preserve"> Legal notices must be in writing and sent to the addresses set forth in the Lease Terms Sheet (Notice Addresses), via Personal Delivery, Overnight Courier, or Certified Mail. Notwithstanding anything herein, any notice required under chapter 59.12 RCW shall be served strictly in the manner required by Washington law (including RCW 59.12.040). Email is invalid for legal default notices.</w:t>
       </w:r>
     </w:p>
     <w:p>
@@ -1633,12 +1987,29 @@
         <w:pStyle w:val="Heading2"/>
       </w:pPr>
       <w:r>
-        <w:t>Article 17: Holdover</w:t>
+        <w:t>Article 16: Dispute Resolution and Waiver of Jury Trial</w:t>
       </w:r>
     </w:p>
     <w:p>
       <w:r>
-        <w:t>If Tenant remains in possession after the Term without Landlord's written consent, the tenancy is at sufferance, Base Rent increases to one hundred fifty percent (150%) of the last-effective Base Rent, and Percentage Rent and Triple-Net Expenses continue. Acceptance of holdover rent does not create a periodic tenancy absent a signed writing.</w:t>
+        <w:rPr>
+          <w:b/>
+        </w:rPr>
+        <w:t>16.1 Venue and Fees.</w:t>
+      </w:r>
+      <w:r>
+        <w:t xml:space="preserve"> Governed by Washington law. Venue is King County. Prevailing party recovers attorney fees.</w:t>
+      </w:r>
+    </w:p>
+    <w:p>
+      <w:r>
+        <w:rPr>
+          <w:b/>
+        </w:rPr>
+        <w:t>16.2 Waiver of Jury Trial.</w:t>
+      </w:r>
+      <w:r>
+        <w:t xml:space="preserve"> TO THE MAXIMUM EXTENT PERMITTED BY WASHINGTON LAW, LANDLORD AND TENANT KNOWINGLY, VOLUNTARILY, AND INTENTIONALLY WAIVE ANY RIGHT TO TRIAL BY JURY IN ANY CIVIL ACTION, PROCEEDING, OR COUNTERCLAIM (INCLUDING UNLAWFUL DETAINER ACTIONS) BROUGHT BY EITHER PARTY AGAINST THE OTHER ON ANY MATTER ARISING OUT OF THIS LEASE.</w:t>
       </w:r>
     </w:p>
     <w:p>
@@ -1646,12 +2017,51 @@
         <w:pStyle w:val="Heading2"/>
       </w:pPr>
       <w:r>
-        <w:t>Article 18: Surrender</w:t>
+        <w:t>Article 17: Representations and Warranties</w:t>
       </w:r>
     </w:p>
     <w:p>
       <w:r>
-        <w:t>On expiration or earlier termination, Tenant shall surrender the Premises broom-clean and in good condition, ordinary wear and tear and insured casualty excepted, with all improvements described in Article 8.3 in place; shall remove its movable trade fixtures, equipment, and personal property, repairing damage from removal; and shall return all keys and access devices. Property not removed is deemed abandoned and may be removed, stored, sold, or disposed of at Tenant's expense.</w:t>
+        <w:rPr>
+          <w:b/>
+        </w:rPr>
+        <w:t>17.1 Authority to Execute.</w:t>
+      </w:r>
+      <w:r>
+        <w:t xml:space="preserve"> Each signatory represents and warrants that they have full corporate, partnership, limited liability company, or other organizational authority to execute this Lease on behalf of the party indicated; that all necessary internal authorizations have been obtained; and that the entity executing this Lease is duly organized, validly existing, and in good standing under the laws of its state of formation and qualified to do business in the State of Washington.</w:t>
+      </w:r>
+    </w:p>
+    <w:p>
+      <w:r>
+        <w:rPr>
+          <w:b/>
+        </w:rPr>
+        <w:t>17.2 OFAC and Anti-Money-Laundering Compliance.</w:t>
+      </w:r>
+      <w:r>
+        <w:t xml:space="preserve"> Each party represents and warrants that it, its principals, and its beneficial owners are not (a) listed on the Specially Designated Nationals and Blocked Persons List maintained by the U.S. Office of Foreign Assets Control (OFAC) or on any similar list maintained by any U.S. government agency; (b) a person with whom U.S. persons are restricted from doing business under the USA PATRIOT Act, Executive Order 13224, or any other U.S. anti-terrorism or anti-money-laundering law; or (c) otherwise subject to U.S. sanctions. Each party shall promptly notify the other if this representation becomes untrue at any time during the Term.</w:t>
+      </w:r>
+    </w:p>
+    <w:p>
+      <w:r>
+        <w:rPr>
+          <w:b/>
+        </w:rPr>
+        <w:t>17.3 No Brokers (Other Than Disclosed).</w:t>
+      </w:r>
+      <w:r>
+        <w:t xml:space="preserve"> Each party represents that it has not engaged any broker, finder, or agent in connection with this Lease other than those disclosed in the Lease Terms Sheet, and each party indemnifies the other against any claim by an undisclosed broker arising from its own conduct.</w:t>
+      </w:r>
+    </w:p>
+    <w:p>
+      <w:r>
+        <w:rPr>
+          <w:b/>
+        </w:rPr>
+        <w:t>17.4 Accuracy of Application Information.</w:t>
+      </w:r>
+      <w:r>
+        <w:t xml:space="preserve"> Tenant represents that all financial statements, credit information, and other materials submitted in connection with the application and Lease execution are true and complete in all material respects as of the date submitted.</w:t>
       </w:r>
     </w:p>
     <w:p>
@@ -1659,21 +2069,172 @@
         <w:pStyle w:val="Heading2"/>
       </w:pPr>
       <w:r>
-        <w:t>Article 19: No Option to Purchase</w:t>
+        <w:t>Article 18: Miscellaneous Provisions</w:t>
       </w:r>
     </w:p>
     <w:p>
-      <w:r>
-        <w:t xml:space="preserve">Tenant has expressed a goal of being in a position to purchase the building around Lease Year 10. The parties acknowledge that this is a financial goal only: </w:t>
-      </w:r>
       <w:r>
         <w:rPr>
           <w:b/>
         </w:rPr>
-        <w:t>nothing in the Lease grants Tenant an option to purchase, right of first refusal, or right of first offer, and nothing obligates either party to transact.</w:t>
-      </w:r>
-      <w:r>
-        <w:t xml:space="preserve"> Any sale would be by separate written agreement negotiated at the time.</w:t>
+        <w:t>18.1 Security Deposit.</w:t>
+      </w:r>
+      <w:r>
+        <w:t xml:space="preserve"> Held by Landlord (no trust account or interest required). May be applied to defaults; Tenant must replenish within 10 days. Balance returned within 30 days of surrender.</w:t>
+      </w:r>
+    </w:p>
+    <w:p>
+      <w:r>
+        <w:rPr>
+          <w:b/>
+        </w:rPr>
+        <w:t>18.2 Limitation of Liability (Non-Recourse).</w:t>
+      </w:r>
+      <w:r>
+        <w:t xml:space="preserve"> Landlord's liability is strictly limited to its equity interest in the Building. Landlord is never liable for Tenant's consequential damages or lost profits.</w:t>
+      </w:r>
+    </w:p>
+    <w:p>
+      <w:r>
+        <w:rPr>
+          <w:b/>
+        </w:rPr>
+        <w:t>18.3 Utility Interruptions.</w:t>
+      </w:r>
+      <w:r>
+        <w:t xml:space="preserve"> Landlord is not liable for infrastructure or utility outages, nor do they constitute eviction.</w:t>
+      </w:r>
+    </w:p>
+    <w:p>
+      <w:r>
+        <w:rPr>
+          <w:b/>
+        </w:rPr>
+        <w:t>18.4 Quiet Enjoyment.</w:t>
+      </w:r>
+      <w:r>
+        <w:t xml:space="preserve"> Provided Tenant performs all obligations, Tenant may peaceably enjoy the Premises.</w:t>
+      </w:r>
+    </w:p>
+    <w:p>
+      <w:r>
+        <w:rPr>
+          <w:b/>
+        </w:rPr>
+        <w:t>18.5 Severability and Force Majeure.</w:t>
+      </w:r>
+      <w:r>
+        <w:t xml:space="preserve"> Invalid provisions are severed. Delays in performance caused by acts of God, fire, flood, earthquake, pandemic or epidemic, war, terrorism, civil disturbance, government orders or shutdowns, labor disputes or strikes, supply chain disruptions, or other causes beyond the reasonable control of the affected party shall extend the time for that party's performance by the duration of the delay; provided, however, that Tenant's obligation to timely pay Rent shall not be excused or delayed for any reason.</w:t>
+      </w:r>
+    </w:p>
+    <w:p>
+      <w:r>
+        <w:rPr>
+          <w:b/>
+        </w:rPr>
+        <w:t>18.6 No Partnership or Joint Venture.</w:t>
+      </w:r>
+      <w:r>
+        <w:t xml:space="preserve"> Nothing contained in this Lease shall be deemed or construed to create a partnership, joint venture, agency, employment, or any other relationship between Landlord and Tenant other than that of landlord and tenant.</w:t>
+      </w:r>
+    </w:p>
+    <w:p>
+      <w:r>
+        <w:rPr>
+          <w:b/>
+        </w:rPr>
+        <w:t>18.7 Counterparts and Electronic Signatures.</w:t>
+      </w:r>
+      <w:r>
+        <w:t xml:space="preserve"> This Lease may be executed in one or more counterparts, each of which shall be deemed an original, and all of which together shall constitute one and the same instrument. Signatures transmitted by facsimile, email (PDF), or executed via a recognized electronic signature platform (e.g., DocuSign, Adobe Sign) shall have the same force and effect as original ink signatures, except where Washington law requires original signatures (such as notarized instruments).</w:t>
+      </w:r>
+    </w:p>
+    <w:p>
+      <w:r>
+        <w:rPr>
+          <w:b/>
+        </w:rPr>
+        <w:t>18.8 Confidentiality.</w:t>
+      </w:r>
+      <w:r>
+        <w:t xml:space="preserve"> Each party agrees to keep confidential the financial and economic terms of this Lease and any non-public information disclosed in connection herewith, except as required by law, court order, or regulatory request, and except as reasonably necessary for disclosure to lenders, prospective lenders, prospective purchasers or assignees, attorneys, accountants, insurers, or other professional advisors who are themselves bound by similar confidentiality obligations.</w:t>
+      </w:r>
+    </w:p>
+    <w:p>
+      <w:r>
+        <w:rPr>
+          <w:b/>
+        </w:rPr>
+        <w:t>18.9 No Recording; Memorandum of Lease.</w:t>
+      </w:r>
+      <w:r>
+        <w:t xml:space="preserve"> Tenant shall not record this Lease, or any memorandum, affidavit, or other document referencing this Lease, in the real property records of any jurisdiction without Landlord's prior written consent. Any recording in violation of this provision shall constitute a material default and shall be removable by Landlord at Tenant's sole cost.</w:t>
+      </w:r>
+    </w:p>
+    <w:p>
+      <w:r>
+        <w:rPr>
+          <w:b/>
+        </w:rPr>
+        <w:t>18.10 Entire Agreement; Amendments.</w:t>
+      </w:r>
+      <w:r>
+        <w:t xml:space="preserve"> This Lease (comprising the Lease Terms Sheet with its Exhibits, these Standard Lease Terms, and the Definitions &amp; Glossary) constitutes the entire agreement between the parties and supersedes all prior negotiations, representations, and agreements, including the Letter of Intent. No amendment is effective unless in writing and signed by both parties; provided, however, that Landlord may amend the Standard Lease Terms and the Definitions &amp; Glossary from time to time as the standard form for the Property, with such amendments applying only to leases executed after the effective date of such amendment.</w:t>
+      </w:r>
+    </w:p>
+    <w:p>
+      <w:r>
+        <w:rPr>
+          <w:b/>
+        </w:rPr>
+        <w:t>18.11 Successors and Assigns.</w:t>
+      </w:r>
+      <w:r>
+        <w:t xml:space="preserve"> This Lease shall be binding upon and inure to the benefit of the parties and their respective heirs, executors, administrators, successors, and (to the extent permitted) assigns.</w:t>
+      </w:r>
+    </w:p>
+    <w:p>
+      <w:r>
+        <w:rPr>
+          <w:b/>
+        </w:rPr>
+        <w:t>18.12 Headings.</w:t>
+      </w:r>
+      <w:r>
+        <w:t xml:space="preserve"> Article and section headings are for convenience only and shall not affect the interpretation of this Lease.</w:t>
+      </w:r>
+    </w:p>
+    <w:p>
+      <w:r>
+        <w:rPr>
+          <w:b/>
+        </w:rPr>
+        <w:t>18.13 Submission Not an Offer.</w:t>
+      </w:r>
+      <w:r>
+        <w:t xml:space="preserve"> The submission of this Lease or any summary of terms by Landlord to Tenant for review or signature does not constitute an offer to lease, a reservation of, or an option for the Premises. This Lease becomes effective and binding only upon full execution and delivery by both Landlord and Tenant.</w:t>
+      </w:r>
+    </w:p>
+    <w:p>
+      <w:r>
+        <w:rPr>
+          <w:b/>
+        </w:rPr>
+        <w:t>18.14 No Light, Air, or View Easement.</w:t>
+      </w:r>
+      <w:r>
+        <w:t xml:space="preserve"> No diminution or shutting off of light, air, or view by any structure that may be erected on lands adjacent to the Building shall affect this Lease, abate Rent, or impose any liability on Landlord. Tenant is granted no easement for light, air, or view.</w:t>
+      </w:r>
+    </w:p>
+    <w:p>
+      <w:r>
+        <w:rPr>
+          <w:b/>
+        </w:rPr>
+        <w:t>18.15 Approximate Measurements.</w:t>
+      </w:r>
+      <w:r>
+        <w:t xml:space="preserve"> All square footage, dimension, and Proportionate Share figures stated in this Lease are approximate, are mutually agreed and conclusive for all purposes of this Lease, and shall not be subject to remeasurement. No variance between any stated figure and the actual measurement of the Premises or the Building shall change the Rent, the Proportionate Share, or any other obligation under this Lease, or give rise to any claim, offset, or adjustment by either party.</w:t>
       </w:r>
     </w:p>
     <w:p>
@@ -1681,7 +2242,7 @@
         <w:pStyle w:val="Heading2"/>
       </w:pPr>
       <w:r>
-        <w:t>Article 20: Security Deposit; Guaranty</w:t>
+        <w:t>Article 19: Site Rules and Regulations</w:t>
       </w:r>
     </w:p>
     <w:p>
@@ -1689,10 +2250,10 @@
         <w:rPr>
           <w:b/>
         </w:rPr>
-        <w:t>20.1 Security Deposit.</w:t>
-      </w:r>
-      <w:r>
-        <w:t xml:space="preserve"> The Security Deposit, if any, is stated in the Lease Terms Sheet. Where a deposit is stated, Landlord holds it (without trust account or interest) as security for Tenant's performance; it may be applied to defaults, must be replenished within ten (10) days after application, and the balance returned within thirty (30) days after surrender. Where the Lease Terms Sheet states none, no deposit is required, the parties acknowledging that Tenant's Exhibit B fit-out (which attaches to the building under Article 8.3) and the triple-net structure together serve the protective function a deposit ordinarily would.</w:t>
+        <w:t>19.1</w:t>
+      </w:r>
+      <w:r>
+        <w:t xml:space="preserve"> Sidewalks and corridors must remain unobstructed.</w:t>
       </w:r>
     </w:p>
     <w:p>
@@ -1700,10 +2261,65 @@
         <w:rPr>
           <w:b/>
         </w:rPr>
-        <w:t>20.2 Guaranty.</w:t>
-      </w:r>
-      <w:r>
-        <w:t xml:space="preserve"> Any guaranty of Tenant's obligations is as stated in the Lease Terms Sheet. Where it states none, Tenant's obligations are not guaranteed by any person or entity.</w:t>
+        <w:t>19.2</w:t>
+      </w:r>
+      <w:r>
+        <w:t xml:space="preserve"> Plumbing fixtures shall not be misused (no grease or caustic chemicals).</w:t>
+      </w:r>
+    </w:p>
+    <w:p>
+      <w:r>
+        <w:rPr>
+          <w:b/>
+        </w:rPr>
+        <w:t>19.3</w:t>
+      </w:r>
+      <w:r>
+        <w:t xml:space="preserve"> Trash must be stored inside until moved to dumpsters. Cardboard must be broken down.</w:t>
+      </w:r>
+    </w:p>
+    <w:p>
+      <w:r>
+        <w:rPr>
+          <w:b/>
+        </w:rPr>
+        <w:t>19.4</w:t>
+      </w:r>
+      <w:r>
+        <w:t xml:space="preserve"> No objectionable odors or loud noises may emanate from the space.</w:t>
+      </w:r>
+    </w:p>
+    <w:p>
+      <w:r>
+        <w:rPr>
+          <w:b/>
+        </w:rPr>
+        <w:t>19.5</w:t>
+      </w:r>
+      <w:r>
+        <w:t xml:space="preserve"> Deliveries must not block main entrances or parking.</w:t>
+      </w:r>
+    </w:p>
+    <w:p>
+      <w:r>
+        <w:rPr>
+          <w:b/>
+        </w:rPr>
+        <w:t>19.6</w:t>
+      </w:r>
+      <w:r>
+        <w:t xml:space="preserve"> No animals permitted without Landlord consent, except service animals as defined by Applicable Laws. (No certification beyond law is required.)</w:t>
+      </w:r>
+    </w:p>
+    <w:p>
+      <w:r>
+        <w:rPr>
+          <w:b/>
+        </w:rPr>
+        <w:t>19.7</w:t>
+      </w:r>
+      <w:r>
+        <w:t xml:space="preserve"> Smoking and vaping are strictly prohibited inside and within 25 feet of entrances or windows per RCW 70.160.</w:t>
       </w:r>
     </w:p>
     <w:p>
@@ -1711,20 +2327,7 @@
         <w:pStyle w:val="Heading2"/>
       </w:pPr>
       <w:r>
-        <w:t>Article 21: Notices</w:t>
-      </w:r>
-    </w:p>
-    <w:p>
-      <w:r>
-        <w:t>Legal notices must be in writing and delivered by personal delivery, overnight courier, or certified mail (return receipt requested) to the notice addresses stated in the Lease Terms Sheet, effective on delivery or refusal. Any notice under chapter 59.12 RCW shall be served strictly as Washington law requires (including RCW 59.12.040). Email does not constitute legal notice of default. Either party may change its notice address by written notice given as provided above.</w:t>
-      </w:r>
-    </w:p>
-    <w:p>
-      <w:pPr>
-        <w:pStyle w:val="Heading2"/>
-      </w:pPr>
-      <w:r>
-        <w:t>Article 22: Dispute Resolution</w:t>
+        <w:t>Article 20: Signage and Parking</w:t>
       </w:r>
     </w:p>
     <w:p>
@@ -1732,10 +2335,10 @@
         <w:rPr>
           <w:b/>
         </w:rPr>
-        <w:t>22.1 Governing Law; Venue; Fees.</w:t>
-      </w:r>
-      <w:r>
-        <w:t xml:space="preserve"> The Lease is governed by Washington law. Venue lies in King County, Washington. The prevailing party in any action recovers its reasonable attorneys' fees and costs.</w:t>
+        <w:t>20.1 Signage.</w:t>
+      </w:r>
+      <w:r>
+        <w:t xml:space="preserve"> No exterior signs or window decals (&gt;20% of glass) without Landlord's written consent and required municipal permits. Tenant must remove signs and repair fascia upon vacating.</w:t>
       </w:r>
     </w:p>
     <w:p>
@@ -1743,206 +2346,10 @@
         <w:rPr>
           <w:b/>
         </w:rPr>
-        <w:t>22.2 Waiver of Jury Trial.</w:t>
-      </w:r>
-      <w:r>
-        <w:t xml:space="preserve"> TO THE MAXIMUM EXTENT PERMITTED BY WASHINGTON LAW, LANDLORD AND TENANT KNOWINGLY, VOLUNTARILY, AND INTENTIONALLY WAIVE TRIAL BY JURY IN ANY ACTION OR PROCEEDING (INCLUDING UNLAWFUL DETAINER) ARISING OUT OF THE LEASE.</w:t>
-      </w:r>
-    </w:p>
-    <w:p>
-      <w:pPr>
-        <w:pStyle w:val="Heading2"/>
-      </w:pPr>
-      <w:r>
-        <w:t>Article 23: Miscellaneous</w:t>
-      </w:r>
-    </w:p>
-    <w:p>
-      <w:r>
-        <w:rPr>
-          <w:b/>
-        </w:rPr>
-        <w:t>23.1 Force Majeure.</w:t>
-      </w:r>
-      <w:r>
-        <w:t xml:space="preserve"> Delays caused by acts of God, fire, flood, earthquake, epidemic, war, civil disturbance, governmental orders, ferry-service disruption materially affecting construction logistics, labor disputes, supply-chain disruption, or other causes beyond a party's reasonable control extend that party's time for performance by the duration of the delay; provided that Tenant's obligation to pay Rent when due is never excused by Force Majeure.</w:t>
-      </w:r>
-    </w:p>
-    <w:p>
-      <w:r>
-        <w:rPr>
-          <w:b/>
-        </w:rPr>
-        <w:t>23.2 Acknowledgment; Recording.</w:t>
-      </w:r>
-      <w:r>
-        <w:t xml:space="preserve"> Because the Term exceeds two (2) years, the parties shall execute and acknowledge the Lease before a notary as required for leases of this duration under Washington law. At either party's request, the parties shall execute a memorandum of lease in recordable form (omitting economic terms), recorded at the requesting party's cost. Neither party shall record the Lease itself.</w:t>
-      </w:r>
-    </w:p>
-    <w:p>
-      <w:r>
-        <w:rPr>
-          <w:b/>
-        </w:rPr>
-        <w:t>23.3 Brokers.</w:t>
-      </w:r>
-      <w:r>
-        <w:t xml:space="preserve"> Each party represents it has dealt with no broker in connection with the Lease and indemnifies the other against claims arising from its own conduct.</w:t>
-      </w:r>
-    </w:p>
-    <w:p>
-      <w:r>
-        <w:rPr>
-          <w:b/>
-        </w:rPr>
-        <w:t>23.4 Authority; OFAC.</w:t>
-      </w:r>
-      <w:r>
-        <w:t xml:space="preserve"> Each signatory warrants full authority to execute the Lease for its party, and each party warrants that it and its principals are not subject to U.S. sanctions or listed on the OFAC Specially Designated Nationals list.</w:t>
-      </w:r>
-    </w:p>
-    <w:p>
-      <w:r>
-        <w:rPr>
-          <w:b/>
-        </w:rPr>
-        <w:t>23.5 Limitation of Landlord Liability.</w:t>
-      </w:r>
-      <w:r>
-        <w:t xml:space="preserve"> Landlord's liability under the Lease is limited to Landlord's interest in the Premises; Landlord is not liable for Tenant's consequential damages or lost profits.</w:t>
-      </w:r>
-    </w:p>
-    <w:p>
-      <w:r>
-        <w:rPr>
-          <w:b/>
-        </w:rPr>
-        <w:t>23.6 Confidentiality.</w:t>
-      </w:r>
-      <w:r>
-        <w:t xml:space="preserve"> The financial and economic terms of the Lease and the parties' revenue statements, audit results, and planning materials are confidential, except disclosures required by law or made to lenders, purchasers, attorneys, accountants, insurers, or other advisors bound by similar obligations.</w:t>
-      </w:r>
-    </w:p>
-    <w:p>
-      <w:r>
-        <w:rPr>
-          <w:b/>
-        </w:rPr>
-        <w:t>23.7 Entire Agreement; Amendment.</w:t>
-      </w:r>
-      <w:r>
-        <w:t xml:space="preserve"> The Lease (the Lease Terms Sheet with its Exhibits, these Standard Lease Terms, and the Definitions &amp; Glossary) is the entire agreement between the parties regarding the Premises and supersedes all prior discussions, including the July 2026 prospectus (which is a planning document, not a contract, except as its terms are expressly implemented herein). Amendments must be in a writing signed by both parties.</w:t>
-      </w:r>
-    </w:p>
-    <w:p>
-      <w:r>
-        <w:rPr>
-          <w:b/>
-        </w:rPr>
-        <w:t>23.8 Severability; Counterparts; E-Signatures.</w:t>
-      </w:r>
-      <w:r>
-        <w:t xml:space="preserve"> Invalid provisions are severed. The Lease may be executed in counterparts, and electronic or PDF signatures are effective except where Washington law requires original or notarized signatures.</w:t>
-      </w:r>
-    </w:p>
-    <w:p>
-      <w:r>
-        <w:rPr>
-          <w:b/>
-        </w:rPr>
-        <w:t>23.9 No Partnership.</w:t>
-      </w:r>
-      <w:r>
-        <w:t xml:space="preserve"> Nothing in the Lease — including Percentage Rent — creates a partnership, joint venture, or agency between Landlord and Tenant; the relationship is solely that of landlord and tenant.</w:t>
-      </w:r>
-    </w:p>
-    <w:p>
-      <w:r>
-        <w:rPr>
-          <w:b/>
-        </w:rPr>
-        <w:t>23.10 Successors.</w:t>
-      </w:r>
-      <w:r>
-        <w:t xml:space="preserve"> The Lease binds and benefits the parties and their permitted successors and assigns.</w:t>
-      </w:r>
-    </w:p>
-    <w:p>
-      <w:r>
-        <w:rPr>
-          <w:i/>
-        </w:rPr>
-        <w:t>End of the Standard Lease Terms for The Burton Inn — Draft v0.6, July 14, 2026. Capitalized terms are defined in the accompanying Definitions &amp; Glossary; to be read with the Lease Terms Sheet.</w:t>
-      </w:r>
-    </w:p>
-    <w:p>
-      <w:r>
-        <w:br w:type="page"/>
-      </w:r>
-    </w:p>
-    <w:p>
-      <w:pPr>
-        <w:pStyle w:val="Title"/>
-      </w:pPr>
-      <w:r>
-        <w:t>Definitions &amp; Glossary</w:t>
-      </w:r>
-    </w:p>
-    <w:p>
-      <w:r>
-        <w:rPr>
-          <w:b/>
-        </w:rPr>
-        <w:t>The Burton Inn</w:t>
-      </w:r>
-    </w:p>
-    <w:p>
-      <w:r>
-        <w:rPr>
-          <w:b/>
-        </w:rPr>
-        <w:t>Draft v0.6 — July 14, 2026 — prepared from the July 2026 Rent Basis &amp; Owner Return prospectus</w:t>
-      </w:r>
-    </w:p>
-    <w:p>
-      <w:pPr>
-        <w:pStyle w:val="IntenseQuote"/>
-      </w:pPr>
-      <w:r>
-        <w:rPr>
-          <w:b/>
-        </w:rPr>
-        <w:t>Applicability.</w:t>
-      </w:r>
-      <w:r>
-        <w:t xml:space="preserve"> This Definitions &amp; Glossary is one of the three documents that together form the Commercial Lease Agreement for The Burton Inn (the "Lease"): the </w:t>
-      </w:r>
-      <w:r>
-        <w:rPr>
-          <w:b/>
-        </w:rPr>
-        <w:t>Lease Terms Sheet</w:t>
-      </w:r>
-      <w:r>
-        <w:t xml:space="preserve"> (the deal-specific terms and exhibits), the </w:t>
-      </w:r>
-      <w:r>
-        <w:rPr>
-          <w:b/>
-        </w:rPr>
-        <w:t>Standard Lease Terms</w:t>
-      </w:r>
-      <w:r>
-        <w:t xml:space="preserve"> (the operating and legal terms), and this </w:t>
-      </w:r>
-      <w:r>
-        <w:rPr>
-          <w:b/>
-        </w:rPr>
-        <w:t>Definitions &amp; Glossary</w:t>
-      </w:r>
-      <w:r>
-        <w:t xml:space="preserve"> (the defined terms used across both). It defines the capitalized terms used throughout the Lease. Terms defined in the Lease Terms Sheet control where they differ from the general definitions below.</w:t>
+        <w:t>20.2 Parking.</w:t>
+      </w:r>
+      <w:r>
+        <w:t xml:space="preserve"> Tenant and employees must park in designated Employee areas. No vehicle storage over 48 hours. Landlord reserves the right to tow violators.</w:t>
       </w:r>
     </w:p>
     <w:p>
@@ -1958,7 +2365,7 @@
         <w:rPr>
           <w:i/>
         </w:rPr>
-        <w:t>Terms defined in the Lease Terms Sheet (such as Base Rent, Breakpoint, Commencement Date, Permitted Use, Premises, and Term) have the meanings given there; the entries below state their general meaning and point to the governing provision.</w:t>
+        <w:t>This glossary defines the capitalized terms used throughout the Commercial Lease Agreement, including the Lease Terms Sheet and these Standard Lease Terms. Terms appear in alphabetical order.</w:t>
       </w:r>
     </w:p>
     <w:p>
@@ -1969,7 +2376,7 @@
         <w:t>Additional Rent.</w:t>
       </w:r>
       <w:r>
-        <w:t xml:space="preserve"> Any sum payable by Tenant under the Lease other than Base Rent, including Percentage Rent, Triple-Net Expenses, late charges, interest, and indemnification payments. All Additional Rent is collectible as Rent.</w:t>
+        <w:t xml:space="preserve"> Any and all sums of money or charges required to be paid by Tenant under this Lease other than Base Rent, including but not limited to CAM Charges, late charges, interest, audit fees, and indemnification payments.</w:t>
       </w:r>
     </w:p>
     <w:p>
@@ -1980,7 +2387,18 @@
         <w:t>Alterations.</w:t>
       </w:r>
       <w:r>
-        <w:t xml:space="preserve"> Any physical additions, improvements, cosmetic updates, or architectural changes made to the Premises by Tenant after the Commencement Date, other than Tenant's initial Work under Exhibit B.</w:t>
+        <w:t xml:space="preserve"> Any physical additions, improvements, cosmetic updates, or architectural changes made to the interior or exterior of the Premises by the Tenant after the Lease Start Date.</w:t>
+      </w:r>
+    </w:p>
+    <w:p>
+      <w:r>
+        <w:rPr>
+          <w:b/>
+        </w:rPr>
+        <w:t>Applicable Laws.</w:t>
+      </w:r>
+      <w:r>
+        <w:t xml:space="preserve"> All present and future federal, state, county, and municipal laws, ordinances, regulations, and building codes applicable to the Property, including but not limited to King County zoning codes, the Washington State Building Code, the Americans with Disabilities Act (ADA), and environmental regulations.</w:t>
       </w:r>
     </w:p>
     <w:p>
@@ -1991,7 +2409,7 @@
         <w:t>Base Rent.</w:t>
       </w:r>
       <w:r>
-        <w:t xml:space="preserve"> The fixed monthly amount stated in the Lease Terms Sheet, exclusive of Percentage Rent, Triple-Net Expenses, and utilities.</w:t>
+        <w:t xml:space="preserve"> The fixed, minimum monthly amount Tenant must pay Landlord for the right to occupy the Premises, excluding CAM Charges, utilities, and late fees.</w:t>
       </w:r>
     </w:p>
     <w:p>
@@ -1999,10 +2417,10 @@
         <w:rPr>
           <w:b/>
         </w:rPr>
-        <w:t>Breakpoint.</w:t>
-      </w:r>
-      <w:r>
-        <w:t xml:space="preserve"> The Gross Revenue threshold stated in the Lease Terms Sheet above which Percentage Rent accrues; the natural breakpoint equal to annual Base Rent divided by the Percentage Rent Rate.</w:t>
+        <w:t>Building.</w:t>
+      </w:r>
+      <w:r>
+        <w:t xml:space="preserve"> The entire physical structure and underlying real property in which the Premises are located, including the roof, foundation, exterior walls, and shared utility systems.</w:t>
       </w:r>
     </w:p>
     <w:p>
@@ -2010,10 +2428,21 @@
         <w:rPr>
           <w:b/>
         </w:rPr>
-        <w:t>Commencement Date.</w:t>
-      </w:r>
-      <w:r>
-        <w:t xml:space="preserve"> The date stated in the Lease Terms Sheet on which the Term begins and possession is delivered.</w:t>
+        <w:t>CAM Charges (Common Area Maintenance).</w:t>
+      </w:r>
+      <w:r>
+        <w:t xml:space="preserve"> The costs and expenses incurred by the Landlord to operate, repair, maintain, and manage the Building and the Common Areas. These are passed through to the Tenant based on their Proportionate Share.</w:t>
+      </w:r>
+    </w:p>
+    <w:p>
+      <w:r>
+        <w:rPr>
+          <w:b/>
+        </w:rPr>
+        <w:t>Common Areas.</w:t>
+      </w:r>
+      <w:r>
+        <w:t xml:space="preserve"> All areas and facilities outside the Premises that are provided and designated by Landlord for the general, non-exclusive use of Landlord, Tenant, other tenants of the Building, and their respective employees and invitees. This includes parking lots, landscaped areas, sidewalks, exterior lighting, driveways, and shared trash enclosures.</w:t>
       </w:r>
     </w:p>
     <w:p>
@@ -2024,7 +2453,7 @@
         <w:t>Event of Default.</w:t>
       </w:r>
       <w:r>
-        <w:t xml:space="preserve"> Any of the events listed in Article 14.1.</w:t>
+        <w:t xml:space="preserve"> A material breach of the Lease Agreement by the Tenant, such as failing to pay Rent, abandoning the space, or violating the Site Rules, which grants Landlord the right to pursue eviction or other legal remedies as outlined in Article 9 of these Standard Lease Terms.</w:t>
       </w:r>
     </w:p>
     <w:p>
@@ -2032,10 +2461,10 @@
         <w:rPr>
           <w:b/>
         </w:rPr>
-        <w:t>Force Majeure.</w:t>
-      </w:r>
-      <w:r>
-        <w:t xml:space="preserve"> The causes of excused delay described in Article 23.1.</w:t>
+        <w:t>Good Faith Deposit.</w:t>
+      </w:r>
+      <w:r>
+        <w:t xml:space="preserve"> The initial, refundable sum of money submitted by the Applicant alongside the Letter of Intent to demonstrate sincere interest in leasing the Premises while background checks and lease drafting occur.</w:t>
       </w:r>
     </w:p>
     <w:p>
@@ -2043,10 +2472,10 @@
         <w:rPr>
           <w:b/>
         </w:rPr>
-        <w:t>Gross Revenue.</w:t>
-      </w:r>
-      <w:r>
-        <w:t xml:space="preserve"> Revenue counted toward Percentage Rent, as defined in Article 5.2 and limited by the exclusions in Article 5.3.</w:t>
+        <w:t>Guarantor.</w:t>
+      </w:r>
+      <w:r>
+        <w:t xml:space="preserve"> The individual person (or persons) who signs the Unconditional Guaranty of Lease, making them personally and financially responsible for the Tenant's (the business entity's) obligations, debts, and performance under the Lease.</w:t>
       </w:r>
     </w:p>
     <w:p>
@@ -2057,7 +2486,7 @@
         <w:t>Hazardous Materials.</w:t>
       </w:r>
       <w:r>
-        <w:t xml:space="preserve"> Any substance defined as toxic, hazardous, or regulated under federal, state, or local law, including the Washington Model Toxics Control Act (MTCA) and CERCLA.</w:t>
+        <w:t xml:space="preserve"> Any substance, chemical, waste, or material defined as toxic, explosive, corrosive, flammable, or hazardous by any federal, state, or local law, rule, or regulation, including the Washington Model Toxics Control Act (MTCA) and CERCLA.</w:t>
       </w:r>
     </w:p>
     <w:p>
@@ -2065,10 +2494,10 @@
         <w:rPr>
           <w:b/>
         </w:rPr>
-        <w:t>Landlord's Retained Obligations.</w:t>
-      </w:r>
-      <w:r>
-        <w:t xml:space="preserve"> Landlord's maintenance, repair, and replacement obligations under Article 9.2, together with the Exhibit C capital systems.</w:t>
+        <w:t>Lease Expiration Date.</w:t>
+      </w:r>
+      <w:r>
+        <w:t xml:space="preserve"> The specific date on which the Term of the Lease naturally concludes and the Tenant must surrender the Premises back to the Landlord.</w:t>
       </w:r>
     </w:p>
     <w:p>
@@ -2076,10 +2505,10 @@
         <w:rPr>
           <w:b/>
         </w:rPr>
-        <w:t>Lease Year.</w:t>
-      </w:r>
-      <w:r>
-        <w:t xml:space="preserve"> The twelve-month accounting period defined in the Lease Terms Sheet, used to measure the Breakpoint, Percentage Rent, and Term milestones.</w:t>
+        <w:t>Lease Start Date.</w:t>
+      </w:r>
+      <w:r>
+        <w:t xml:space="preserve"> The specific date the Tenant is legally granted access to and takes possession of the Premises. (This is often earlier than the Rent Commencement Date to allow for Tenant Improvements or setup.)</w:t>
       </w:r>
     </w:p>
     <w:p>
@@ -2087,10 +2516,10 @@
         <w:rPr>
           <w:b/>
         </w:rPr>
-        <w:t>Opening Date.</w:t>
-      </w:r>
-      <w:r>
-        <w:t xml:space="preserve"> The date the guest rooms first open to paying guests (Phase 1), as described in Article 3.3.</w:t>
+        <w:t>Lease Terms Sheet.</w:t>
+      </w:r>
+      <w:r>
+        <w:t xml:space="preserve"> The deal-specific portion of the Commercial Lease Agreement, completed and signed for each tenant. It sets out the parties, premises, term, financial terms, permitted use, special conditions, notice addresses, and signatures, together with any attached Exhibits (such as the legal description, guaranty, work letter, or NNN amendment). Where the Lease Terms Sheet is silent, these Standard Lease Terms and the Definitions &amp; Glossary control; in the event of a conflict, the Lease Terms Sheet prevails.</w:t>
       </w:r>
     </w:p>
     <w:p>
@@ -2098,10 +2527,10 @@
         <w:rPr>
           <w:b/>
         </w:rPr>
-        <w:t>Percentage Rent.</w:t>
-      </w:r>
-      <w:r>
-        <w:t xml:space="preserve"> The rent computed under Article 5 as the Percentage Rent Rate applied to Gross Revenue above the Breakpoint.</w:t>
+        <w:t>NNN Lease (Triple Net Lease).</w:t>
+      </w:r>
+      <w:r>
+        <w:t xml:space="preserve"> A lease structure under which Tenant pays Base Rent plus all property-level operating expenses directly, including real property taxes, insurance premiums, and maintenance costs, in lieu of (or as a substitute for) the standard CAM pass-through. Where elected in the Lease Terms Sheet (Financial Obligations), the provisions of Exhibit D of the Lease Terms Sheet apply.</w:t>
       </w:r>
     </w:p>
     <w:p>
@@ -2109,10 +2538,10 @@
         <w:rPr>
           <w:b/>
         </w:rPr>
-        <w:t>Percentage Rent Rate.</w:t>
-      </w:r>
-      <w:r>
-        <w:t xml:space="preserve"> The percentage stated in the Lease Terms Sheet (10%).</w:t>
+        <w:t>Normal Wear and Tear.</w:t>
+      </w:r>
+      <w:r>
+        <w:t xml:space="preserve"> The expected, minor deterioration that occurs to the Premises simply from the day-to-day, reasonable use of the space over the Term (e.g., minor scuffs on the floor, slight fading of paint). It expressly does not include damages caused by negligence, heavy impact, lack of maintenance, or the removal of Trade Fixtures.</w:t>
       </w:r>
     </w:p>
     <w:p>
@@ -2123,7 +2552,7 @@
         <w:t>Permitted Use.</w:t>
       </w:r>
       <w:r>
-        <w:t xml:space="preserve"> The business activity Tenant may conduct at the Premises, as stated in the Lease Terms Sheet and elaborated in Article 7.</w:t>
+        <w:t xml:space="preserve"> The strictly defined, specific business activity that the Tenant is allowed to conduct within the Premises, as written in the Lease Terms Sheet.</w:t>
       </w:r>
     </w:p>
     <w:p>
@@ -2134,7 +2563,18 @@
         <w:t>Premises.</w:t>
       </w:r>
       <w:r>
-        <w:t xml:space="preserve"> The entire building, land, and grounds leased to Tenant, as described in the Lease Terms Sheet and Exhibit A.</w:t>
+        <w:t xml:space="preserve"> The specific, exclusive physical footprint of space leased to the Tenant, usually defined by a suite number, address, or floor plan attached to the Lease Terms Sheet. All square footage figures stated for the Premises are approximate.</w:t>
+      </w:r>
+    </w:p>
+    <w:p>
+      <w:r>
+        <w:rPr>
+          <w:b/>
+        </w:rPr>
+        <w:t>Proportionate Share.</w:t>
+      </w:r>
+      <w:r>
+        <w:t xml:space="preserve"> The fraction or percentage of the Building's total rentable square footage that is occupied by the Tenant. This percentage is used to calculate the Tenant's portion of the CAM Charges. Stated Proportionate Share percentages are based on approximate measurements and are conclusive for all purposes of this Lease.</w:t>
       </w:r>
     </w:p>
     <w:p>
@@ -2145,7 +2585,7 @@
         <w:t>Rent.</w:t>
       </w:r>
       <w:r>
-        <w:t xml:space="preserve"> Collectively, Base Rent, Percentage Rent, Triple-Net Expenses, and all other Additional Rent.</w:t>
+        <w:t xml:space="preserve"> A collective term encompassing both Base Rent and Additional Rent.</w:t>
       </w:r>
     </w:p>
     <w:p>
@@ -2156,7 +2596,7 @@
         <w:t>Rent Commencement Date.</w:t>
       </w:r>
       <w:r>
-        <w:t xml:space="preserve"> The date stated in the Lease Terms Sheet on which Base Rent begins after the Lease Year 1 abatement.</w:t>
+        <w:t xml:space="preserve"> The specific date on which the Tenant's obligation to begin paying Base Rent and CAM Charges begins.</w:t>
       </w:r>
     </w:p>
     <w:p>
@@ -2164,10 +2604,21 @@
         <w:rPr>
           <w:b/>
         </w:rPr>
-        <w:t>Tenant's Work.</w:t>
-      </w:r>
-      <w:r>
-        <w:t xml:space="preserve"> The tenant-funded interior fit-out described in Exhibit B.</w:t>
+        <w:t>Security Deposit.</w:t>
+      </w:r>
+      <w:r>
+        <w:t xml:space="preserve"> A sum of money held by the Landlord throughout the Term of the Lease to cover any potential damages to the Premises, unpaid Rent, or other defaults by the Tenant upon the conclusion of the Lease.</w:t>
+      </w:r>
+    </w:p>
+    <w:p>
+      <w:r>
+        <w:rPr>
+          <w:b/>
+        </w:rPr>
+        <w:t>Tenant Improvements (TIs).</w:t>
+      </w:r>
+      <w:r>
+        <w:t xml:space="preserve"> The initial construction, build-out, or remodeling work required to prepare the "As-Is" space for the Tenant's specific business operations prior to opening.</w:t>
       </w:r>
     </w:p>
     <w:p>
@@ -2178,7 +2629,7 @@
         <w:t>Term.</w:t>
       </w:r>
       <w:r>
-        <w:t xml:space="preserve"> The duration of the Lease, as stated in the Lease Terms Sheet, including any exercised extension.</w:t>
+        <w:t xml:space="preserve"> The total duration of the Lease Agreement, measured from the Lease Start Date to the Lease Expiration Date.</w:t>
       </w:r>
     </w:p>
     <w:p>
@@ -2189,7 +2640,7 @@
         <w:t>Trade Fixtures.</w:t>
       </w:r>
       <w:r>
-        <w:t xml:space="preserve"> Movable items of personal property or equipment installed by Tenant for its business that remain Tenant's property and must be removed at the end of the Term, repairing any damage from removal.</w:t>
+        <w:t xml:space="preserve"> Items of personal property or equipment installed by the Tenant specifically for the conduct of their business (e.g., commercial espresso machines, specialized retail shelving, portable point-of-sale systems). Unlike Alterations, Trade Fixtures remain the property of the Tenant and must be removed at the expiration of the Lease, provided Tenant repairs any damage caused by their removal.</w:t>
       </w:r>
     </w:p>
     <w:p>
@@ -2197,10 +2648,10 @@
         <w:rPr>
           <w:b/>
         </w:rPr>
-        <w:t>Triple-Net Expenses.</w:t>
-      </w:r>
-      <w:r>
-        <w:t xml:space="preserve"> The property taxes, building-insurance premiums, and routine maintenance costs Tenant bears at actual cost under Article 6, plus utilities.</w:t>
+        <w:t>Utilities.</w:t>
+      </w:r>
+      <w:r>
+        <w:t xml:space="preserve"> The basic services delivered to the Premises or the Building for use by Tenant or in connection with the operation of the Premises. Utilities generally include water, electricity, sewer, and garbage/dumpster service. Any additional services, exceptions, exclusions, or different allocations of responsibility between Landlord and Tenant shall be set forth in the Lease Terms Sheet or the applicable Exhibit, which shall control.</w:t>
       </w:r>
     </w:p>
     <w:p>
@@ -2208,7 +2659,7 @@
         <w:rPr>
           <w:i/>
         </w:rPr>
-        <w:t>End of the Definitions &amp; Glossary for The Burton Inn — Draft v0.6, July 14, 2026. To be read with the Lease Terms Sheet and the Standard Lease Terms.</w:t>
+        <w:t>End of the Courthouse Square Vashon LLC Standard Lease Terms and Definitions, Version 1.5.</w:t>
       </w:r>
     </w:p>
     <w:sectPr>

--- a/burton-inn/lease.docx
+++ b/burton-inn/lease.docx
@@ -23,7 +23,7 @@
         <w:rPr>
           <w:b/>
         </w:rPr>
-        <w:t>Draft v0.7 — July 14, 2026 — prepared from the July 2026 Rent Basis &amp; Owner Return prospectus</w:t>
+        <w:t>Draft v0.8 — July 23, 2026 — prepared from the July 2026 Rent Basis &amp; Owner Return prospectus</w:t>
       </w:r>
     </w:p>
     <w:p>
@@ -49,7 +49,7 @@
         <w:t>Definitions &amp; Glossary</w:t>
       </w:r>
       <w:r>
-        <w:t xml:space="preserve"> (Courthouse Square Vashon LLC standard form, Version 1.5, June 29, 2026), which are attached and apply unchanged. Where this Terms Sheet or an Exhibit is silent, the Standard Lease Terms and Definitions &amp; Glossary control; in the event of a conflict, this Terms Sheet and its Exhibits prevail. The economic structure implements the deal described in "The Burton Inn — Rent Basis &amp; Owner Return" (July 2026).*</w:t>
+        <w:t xml:space="preserve"> (neutral standard form, Version 1.6, July 23, 2026), which are attached and apply unchanged. Where this Terms Sheet or an Exhibit is silent, the Standard Lease Terms and Definitions &amp; Glossary control; in the event of a conflict, this Terms Sheet and its Exhibits prevail. The economic structure implements the deal described in "The Burton Inn — Rent Basis &amp; Owner Return" (July 2026).*</w:t>
       </w:r>
     </w:p>
     <w:p>
@@ -497,7 +497,7 @@
         <w:t>Definitions &amp; Glossary</w:t>
       </w:r>
       <w:r>
-        <w:t xml:space="preserve"> (Courthouse Square Vashon LLC standard form, Version 1.5, June 29, 2026, attached and applying unchanged), constitutes the entire Commercial Lease Agreement for the Premises and supersedes all prior discussions, including the July 2026 prospectus (a planning document, not a contract, except as expressly implemented herein) and any letter of intent. Order of precedence: (1) this Terms Sheet; (2) the Exhibits, with Exhibit D controlling over the other Exhibits and over the Standard Lease Terms to the extent of any conflict; (3) the Standard Lease Terms; (4) the Definitions &amp; Glossary. Amendments must be in a writing signed by both parties.</w:t>
+        <w:t xml:space="preserve"> (neutral standard form, Version 1.6, July 23, 2026, attached and applying unchanged), constitutes the entire Commercial Lease Agreement for the Premises and supersedes all prior discussions, including the July 2026 prospectus (a planning document, not a contract, except as expressly implemented herein) and any letter of intent. Order of precedence: (1) this Terms Sheet; (2) the Exhibits, with Exhibit D controlling over the other Exhibits and over the Standard Lease Terms to the extent of any conflict; (3) the Standard Lease Terms; (4) the Definitions &amp; Glossary. Amendments must be in a writing signed by both parties.</w:t>
       </w:r>
     </w:p>
     <w:p>
@@ -1172,7 +1172,7 @@
         <w:rPr>
           <w:i/>
         </w:rPr>
-        <w:t>End of the Lease Terms Sheet and Exhibits for The Burton Inn — Draft v0.7, July 14, 2026. To be read with the attached Standard Lease Terms and Definitions &amp; Glossary (Courthouse Square Vashon LLC standard form, Version 1.5, June 29, 2026).</w:t>
+        <w:t>End of the Lease Terms Sheet and Exhibits for The Burton Inn — Draft v0.8, July 23, 2026. To be read with the attached Standard Lease Terms and Definitions &amp; Glossary (neutral standard form, Version 1.6, July 23, 2026).</w:t>
       </w:r>
     </w:p>
     <w:p>
@@ -1193,7 +1193,7 @@
         <w:rPr>
           <w:b/>
         </w:rPr>
-        <w:t>Courthouse Square Vashon LLC</w:t>
+        <w:t>Standard form — the Landlord, Tenant, and Property are identified in the Lease Terms Sheet</w:t>
       </w:r>
     </w:p>
     <w:p>
@@ -1201,7 +1201,7 @@
         <w:rPr>
           <w:b/>
         </w:rPr>
-        <w:t>Version 1.5, June 29, 2026</w:t>
+        <w:t>Version 1.6, July 23, 2026</w:t>
       </w:r>
     </w:p>
     <w:p>
@@ -1215,7 +1215,7 @@
         <w:t>Applicability.</w:t>
       </w:r>
       <w:r>
-        <w:t xml:space="preserve"> This document contains the standard operating and legal terms for the Property (these Standard Lease Terms and the Definitions &amp; Glossary). Capitalized terms used herein are defined either in the Definitions &amp; Glossary below or in the Lease Terms Sheet of the Tenant's specific Commercial Lease Agreement. Landlord may amend the Standard Lease Terms and the Definitions &amp; Glossary from time to time as the standard form for the Property; such amendments apply only to Commercial Lease Agreements executed after the effective date of the amendment, and the version incorporated into any specific Lease shall be as stated in the Lease Terms Sheet for that Lease.</w:t>
+        <w:t xml:space="preserve"> This document contains the standard operating and legal terms for the Property (these Standard Lease Terms and the Definitions &amp; Glossary). This form is neutral: it identifies no party or property by name, and every deal-specific and property-specific term — including the parties, the Property, and all financial terms — is stated in the Lease Terms Sheet of the Tenant's specific Commercial Lease Agreement and its Exhibits. Capitalized terms used herein are defined either in the Definitions &amp; Glossary below or in that Lease Terms Sheet. Landlord may amend the Standard Lease Terms and the Definitions &amp; Glossary from time to time as the standard form; such amendments apply only to Commercial Lease Agreements executed after the effective date of the amendment, and the version incorporated into any specific Lease shall be as stated in the Lease Terms Sheet for that Lease.</w:t>
       </w:r>
     </w:p>
     <w:p>
@@ -2659,7 +2659,7 @@
         <w:rPr>
           <w:i/>
         </w:rPr>
-        <w:t>End of the Courthouse Square Vashon LLC Standard Lease Terms and Definitions, Version 1.5.</w:t>
+        <w:t>End of the Standard Lease Terms and Definitions &amp; Glossary, Version 1.6.</w:t>
       </w:r>
     </w:p>
     <w:sectPr>

--- a/burton-inn/lease.docx
+++ b/burton-inn/lease.docx
@@ -23,7 +23,7 @@
         <w:rPr>
           <w:b/>
         </w:rPr>
-        <w:t>Draft v0.8 — July 23, 2026 — prepared from the July 2026 Rent Basis &amp; Owner Return prospectus</w:t>
+        <w:t>Draft v0.9 — July 24, 2026 — prepared from the July 2026 Rent Basis &amp; Owner Return prospectus</w:t>
       </w:r>
     </w:p>
     <w:p>
@@ -191,6 +191,17 @@
         <w:rPr>
           <w:b/>
         </w:rPr>
+        <w:t>INITIAL TERM:</w:t>
+      </w:r>
+      <w:r>
+        <w:t xml:space="preserve"> Five (5) Lease Years, so performance can be assessed at the end of the first term before either party commits to the Extension Option below.</w:t>
+      </w:r>
+    </w:p>
+    <w:p>
+      <w:r>
+        <w:rPr>
+          <w:b/>
+        </w:rPr>
         <w:t>TRIPLE-NET / UTILITIES START DATE:</w:t>
       </w:r>
       <w:r>
@@ -216,7 +227,7 @@
         <w:t>LEASE EXPIRATION DATE:</w:t>
       </w:r>
       <w:r>
-        <w:t xml:space="preserve"> June 30, 2036 (ten Lease Years).</w:t>
+        <w:t xml:space="preserve"> June 30, 2031 (end of Lease Year 5), unless extended under the Extension Option below.</w:t>
       </w:r>
     </w:p>
     <w:p>
@@ -238,7 +249,7 @@
         <w:t>EXTENSION OPTION:</w:t>
       </w:r>
       <w:r>
-        <w:t xml:space="preserve"> One (1) option to extend for five (5) years (July 1, 2036 – June 30, 2041), on the terms stated in Exhibit D, §D.6.</w:t>
+        <w:t xml:space="preserve"> One (1) option to extend for a second term of five (5) years (July 1, 2031 – June 30, 2036, i.e., Lease Years 6–10), on the terms stated in Exhibit D, §D.6.</w:t>
       </w:r>
     </w:p>
     <w:p>
@@ -951,10 +962,19 @@
         <w:rPr>
           <w:b/>
         </w:rPr>
-        <w:t>(d) Statements and payment.</w:t>
-      </w:r>
-      <w:r>
-        <w:t xml:space="preserve"> Within twenty (20) days after each calendar month from the Commencement Date, Tenant shall deliver a written statement of Gross Revenue for that month, broken out by line of business. Within thirty (30) days after each calendar quarter, Tenant shall pay Percentage Rent computed cumulatively for the Lease Year to date, less amounts already paid. Within ninety (90) days after each Lease Year, Tenant shall deliver a reconciliation statement certified by an officer or manager of Tenant, with payment of any deficiency; overpayment is credited to the next Percentage Rent due (or refunded within thirty (30) days after the Term).</w:t>
+        <w:t>(d) Calendar Quarters; statements and payment.</w:t>
+      </w:r>
+      <w:r>
+        <w:t xml:space="preserve"> A "</w:t>
+      </w:r>
+      <w:r>
+        <w:rPr>
+          <w:b/>
+        </w:rPr>
+        <w:t>Calendar Quarter</w:t>
+      </w:r>
+      <w:r>
+        <w:t>" is each of the four fixed three-month periods of the calendar year — January–March, April–June, July–September, and October–December. Because each Lease Year runs July 1 through June 30 (§D.6), a Lease Year comprises exactly four Calendar Quarters in sequence (July–September, October–December, January–March, April–June) with no partial quarter at either end. Within twenty (20) days after each calendar month from the Commencement Date, Tenant shall deliver a written statement of Gross Revenue for that month, broken out by line of business. Percentage Rent is reconciled and paid on a Calendar Quarter basis, within one (1) month after the end of each Calendar Quarter — that is, by April 30 for the Calendar Quarter ended March 31; by July 31 for the Calendar Quarter ended June 30; by October 31 for the Calendar Quarter ended September 30; and by January 31 for the Calendar Quarter ended December 31 — each such payment computed cumulatively for the Lease Year to date: the Percentage Rent Rate applied to the amount by which cumulative Gross Revenue for the Lease Year to date exceeds the Breakpoint, less Percentage Rent already paid for that Lease Year. Within ninety (90) days after each Lease Year, Tenant shall deliver a reconciliation statement certified by an officer or manager of Tenant, with payment of any deficiency; overpayment is credited against the next Percentage Rent due (or refunded within thirty (30) days after the end of the Term).</w:t>
       </w:r>
     </w:p>
     <w:p>
@@ -1011,7 +1031,7 @@
         <w:t>Extension option:</w:t>
       </w:r>
       <w:r>
-        <w:t xml:space="preserve"> provided no Event of Default then exists, Tenant may extend the Term once for five (5) years (July 1, 2036 – June 30, 2041), on the same terms except this option and the Lease Year 1 abatement, by written notice to Landlord given 9–15 months before the end of the initial Term.</w:t>
+        <w:t xml:space="preserve"> provided no Event of Default then exists, Tenant may extend the Term once for a second term of five (5) years (July 1, 2031 – June 30, 2036, i.e., Lease Years 6–10), on the same terms except this option and the Lease Year 1 abatement, by written notice to Landlord given 9–15 months before the end of the initial Term.</w:t>
       </w:r>
     </w:p>
     <w:p>
@@ -1172,7 +1192,7 @@
         <w:rPr>
           <w:i/>
         </w:rPr>
-        <w:t>End of the Lease Terms Sheet and Exhibits for The Burton Inn — Draft v0.8, July 23, 2026. To be read with the attached Standard Lease Terms and Definitions &amp; Glossary (neutral standard form, Version 1.6, July 23, 2026).</w:t>
+        <w:t>End of the Lease Terms Sheet and Exhibits for The Burton Inn — Draft v0.9, July 24, 2026. To be read with the attached Standard Lease Terms and Definitions &amp; Glossary (neutral standard form, Version 1.6, July 23, 2026).</w:t>
       </w:r>
     </w:p>
     <w:p>

--- a/burton-inn/lease.docx
+++ b/burton-inn/lease.docx
@@ -23,7 +23,7 @@
         <w:rPr>
           <w:b/>
         </w:rPr>
-        <w:t>Draft v0.9 — July 24, 2026 — prepared from the July 2026 Rent Basis &amp; Owner Return prospectus</w:t>
+        <w:t>Draft v0.10 — July 25, 2026 — prepared from the July 2026 Rent Basis &amp; Owner Return prospectus</w:t>
       </w:r>
     </w:p>
     <w:p>
@@ -183,7 +183,7 @@
         <w:t>LEASE START DATE (COMMENCEMENT):</w:t>
       </w:r>
       <w:r>
-        <w:t xml:space="preserve"> July 1, 2026. Possession has been delivered to and accepted by Tenant.</w:t>
+        <w:t xml:space="preserve"> September 1, 2026. Possession has been delivered to and accepted by Tenant.</w:t>
       </w:r>
     </w:p>
     <w:p>
@@ -205,7 +205,7 @@
         <w:t>TRIPLE-NET / UTILITIES START DATE:</w:t>
       </w:r>
       <w:r>
-        <w:t xml:space="preserve"> August 1, 2026 (Landlord carries the Premises' costs for July 2026).</w:t>
+        <w:t xml:space="preserve"> October 1, 2026 (Landlord carries the Premises' costs for September 2026).</w:t>
       </w:r>
     </w:p>
     <w:p>
@@ -216,7 +216,7 @@
         <w:t>RENT COMMENCEMENT DATE (BASE RENT):</w:t>
       </w:r>
       <w:r>
-        <w:t xml:space="preserve"> July 1, 2027. Base Rent is abated in full during Lease Year 1 and begins on the first day of Lease Year 2.</w:t>
+        <w:t xml:space="preserve"> September 1, 2027. Base Rent is abated in full during Lease Year 1 and begins on the first day of Lease Year 2.</w:t>
       </w:r>
     </w:p>
     <w:p>
@@ -227,7 +227,7 @@
         <w:t>LEASE EXPIRATION DATE:</w:t>
       </w:r>
       <w:r>
-        <w:t xml:space="preserve"> June 30, 2031 (end of Lease Year 5), unless extended under the Extension Option below.</w:t>
+        <w:t xml:space="preserve"> August 31, 2031 (end of Lease Year 5), unless extended under the Extension Option below.</w:t>
       </w:r>
     </w:p>
     <w:p>
@@ -238,7 +238,7 @@
         <w:t>LEASE YEARS:</w:t>
       </w:r>
       <w:r>
-        <w:t xml:space="preserve"> Each Lease Year runs July 1 – June 30. Lease Year 1 is July 1, 2026 – June 30, 2027 (see Exhibit D, §D.6).</w:t>
+        <w:t xml:space="preserve"> Each Lease Year runs September 1 – August 31. Lease Year 1 is September 1, 2026 – August 31, 2027 (see Exhibit D, §D.6).</w:t>
       </w:r>
     </w:p>
     <w:p>
@@ -249,7 +249,7 @@
         <w:t>EXTENSION OPTION:</w:t>
       </w:r>
       <w:r>
-        <w:t xml:space="preserve"> One (1) option to extend for a second term of five (5) years (July 1, 2031 – June 30, 2036, i.e., Lease Years 6–10), on the terms stated in Exhibit D, §D.6.</w:t>
+        <w:t xml:space="preserve"> One (1) option to extend for a second term of five (5) years (September 1, 2031 – August 31, 2036, i.e., Lease Years 6–10), on the terms stated in Exhibit D, §D.6.</w:t>
       </w:r>
     </w:p>
     <w:p>
@@ -321,7 +321,7 @@
         <w:t>TRIPLE-NET EXPENSES (TENANT-PAID, AT ACTUAL COST):</w:t>
       </w:r>
       <w:r>
-        <w:t xml:space="preserve"> Real property taxes (currently about $8,500/yr), Landlord's building-insurance premiums (currently about $6,500/yr), and routine maintenance and upkeep (currently about $375/mo) — about $19,500/yr today. Begins August 1, 2026 and applies in every Lease Year including Lease Year 1 (see Exhibit D, §D.3).</w:t>
+        <w:t xml:space="preserve"> Real property taxes (currently about $8,500/yr), Landlord's building-insurance premiums (currently about $6,500/yr), and routine maintenance and upkeep (currently about $375/mo) — about $19,500/yr today. Begins October 1, 2026 and applies in every Lease Year including Lease Year 1 (see Exhibit D, §D.3).</w:t>
       </w:r>
     </w:p>
     <w:p>
@@ -384,7 +384,7 @@
         <w:t>DELIVERY CONDITION:</w:t>
       </w:r>
       <w:r>
-        <w:t xml:space="preserve"> As-Is (possession delivered and accepted July 1, 2026), subject to Landlord's capital-systems scope and retained obligations under Exhibit D (§§D.7–D.8).</w:t>
+        <w:t xml:space="preserve"> As-Is (possession delivered and accepted September 1, 2026), subject to Landlord's capital-systems scope and retained obligations under Exhibit D (§§D.7–D.8).</w:t>
       </w:r>
     </w:p>
     <w:p>
@@ -974,7 +974,7 @@
         <w:t>Calendar Quarter</w:t>
       </w:r>
       <w:r>
-        <w:t>" is each of the four fixed three-month periods of the calendar year — January–March, April–June, July–September, and October–December. Because each Lease Year runs July 1 through June 30 (§D.6), a Lease Year comprises exactly four Calendar Quarters in sequence (July–September, October–December, January–March, April–June) with no partial quarter at either end. Within twenty (20) days after each calendar month from the Commencement Date, Tenant shall deliver a written statement of Gross Revenue for that month, broken out by line of business. Percentage Rent is reconciled and paid on a Calendar Quarter basis, within one (1) month after the end of each Calendar Quarter — that is, by April 30 for the Calendar Quarter ended March 31; by July 31 for the Calendar Quarter ended June 30; by October 31 for the Calendar Quarter ended September 30; and by January 31 for the Calendar Quarter ended December 31 — each such payment computed cumulatively for the Lease Year to date: the Percentage Rent Rate applied to the amount by which cumulative Gross Revenue for the Lease Year to date exceeds the Breakpoint, less Percentage Rent already paid for that Lease Year. Within ninety (90) days after each Lease Year, Tenant shall deliver a reconciliation statement certified by an officer or manager of Tenant, with payment of any deficiency; overpayment is credited against the next Percentage Rent due (or refunded within thirty (30) days after the end of the Term).</w:t>
+        <w:t>" is each of the four fixed three-month periods of the calendar year — January–March, April–June, July–September, and October–December — applying on that fixed calendar regardless of the Commencement Date or the Lease Year cycle. Because Lease Year 1 begins September 1 (mid-quarter), the Lease Year cycle does not align to Calendar Quarter boundaries; the cumulative Lease-Year-to-date computation below trues this up automatically each quarter, so no separate partial-quarter calculation is needed. Within twenty (20) days after each calendar month from the Commencement Date, Tenant shall deliver a written statement of Gross Revenue for that month, broken out by line of business. Percentage Rent is reconciled and paid on a Calendar Quarter basis, within one (1) month after the end of each Calendar Quarter — that is, by April 30 for the Calendar Quarter ended March 31; by July 31 for the Calendar Quarter ended June 30; by October 31 for the Calendar Quarter ended September 30; and by January 31 for the Calendar Quarter ended December 31 — each such payment computed cumulatively for the Lease Year to date: the Percentage Rent Rate applied to the amount by which cumulative Gross Revenue for the Lease Year to date exceeds the Breakpoint, less Percentage Rent already paid for that Lease Year. Within ninety (90) days after each Lease Year, Tenant shall deliver a reconciliation statement certified by an officer or manager of Tenant, with payment of any deficiency; overpayment is credited against the next Percentage Rent due (or refunded within thirty (30) days after the end of the Term).</w:t>
       </w:r>
     </w:p>
     <w:p>
@@ -1022,7 +1022,7 @@
         <w:t>Lease Year</w:t>
       </w:r>
       <w:r>
-        <w:t xml:space="preserve">" runs July 1 – June 30 (Lease Year 1: July 1, 2026 – June 30, 2027); the final Lease Year ends on the last day of the Term; all Gross Revenue from and after the Commencement Date is included in the Lease Year in which it arises. Tenant intends to open in two phases (Phase 1 guest rooms; Phase 2 kitchen, bar, and events, targeted about three (3) months later), pursued with commercially reasonable diligence; because Lease Years run on the fixed calendar above regardless of the pace of Tenant's fit-out, delay in opening extends neither the Base Rent abatement nor any other milestone. </w:t>
+        <w:t xml:space="preserve">" runs September 1 – August 31 (Lease Year 1: September 1, 2026 – August 31, 2027); the final Lease Year ends on the last day of the Term; all Gross Revenue from and after the Commencement Date is included in the Lease Year in which it arises. Tenant intends to open in two phases (Phase 1 guest rooms; Phase 2 kitchen, bar, and events, targeted about three (3) months later), pursued with commercially reasonable diligence; because Lease Years run on the fixed calendar above regardless of the pace of Tenant's fit-out, delay in opening extends neither the Base Rent abatement nor any other milestone. </w:t>
       </w:r>
       <w:r>
         <w:rPr>
@@ -1031,7 +1031,7 @@
         <w:t>Extension option:</w:t>
       </w:r>
       <w:r>
-        <w:t xml:space="preserve"> provided no Event of Default then exists, Tenant may extend the Term once for a second term of five (5) years (July 1, 2031 – June 30, 2036, i.e., Lease Years 6–10), on the same terms except this option and the Lease Year 1 abatement, by written notice to Landlord given 9–15 months before the end of the initial Term.</w:t>
+        <w:t xml:space="preserve"> provided no Event of Default then exists, Tenant may extend the Term once for a second term of five (5) years (September 1, 2031 – August 31, 2036, i.e., Lease Years 6–10), on the same terms except this option and the Lease Year 1 abatement, by written notice to Landlord given 9–15 months before the end of the initial Term.</w:t>
       </w:r>
     </w:p>
     <w:p>
@@ -1192,7 +1192,7 @@
         <w:rPr>
           <w:i/>
         </w:rPr>
-        <w:t>End of the Lease Terms Sheet and Exhibits for The Burton Inn — Draft v0.9, July 24, 2026. To be read with the attached Standard Lease Terms and Definitions &amp; Glossary (neutral standard form, Version 1.6, July 23, 2026).</w:t>
+        <w:t>End of the Lease Terms Sheet and Exhibits for The Burton Inn — Draft v0.10, July 25, 2026. To be read with the attached Standard Lease Terms and Definitions &amp; Glossary (neutral standard form, Version 1.6, July 23, 2026).</w:t>
       </w:r>
     </w:p>
     <w:p>
